--- a/02-放大电路/03-音频放大电路/参数均衡电路/参数均衡电路.docx
+++ b/02-放大电路/03-音频放大电路/参数均衡电路/参数均衡电路.docx
@@ -2942,6 +2942,20 @@
     </w:p>
     <w:bookmarkEnd w:id="26"/>
     <w:bookmarkEnd w:id="27"/>
+    <w:p>
+      <w:pPr>
+        <w:spacing w:before="360"/>
+        <w:jc w:val="center"/>
+      </w:pPr>
+      <w:r>
+        <w:rPr>
+          <w:rFonts w:ascii="Times New Roman" w:hAnsi="Times New Roman"/>
+          <w:color w:val="555555"/>
+          <w:sz w:val="21"/>
+        </w:rPr>
+        <w:t>材料收集者：杜文杰</w:t>
+      </w:r>
+    </w:p>
     <w:sectPr>
       <w:headerReference r:id="rId9" w:type="default"/>
       <w:footerReference r:id="rId10" w:type="default"/>

--- a/02-放大电路/03-音频放大电路/参数均衡电路/参数均衡电路.docx
+++ b/02-放大电路/03-音频放大电路/参数均衡电路/参数均衡电路.docx
@@ -1,6 +1,6 @@
 
 <file path=word/document.xml><?xml version="1.0" encoding="utf-8"?>
-<w:document xmlns:w="http://schemas.openxmlformats.org/wordprocessingml/2006/main" xmlns:m="http://schemas.openxmlformats.org/officeDocument/2006/math" xmlns:r="http://schemas.openxmlformats.org/officeDocument/2006/relationships" xmlns:o="urn:schemas-microsoft-com:office:office" xmlns:v="urn:schemas-microsoft-com:vml" xmlns:w10="urn:schemas-microsoft-com:office:word" xmlns:a="http://schemas.openxmlformats.org/drawingml/2006/main" xmlns:pic="http://schemas.openxmlformats.org/drawingml/2006/picture" xmlns:wp="http://schemas.openxmlformats.org/drawingml/2006/wordprocessingDrawing">
+<w:document xmlns:m="http://schemas.openxmlformats.org/officeDocument/2006/math" xmlns:r="http://schemas.openxmlformats.org/officeDocument/2006/relationships" xmlns:w="http://schemas.openxmlformats.org/wordprocessingml/2006/main" xmlns:o="urn:schemas-microsoft-com:office:office" xmlns:v="urn:schemas-microsoft-com:vml" xmlns:w10="urn:schemas-microsoft-com:office:word" xmlns:a="http://schemas.openxmlformats.org/drawingml/2006/main" xmlns:pic="http://schemas.openxmlformats.org/drawingml/2006/picture" xmlns:wp="http://schemas.openxmlformats.org/drawingml/2006/wordprocessingDrawing">
   <w:body>
     <w:bookmarkStart w:id="27" w:name="参数均衡电路"/>
     <w:p>
@@ -9,7 +9,7 @@
       </w:pPr>
       <w:r>
         <w:rPr>
-          <w:rFonts w:hint="eastAsia"/>
+          <w:rFonts w:hint="eastAsia" w:eastAsia="黑体"/>
         </w:rPr>
         <w:t xml:space="preserve">参数均衡电路</w:t>
       </w:r>
@@ -21,7 +21,7 @@
       </w:pPr>
       <w:r>
         <w:rPr>
-          <w:rFonts w:hint="eastAsia"/>
+          <w:rFonts w:hint="eastAsia" w:eastAsia="黑体"/>
         </w:rPr>
         <w:t xml:space="preserve">拓扑描述</w:t>
       </w:r>
@@ -32,20 +32,26 @@
       </w:pPr>
       <w:r>
         <w:rPr>
-          <w:rFonts w:hint="eastAsia"/>
+          <w:rFonts w:hint="eastAsia" w:eastAsia="黑体"/>
         </w:rPr>
         <w:t xml:space="preserve">参数均衡电路（以状态变量型</w:t>
       </w:r>
       <w:r>
+        <w:rPr>
+          <w:rFonts w:eastAsia="黑体"/>
+        </w:rPr>
         <w:t xml:space="preserve"> SVF </w:t>
       </w:r>
       <w:r>
         <w:rPr>
-          <w:rFonts w:hint="eastAsia"/>
+          <w:rFonts w:hint="eastAsia" w:eastAsia="黑体"/>
         </w:rPr>
         <w:t xml:space="preserve">为例）由运放</w:t>
       </w:r>
       <w:r>
+        <w:rPr>
+          <w:rFonts w:eastAsia="黑体"/>
+        </w:rPr>
         <w:t xml:space="preserve"> </w:t>
       </w:r>
       <m:oMath>
@@ -63,6 +69,9 @@
         </m:sSub>
       </m:oMath>
       <w:r>
+        <w:rPr>
+          <w:rFonts w:eastAsia="黑体"/>
+        </w:rPr>
         <w:t xml:space="preserve">、</w:t>
       </w:r>
       <m:oMath>
@@ -80,6 +89,9 @@
         </m:sSub>
       </m:oMath>
       <w:r>
+        <w:rPr>
+          <w:rFonts w:eastAsia="黑体"/>
+        </w:rPr>
         <w:t xml:space="preserve">、</w:t>
       </w:r>
       <m:oMath>
@@ -98,11 +110,14 @@
       </m:oMath>
       <w:r>
         <w:rPr>
-          <w:rFonts w:hint="eastAsia"/>
+          <w:rFonts w:hint="eastAsia" w:eastAsia="黑体"/>
         </w:rPr>
         <w:t xml:space="preserve">（或等效的多个运放级）、定值电阻</w:t>
       </w:r>
       <w:r>
+        <w:rPr>
+          <w:rFonts w:eastAsia="黑体"/>
+        </w:rPr>
         <w:t xml:space="preserve"> </w:t>
       </w:r>
       <m:oMath>
@@ -120,6 +135,9 @@
         </m:sSub>
       </m:oMath>
       <w:r>
+        <w:rPr>
+          <w:rFonts w:eastAsia="黑体"/>
+        </w:rPr>
         <w:t xml:space="preserve">、</w:t>
       </w:r>
       <m:oMath>
@@ -137,6 +155,9 @@
         </m:sSub>
       </m:oMath>
       <w:r>
+        <w:rPr>
+          <w:rFonts w:eastAsia="黑体"/>
+        </w:rPr>
         <w:t xml:space="preserve">、</w:t>
       </w:r>
       <m:oMath>
@@ -155,11 +176,14 @@
       </m:oMath>
       <w:r>
         <w:rPr>
-          <w:rFonts w:hint="eastAsia"/>
+          <w:rFonts w:hint="eastAsia" w:eastAsia="黑体"/>
         </w:rPr>
         <w:t xml:space="preserve">、积分电容</w:t>
       </w:r>
       <w:r>
+        <w:rPr>
+          <w:rFonts w:eastAsia="黑体"/>
+        </w:rPr>
         <w:t xml:space="preserve"> </w:t>
       </w:r>
       <m:oMath>
@@ -177,6 +201,9 @@
         </m:sSub>
       </m:oMath>
       <w:r>
+        <w:rPr>
+          <w:rFonts w:eastAsia="黑体"/>
+        </w:rPr>
         <w:t xml:space="preserve">、</w:t>
       </w:r>
       <m:oMath>
@@ -195,11 +222,14 @@
       </m:oMath>
       <w:r>
         <w:rPr>
-          <w:rFonts w:hint="eastAsia"/>
+          <w:rFonts w:hint="eastAsia" w:eastAsia="黑体"/>
         </w:rPr>
         <w:t xml:space="preserve">，以及三只电位器</w:t>
       </w:r>
       <w:r>
+        <w:rPr>
+          <w:rFonts w:eastAsia="黑体"/>
+        </w:rPr>
         <w:t xml:space="preserve"> </w:t>
       </w:r>
       <m:oMath>
@@ -218,7 +248,7 @@
       </m:oMath>
       <w:r>
         <w:rPr>
-          <w:rFonts w:hint="eastAsia"/>
+          <w:rFonts w:hint="eastAsia" w:eastAsia="黑体"/>
         </w:rPr>
         <w:t xml:space="preserve">（中心频率）、</w:t>
       </w:r>
@@ -238,7 +268,7 @@
       </m:oMath>
       <w:r>
         <w:rPr>
-          <w:rFonts w:hint="eastAsia"/>
+          <w:rFonts w:hint="eastAsia" w:eastAsia="黑体"/>
         </w:rPr>
         <w:t xml:space="preserve">（品质因数）、</w:t>
       </w:r>
@@ -258,11 +288,14 @@
       </m:oMath>
       <w:r>
         <w:rPr>
-          <w:rFonts w:hint="eastAsia"/>
+          <w:rFonts w:hint="eastAsia" w:eastAsia="黑体"/>
         </w:rPr>
         <w:t xml:space="preserve">（增益）构成。节点定义如下：输入节点</w:t>
       </w:r>
       <w:r>
+        <w:rPr>
+          <w:rFonts w:eastAsia="黑体"/>
+        </w:rPr>
         <w:t xml:space="preserve"> </w:t>
       </w:r>
       <m:oMath>
@@ -283,15 +316,21 @@
         </m:sSub>
       </m:oMath>
       <w:r>
+        <w:rPr>
+          <w:rFonts w:eastAsia="黑体"/>
+        </w:rPr>
         <w:t xml:space="preserve"> </w:t>
       </w:r>
       <w:r>
         <w:rPr>
-          <w:rFonts w:hint="eastAsia"/>
+          <w:rFonts w:hint="eastAsia" w:eastAsia="黑体"/>
         </w:rPr>
         <w:t xml:space="preserve">接信号源与</w:t>
       </w:r>
       <w:r>
+        <w:rPr>
+          <w:rFonts w:eastAsia="黑体"/>
+        </w:rPr>
         <w:t xml:space="preserve"> </w:t>
       </w:r>
       <m:oMath>
@@ -309,15 +348,21 @@
         </m:sSub>
       </m:oMath>
       <w:r>
+        <w:rPr>
+          <w:rFonts w:eastAsia="黑体"/>
+        </w:rPr>
         <w:t xml:space="preserve"> </w:t>
       </w:r>
       <w:r>
         <w:rPr>
-          <w:rFonts w:hint="eastAsia"/>
+          <w:rFonts w:hint="eastAsia" w:eastAsia="黑体"/>
         </w:rPr>
         <w:t xml:space="preserve">的一端；中间求和节点</w:t>
       </w:r>
       <w:r>
+        <w:rPr>
+          <w:rFonts w:eastAsia="黑体"/>
+        </w:rPr>
         <w:t xml:space="preserve"> </w:t>
       </w:r>
       <m:oMath>
@@ -335,15 +380,21 @@
         </m:sSub>
       </m:oMath>
       <w:r>
+        <w:rPr>
+          <w:rFonts w:eastAsia="黑体"/>
+        </w:rPr>
         <w:t xml:space="preserve"> </w:t>
       </w:r>
       <w:r>
         <w:rPr>
-          <w:rFonts w:hint="eastAsia"/>
+          <w:rFonts w:hint="eastAsia" w:eastAsia="黑体"/>
         </w:rPr>
         <w:t xml:space="preserve">汇集</w:t>
       </w:r>
       <w:r>
+        <w:rPr>
+          <w:rFonts w:eastAsia="黑体"/>
+        </w:rPr>
         <w:t xml:space="preserve"> </w:t>
       </w:r>
       <m:oMath>
@@ -361,11 +412,14 @@
         </m:sSub>
       </m:oMath>
       <w:r>
+        <w:rPr>
+          <w:rFonts w:eastAsia="黑体"/>
+        </w:rPr>
         <w:t xml:space="preserve"> </w:t>
       </w:r>
       <w:r>
         <w:rPr>
-          <w:rFonts w:hint="eastAsia"/>
+          <w:rFonts w:hint="eastAsia" w:eastAsia="黑体"/>
         </w:rPr>
         <w:t xml:space="preserve">滑动端、</w:t>
       </w:r>
@@ -384,15 +438,21 @@
         </m:sSub>
       </m:oMath>
       <w:r>
+        <w:rPr>
+          <w:rFonts w:eastAsia="黑体"/>
+        </w:rPr>
         <w:t xml:space="preserve"> </w:t>
       </w:r>
       <w:r>
         <w:rPr>
-          <w:rFonts w:hint="eastAsia"/>
+          <w:rFonts w:hint="eastAsia" w:eastAsia="黑体"/>
         </w:rPr>
         <w:t xml:space="preserve">反馈支路与</w:t>
       </w:r>
       <w:r>
+        <w:rPr>
+          <w:rFonts w:eastAsia="黑体"/>
+        </w:rPr>
         <w:t xml:space="preserve"> </w:t>
       </w:r>
       <m:oMath>
@@ -410,15 +470,21 @@
         </m:sSub>
       </m:oMath>
       <w:r>
+        <w:rPr>
+          <w:rFonts w:eastAsia="黑体"/>
+        </w:rPr>
         <w:t xml:space="preserve"> </w:t>
       </w:r>
       <w:r>
         <w:rPr>
-          <w:rFonts w:hint="eastAsia"/>
+          <w:rFonts w:hint="eastAsia" w:eastAsia="黑体"/>
         </w:rPr>
         <w:t xml:space="preserve">输出反馈；带通积分节点</w:t>
       </w:r>
       <w:r>
+        <w:rPr>
+          <w:rFonts w:eastAsia="黑体"/>
+        </w:rPr>
         <w:t xml:space="preserve"> </w:t>
       </w:r>
       <m:oMath>
@@ -439,15 +505,21 @@
         </m:sSub>
       </m:oMath>
       <w:r>
+        <w:rPr>
+          <w:rFonts w:eastAsia="黑体"/>
+        </w:rPr>
         <w:t xml:space="preserve"> </w:t>
       </w:r>
       <w:r>
         <w:rPr>
-          <w:rFonts w:hint="eastAsia"/>
+          <w:rFonts w:hint="eastAsia" w:eastAsia="黑体"/>
         </w:rPr>
         <w:t xml:space="preserve">为</w:t>
       </w:r>
       <w:r>
+        <w:rPr>
+          <w:rFonts w:eastAsia="黑体"/>
+        </w:rPr>
         <w:t xml:space="preserve"> </w:t>
       </w:r>
       <m:oMath>
@@ -465,15 +537,21 @@
         </m:sSub>
       </m:oMath>
       <w:r>
+        <w:rPr>
+          <w:rFonts w:eastAsia="黑体"/>
+        </w:rPr>
         <w:t xml:space="preserve"> </w:t>
       </w:r>
       <w:r>
         <w:rPr>
-          <w:rFonts w:hint="eastAsia"/>
+          <w:rFonts w:hint="eastAsia" w:eastAsia="黑体"/>
         </w:rPr>
         <w:t xml:space="preserve">的输出端；低通积分节点</w:t>
       </w:r>
       <w:r>
+        <w:rPr>
+          <w:rFonts w:eastAsia="黑体"/>
+        </w:rPr>
         <w:t xml:space="preserve"> </w:t>
       </w:r>
       <m:oMath>
@@ -494,15 +572,21 @@
         </m:sSub>
       </m:oMath>
       <w:r>
+        <w:rPr>
+          <w:rFonts w:eastAsia="黑体"/>
+        </w:rPr>
         <w:t xml:space="preserve"> </w:t>
       </w:r>
       <w:r>
         <w:rPr>
-          <w:rFonts w:hint="eastAsia"/>
+          <w:rFonts w:hint="eastAsia" w:eastAsia="黑体"/>
         </w:rPr>
         <w:t xml:space="preserve">为</w:t>
       </w:r>
       <w:r>
+        <w:rPr>
+          <w:rFonts w:eastAsia="黑体"/>
+        </w:rPr>
         <w:t xml:space="preserve"> </w:t>
       </w:r>
       <m:oMath>
@@ -520,15 +604,21 @@
         </m:sSub>
       </m:oMath>
       <w:r>
+        <w:rPr>
+          <w:rFonts w:eastAsia="黑体"/>
+        </w:rPr>
         <w:t xml:space="preserve"> </w:t>
       </w:r>
       <w:r>
         <w:rPr>
-          <w:rFonts w:hint="eastAsia"/>
+          <w:rFonts w:hint="eastAsia" w:eastAsia="黑体"/>
         </w:rPr>
         <w:t xml:space="preserve">的输出端；反相输出节点</w:t>
       </w:r>
       <w:r>
+        <w:rPr>
+          <w:rFonts w:eastAsia="黑体"/>
+        </w:rPr>
         <w:t xml:space="preserve"> </w:t>
       </w:r>
       <m:oMath>
@@ -552,15 +642,21 @@
         </m:sSub>
       </m:oMath>
       <w:r>
+        <w:rPr>
+          <w:rFonts w:eastAsia="黑体"/>
+        </w:rPr>
         <w:t xml:space="preserve"> </w:t>
       </w:r>
       <w:r>
         <w:rPr>
-          <w:rFonts w:hint="eastAsia"/>
+          <w:rFonts w:hint="eastAsia" w:eastAsia="黑体"/>
         </w:rPr>
         <w:t xml:space="preserve">为末级</w:t>
       </w:r>
       <w:r>
+        <w:rPr>
+          <w:rFonts w:eastAsia="黑体"/>
+        </w:rPr>
         <w:t xml:space="preserve"> </w:t>
       </w:r>
       <m:oMath>
@@ -578,15 +674,21 @@
         </m:sSub>
       </m:oMath>
       <w:r>
+        <w:rPr>
+          <w:rFonts w:eastAsia="黑体"/>
+        </w:rPr>
         <w:t xml:space="preserve"> </w:t>
       </w:r>
       <w:r>
         <w:rPr>
-          <w:rFonts w:hint="eastAsia"/>
+          <w:rFonts w:hint="eastAsia" w:eastAsia="黑体"/>
         </w:rPr>
         <w:t xml:space="preserve">的输出，经</w:t>
       </w:r>
       <w:r>
+        <w:rPr>
+          <w:rFonts w:eastAsia="黑体"/>
+        </w:rPr>
         <w:t xml:space="preserve"> </w:t>
       </w:r>
       <m:oMath>
@@ -604,15 +706,21 @@
         </m:sSub>
       </m:oMath>
       <w:r>
+        <w:rPr>
+          <w:rFonts w:eastAsia="黑体"/>
+        </w:rPr>
         <w:t xml:space="preserve"> </w:t>
       </w:r>
       <w:r>
         <w:rPr>
-          <w:rFonts w:hint="eastAsia"/>
+          <w:rFonts w:hint="eastAsia" w:eastAsia="黑体"/>
         </w:rPr>
         <w:t xml:space="preserve">回馈到</w:t>
       </w:r>
       <w:r>
+        <w:rPr>
+          <w:rFonts w:eastAsia="黑体"/>
+        </w:rPr>
         <w:t xml:space="preserve"> </w:t>
       </w:r>
       <m:oMath>
@@ -631,16 +739,19 @@
       </m:oMath>
       <w:r>
         <w:rPr>
-          <w:rFonts w:hint="eastAsia"/>
+          <w:rFonts w:hint="eastAsia" w:eastAsia="黑体"/>
         </w:rPr>
         <w:t xml:space="preserve">；地节点</w:t>
       </w:r>
       <w:r>
+        <w:rPr>
+          <w:rFonts w:eastAsia="黑体"/>
+        </w:rPr>
         <w:t xml:space="preserve"> GND </w:t>
       </w:r>
       <w:r>
         <w:rPr>
-          <w:rFonts w:hint="eastAsia"/>
+          <w:rFonts w:hint="eastAsia" w:eastAsia="黑体"/>
         </w:rPr>
         <w:t xml:space="preserve">汇集各电阻分压支路的冷端与各运放电源地。</w:t>
       </w:r>
@@ -649,11 +760,14 @@
       <w:pPr/>
       <w:r>
         <w:rPr>
-          <w:rFonts w:hint="eastAsia"/>
+          <w:rFonts w:hint="eastAsia" w:eastAsia="黑体"/>
         </w:rPr>
         <w:t xml:space="preserve">各元件管脚连接：运放</w:t>
       </w:r>
       <w:r>
+        <w:rPr>
+          <w:rFonts w:eastAsia="黑体"/>
+        </w:rPr>
         <w:t xml:space="preserve"> </w:t>
       </w:r>
       <m:oMath>
@@ -671,24 +785,33 @@
         </m:sSub>
       </m:oMath>
       <w:r>
+        <w:rPr>
+          <w:rFonts w:eastAsia="黑体"/>
+        </w:rPr>
         <w:t xml:space="preserve"> </w:t>
       </w:r>
       <w:r>
         <w:rPr>
-          <w:rFonts w:hint="eastAsia"/>
+          <w:rFonts w:hint="eastAsia" w:eastAsia="黑体"/>
         </w:rPr>
         <w:t xml:space="preserve">的</w:t>
       </w:r>
       <w:r>
+        <w:rPr>
+          <w:rFonts w:eastAsia="黑体"/>
+        </w:rPr>
         <w:t xml:space="preserve"> IN− </w:t>
       </w:r>
       <w:r>
         <w:rPr>
-          <w:rFonts w:hint="eastAsia"/>
+          <w:rFonts w:hint="eastAsia" w:eastAsia="黑体"/>
         </w:rPr>
         <w:t xml:space="preserve">接</w:t>
       </w:r>
       <w:r>
+        <w:rPr>
+          <w:rFonts w:eastAsia="黑体"/>
+        </w:rPr>
         <w:t xml:space="preserve"> </w:t>
       </w:r>
       <m:oMath>
@@ -706,15 +829,21 @@
         </m:sSub>
       </m:oMath>
       <w:r>
+        <w:rPr>
+          <w:rFonts w:eastAsia="黑体"/>
+        </w:rPr>
         <w:t xml:space="preserve"> </w:t>
       </w:r>
       <w:r>
         <w:rPr>
-          <w:rFonts w:hint="eastAsia"/>
+          <w:rFonts w:hint="eastAsia" w:eastAsia="黑体"/>
         </w:rPr>
         <w:t xml:space="preserve">与</w:t>
       </w:r>
       <w:r>
+        <w:rPr>
+          <w:rFonts w:eastAsia="黑体"/>
+        </w:rPr>
         <w:t xml:space="preserve"> </w:t>
       </w:r>
       <m:oMath>
@@ -733,29 +862,38 @@
       </m:oMath>
       <w:r>
         <w:rPr>
-          <w:rFonts w:hint="eastAsia"/>
+          <w:rFonts w:hint="eastAsia" w:eastAsia="黑体"/>
         </w:rPr>
         <w:t xml:space="preserve">，IN+</w:t>
       </w:r>
       <w:r>
+        <w:rPr>
+          <w:rFonts w:eastAsia="黑体"/>
+        </w:rPr>
         <w:t xml:space="preserve"> </w:t>
       </w:r>
       <w:r>
         <w:rPr>
-          <w:rFonts w:hint="eastAsia"/>
+          <w:rFonts w:hint="eastAsia" w:eastAsia="黑体"/>
         </w:rPr>
         <w:t xml:space="preserve">接地，OUT</w:t>
       </w:r>
       <w:r>
+        <w:rPr>
+          <w:rFonts w:eastAsia="黑体"/>
+        </w:rPr>
         <w:t xml:space="preserve"> </w:t>
       </w:r>
       <w:r>
         <w:rPr>
-          <w:rFonts w:hint="eastAsia"/>
+          <w:rFonts w:hint="eastAsia" w:eastAsia="黑体"/>
         </w:rPr>
         <w:t xml:space="preserve">接</w:t>
       </w:r>
       <w:r>
+        <w:rPr>
+          <w:rFonts w:eastAsia="黑体"/>
+        </w:rPr>
         <w:t xml:space="preserve"> </w:t>
       </w:r>
       <m:oMath>
@@ -776,15 +914,21 @@
         </m:sSub>
       </m:oMath>
       <w:r>
+        <w:rPr>
+          <w:rFonts w:eastAsia="黑体"/>
+        </w:rPr>
         <w:t xml:space="preserve"> </w:t>
       </w:r>
       <w:r>
         <w:rPr>
-          <w:rFonts w:hint="eastAsia"/>
+          <w:rFonts w:hint="eastAsia" w:eastAsia="黑体"/>
         </w:rPr>
         <w:t xml:space="preserve">并经</w:t>
       </w:r>
       <w:r>
+        <w:rPr>
+          <w:rFonts w:eastAsia="黑体"/>
+        </w:rPr>
         <w:t xml:space="preserve"> </w:t>
       </w:r>
       <m:oMath>
@@ -802,24 +946,33 @@
         </m:sSub>
       </m:oMath>
       <w:r>
+        <w:rPr>
+          <w:rFonts w:eastAsia="黑体"/>
+        </w:rPr>
         <w:t xml:space="preserve"> </w:t>
       </w:r>
       <w:r>
         <w:rPr>
-          <w:rFonts w:hint="eastAsia"/>
+          <w:rFonts w:hint="eastAsia" w:eastAsia="黑体"/>
         </w:rPr>
         <w:t xml:space="preserve">反馈回</w:t>
       </w:r>
       <w:r>
+        <w:rPr>
+          <w:rFonts w:eastAsia="黑体"/>
+        </w:rPr>
         <w:t xml:space="preserve"> </w:t>
       </w:r>
       <w:r>
         <w:rPr>
-          <w:rFonts w:hint="eastAsia"/>
+          <w:rFonts w:hint="eastAsia" w:eastAsia="黑体"/>
         </w:rPr>
         <w:t xml:space="preserve">IN−；运放</w:t>
       </w:r>
       <w:r>
+        <w:rPr>
+          <w:rFonts w:eastAsia="黑体"/>
+        </w:rPr>
         <w:t xml:space="preserve"> </w:t>
       </w:r>
       <m:oMath>
@@ -837,24 +990,33 @@
         </m:sSub>
       </m:oMath>
       <w:r>
+        <w:rPr>
+          <w:rFonts w:eastAsia="黑体"/>
+        </w:rPr>
         <w:t xml:space="preserve"> </w:t>
       </w:r>
       <w:r>
         <w:rPr>
-          <w:rFonts w:hint="eastAsia"/>
+          <w:rFonts w:hint="eastAsia" w:eastAsia="黑体"/>
         </w:rPr>
         <w:t xml:space="preserve">的</w:t>
       </w:r>
       <w:r>
+        <w:rPr>
+          <w:rFonts w:eastAsia="黑体"/>
+        </w:rPr>
         <w:t xml:space="preserve"> IN− </w:t>
       </w:r>
       <w:r>
         <w:rPr>
-          <w:rFonts w:hint="eastAsia"/>
+          <w:rFonts w:hint="eastAsia" w:eastAsia="黑体"/>
         </w:rPr>
         <w:t xml:space="preserve">经</w:t>
       </w:r>
       <w:r>
+        <w:rPr>
+          <w:rFonts w:eastAsia="黑体"/>
+        </w:rPr>
         <w:t xml:space="preserve"> </w:t>
       </w:r>
       <m:oMath>
@@ -872,15 +1034,21 @@
         </m:sSub>
       </m:oMath>
       <w:r>
+        <w:rPr>
+          <w:rFonts w:eastAsia="黑体"/>
+        </w:rPr>
         <w:t xml:space="preserve"> </w:t>
       </w:r>
       <w:r>
         <w:rPr>
-          <w:rFonts w:hint="eastAsia"/>
+          <w:rFonts w:hint="eastAsia" w:eastAsia="黑体"/>
         </w:rPr>
         <w:t xml:space="preserve">接</w:t>
       </w:r>
       <w:r>
+        <w:rPr>
+          <w:rFonts w:eastAsia="黑体"/>
+        </w:rPr>
         <w:t xml:space="preserve"> </w:t>
       </w:r>
       <m:oMath>
@@ -902,29 +1070,38 @@
       </m:oMath>
       <w:r>
         <w:rPr>
-          <w:rFonts w:hint="eastAsia"/>
+          <w:rFonts w:hint="eastAsia" w:eastAsia="黑体"/>
         </w:rPr>
         <w:t xml:space="preserve">，IN+</w:t>
       </w:r>
       <w:r>
+        <w:rPr>
+          <w:rFonts w:eastAsia="黑体"/>
+        </w:rPr>
         <w:t xml:space="preserve"> </w:t>
       </w:r>
       <w:r>
         <w:rPr>
-          <w:rFonts w:hint="eastAsia"/>
+          <w:rFonts w:hint="eastAsia" w:eastAsia="黑体"/>
         </w:rPr>
         <w:t xml:space="preserve">接地，OUT</w:t>
       </w:r>
       <w:r>
+        <w:rPr>
+          <w:rFonts w:eastAsia="黑体"/>
+        </w:rPr>
         <w:t xml:space="preserve"> </w:t>
       </w:r>
       <w:r>
         <w:rPr>
-          <w:rFonts w:hint="eastAsia"/>
+          <w:rFonts w:hint="eastAsia" w:eastAsia="黑体"/>
         </w:rPr>
         <w:t xml:space="preserve">接</w:t>
       </w:r>
       <w:r>
+        <w:rPr>
+          <w:rFonts w:eastAsia="黑体"/>
+        </w:rPr>
         <w:t xml:space="preserve"> </w:t>
       </w:r>
       <m:oMath>
@@ -945,15 +1122,21 @@
         </m:sSub>
       </m:oMath>
       <w:r>
+        <w:rPr>
+          <w:rFonts w:eastAsia="黑体"/>
+        </w:rPr>
         <w:t xml:space="preserve"> </w:t>
       </w:r>
       <w:r>
         <w:rPr>
-          <w:rFonts w:hint="eastAsia"/>
+          <w:rFonts w:hint="eastAsia" w:eastAsia="黑体"/>
         </w:rPr>
         <w:t xml:space="preserve">并经</w:t>
       </w:r>
       <w:r>
+        <w:rPr>
+          <w:rFonts w:eastAsia="黑体"/>
+        </w:rPr>
         <w:t xml:space="preserve"> </w:t>
       </w:r>
       <m:oMath>
@@ -971,24 +1154,33 @@
         </m:sSub>
       </m:oMath>
       <w:r>
+        <w:rPr>
+          <w:rFonts w:eastAsia="黑体"/>
+        </w:rPr>
         <w:t xml:space="preserve"> </w:t>
       </w:r>
       <w:r>
         <w:rPr>
-          <w:rFonts w:hint="eastAsia"/>
+          <w:rFonts w:hint="eastAsia" w:eastAsia="黑体"/>
         </w:rPr>
         <w:t xml:space="preserve">反馈回</w:t>
       </w:r>
       <w:r>
+        <w:rPr>
+          <w:rFonts w:eastAsia="黑体"/>
+        </w:rPr>
         <w:t xml:space="preserve"> </w:t>
       </w:r>
       <w:r>
         <w:rPr>
-          <w:rFonts w:hint="eastAsia"/>
+          <w:rFonts w:hint="eastAsia" w:eastAsia="黑体"/>
         </w:rPr>
         <w:t xml:space="preserve">IN−；运放</w:t>
       </w:r>
       <w:r>
+        <w:rPr>
+          <w:rFonts w:eastAsia="黑体"/>
+        </w:rPr>
         <w:t xml:space="preserve"> </w:t>
       </w:r>
       <m:oMath>
@@ -1006,24 +1198,33 @@
         </m:sSub>
       </m:oMath>
       <w:r>
+        <w:rPr>
+          <w:rFonts w:eastAsia="黑体"/>
+        </w:rPr>
         <w:t xml:space="preserve"> </w:t>
       </w:r>
       <w:r>
         <w:rPr>
-          <w:rFonts w:hint="eastAsia"/>
+          <w:rFonts w:hint="eastAsia" w:eastAsia="黑体"/>
         </w:rPr>
         <w:t xml:space="preserve">的</w:t>
       </w:r>
       <w:r>
+        <w:rPr>
+          <w:rFonts w:eastAsia="黑体"/>
+        </w:rPr>
         <w:t xml:space="preserve"> IN− </w:t>
       </w:r>
       <w:r>
         <w:rPr>
-          <w:rFonts w:hint="eastAsia"/>
+          <w:rFonts w:hint="eastAsia" w:eastAsia="黑体"/>
         </w:rPr>
         <w:t xml:space="preserve">汇集</w:t>
       </w:r>
       <w:r>
+        <w:rPr>
+          <w:rFonts w:eastAsia="黑体"/>
+        </w:rPr>
         <w:t xml:space="preserve"> </w:t>
       </w:r>
       <m:oMath>
@@ -1044,6 +1245,9 @@
         </m:sSub>
       </m:oMath>
       <w:r>
+        <w:rPr>
+          <w:rFonts w:eastAsia="黑体"/>
+        </w:rPr>
         <w:t xml:space="preserve">、</w:t>
       </w:r>
       <m:oMath>
@@ -1064,15 +1268,21 @@
         </m:sSub>
       </m:oMath>
       <w:r>
+        <w:rPr>
+          <w:rFonts w:eastAsia="黑体"/>
+        </w:rPr>
         <w:t xml:space="preserve"> </w:t>
       </w:r>
       <w:r>
         <w:rPr>
-          <w:rFonts w:hint="eastAsia"/>
+          <w:rFonts w:hint="eastAsia" w:eastAsia="黑体"/>
         </w:rPr>
         <w:t xml:space="preserve">与</w:t>
       </w:r>
       <w:r>
+        <w:rPr>
+          <w:rFonts w:eastAsia="黑体"/>
+        </w:rPr>
         <w:t xml:space="preserve"> </w:t>
       </w:r>
       <m:oMath>
@@ -1090,33 +1300,45 @@
         </m:sSub>
       </m:oMath>
       <w:r>
+        <w:rPr>
+          <w:rFonts w:eastAsia="黑体"/>
+        </w:rPr>
         <w:t xml:space="preserve"> </w:t>
       </w:r>
       <w:r>
         <w:rPr>
-          <w:rFonts w:hint="eastAsia"/>
+          <w:rFonts w:hint="eastAsia" w:eastAsia="黑体"/>
         </w:rPr>
         <w:t xml:space="preserve">反馈，IN+</w:t>
       </w:r>
       <w:r>
+        <w:rPr>
+          <w:rFonts w:eastAsia="黑体"/>
+        </w:rPr>
         <w:t xml:space="preserve"> </w:t>
       </w:r>
       <w:r>
         <w:rPr>
-          <w:rFonts w:hint="eastAsia"/>
+          <w:rFonts w:hint="eastAsia" w:eastAsia="黑体"/>
         </w:rPr>
         <w:t xml:space="preserve">接地，OUT</w:t>
       </w:r>
       <w:r>
+        <w:rPr>
+          <w:rFonts w:eastAsia="黑体"/>
+        </w:rPr>
         <w:t xml:space="preserve"> </w:t>
       </w:r>
       <w:r>
         <w:rPr>
-          <w:rFonts w:hint="eastAsia"/>
+          <w:rFonts w:hint="eastAsia" w:eastAsia="黑体"/>
         </w:rPr>
         <w:t xml:space="preserve">接</w:t>
       </w:r>
       <w:r>
+        <w:rPr>
+          <w:rFonts w:eastAsia="黑体"/>
+        </w:rPr>
         <w:t xml:space="preserve"> </w:t>
       </w:r>
       <m:oMath>
@@ -1141,20 +1363,26 @@
       </m:oMath>
       <w:r>
         <w:rPr>
-          <w:rFonts w:hint="eastAsia"/>
+          <w:rFonts w:hint="eastAsia" w:eastAsia="黑体"/>
         </w:rPr>
         <w:t xml:space="preserve">；各运放的</w:t>
       </w:r>
       <w:r>
+        <w:rPr>
+          <w:rFonts w:eastAsia="黑体"/>
+        </w:rPr>
         <w:t xml:space="preserve"> V+、V− </w:t>
       </w:r>
       <w:r>
         <w:rPr>
-          <w:rFonts w:hint="eastAsia"/>
+          <w:rFonts w:hint="eastAsia" w:eastAsia="黑体"/>
         </w:rPr>
         <w:t xml:space="preserve">分别接正负电源。电位器</w:t>
       </w:r>
       <w:r>
+        <w:rPr>
+          <w:rFonts w:eastAsia="黑体"/>
+        </w:rPr>
         <w:t xml:space="preserve"> </w:t>
       </w:r>
       <m:oMath>
@@ -1172,11 +1400,14 @@
         </m:sSub>
       </m:oMath>
       <w:r>
+        <w:rPr>
+          <w:rFonts w:eastAsia="黑体"/>
+        </w:rPr>
         <w:t xml:space="preserve"> </w:t>
       </w:r>
       <w:r>
         <w:rPr>
-          <w:rFonts w:hint="eastAsia"/>
+          <w:rFonts w:hint="eastAsia" w:eastAsia="黑体"/>
         </w:rPr>
         <w:t xml:space="preserve">用于设定积分器时间常数（中心频率），</w:t>
       </w:r>
@@ -1195,15 +1426,21 @@
         </m:sSub>
       </m:oMath>
       <w:r>
+        <w:rPr>
+          <w:rFonts w:eastAsia="黑体"/>
+        </w:rPr>
         <w:t xml:space="preserve"> </w:t>
       </w:r>
       <w:r>
         <w:rPr>
-          <w:rFonts w:hint="eastAsia"/>
+          <w:rFonts w:hint="eastAsia" w:eastAsia="黑体"/>
         </w:rPr>
         <w:t xml:space="preserve">跨接在</w:t>
       </w:r>
       <w:r>
+        <w:rPr>
+          <w:rFonts w:eastAsia="黑体"/>
+        </w:rPr>
         <w:t xml:space="preserve"> </w:t>
       </w:r>
       <m:oMath>
@@ -1224,15 +1461,21 @@
         </m:sSub>
       </m:oMath>
       <w:r>
+        <w:rPr>
+          <w:rFonts w:eastAsia="黑体"/>
+        </w:rPr>
         <w:t xml:space="preserve"> </w:t>
       </w:r>
       <w:r>
         <w:rPr>
-          <w:rFonts w:hint="eastAsia"/>
+          <w:rFonts w:hint="eastAsia" w:eastAsia="黑体"/>
         </w:rPr>
         <w:t xml:space="preserve">与</w:t>
       </w:r>
       <w:r>
+        <w:rPr>
+          <w:rFonts w:eastAsia="黑体"/>
+        </w:rPr>
         <w:t xml:space="preserve"> </w:t>
       </w:r>
       <m:oMath>
@@ -1250,11 +1493,14 @@
         </m:sSub>
       </m:oMath>
       <w:r>
+        <w:rPr>
+          <w:rFonts w:eastAsia="黑体"/>
+        </w:rPr>
         <w:t xml:space="preserve"> </w:t>
       </w:r>
       <w:r>
         <w:rPr>
-          <w:rFonts w:hint="eastAsia"/>
+          <w:rFonts w:hint="eastAsia" w:eastAsia="黑体"/>
         </w:rPr>
         <w:t xml:space="preserve">之间调节阻尼，</w:t>
       </w:r>
@@ -1273,15 +1519,21 @@
         </m:sSub>
       </m:oMath>
       <w:r>
+        <w:rPr>
+          <w:rFonts w:eastAsia="黑体"/>
+        </w:rPr>
         <w:t xml:space="preserve"> </w:t>
       </w:r>
       <w:r>
         <w:rPr>
-          <w:rFonts w:hint="eastAsia"/>
+          <w:rFonts w:hint="eastAsia" w:eastAsia="黑体"/>
         </w:rPr>
         <w:t xml:space="preserve">决定输入到</w:t>
       </w:r>
       <w:r>
+        <w:rPr>
+          <w:rFonts w:eastAsia="黑体"/>
+        </w:rPr>
         <w:t xml:space="preserve"> </w:t>
       </w:r>
       <m:oMath>
@@ -1299,11 +1551,14 @@
         </m:sSub>
       </m:oMath>
       <w:r>
+        <w:rPr>
+          <w:rFonts w:eastAsia="黑体"/>
+        </w:rPr>
         <w:t xml:space="preserve"> </w:t>
       </w:r>
       <w:r>
         <w:rPr>
-          <w:rFonts w:hint="eastAsia"/>
+          <w:rFonts w:hint="eastAsia" w:eastAsia="黑体"/>
         </w:rPr>
         <w:t xml:space="preserve">的增益比例。</w:t>
       </w:r>
@@ -1312,16 +1567,19 @@
       <w:pPr/>
       <w:r>
         <w:rPr>
-          <w:rFonts w:hint="eastAsia"/>
+          <w:rFonts w:hint="eastAsia" w:eastAsia="黑体"/>
         </w:rPr>
         <w:t xml:space="preserve">该电路为三运放状态变量（SVF）拓扑，通过两级积分与求和反馈实现中心频率、增益与</w:t>
       </w:r>
       <w:r>
+        <w:rPr>
+          <w:rFonts w:eastAsia="黑体"/>
+        </w:rPr>
         <w:t xml:space="preserve"> Q </w:t>
       </w:r>
       <w:r>
         <w:rPr>
-          <w:rFonts w:hint="eastAsia"/>
+          <w:rFonts w:hint="eastAsia" w:eastAsia="黑体"/>
         </w:rPr>
         <w:t xml:space="preserve">三者独立可调的有源带通/带阻均衡。</w:t>
       </w:r>
@@ -1334,7 +1592,7 @@
       </w:pPr>
       <w:r>
         <w:rPr>
-          <w:rFonts w:hint="eastAsia"/>
+          <w:rFonts w:hint="eastAsia" w:eastAsia="黑体"/>
         </w:rPr>
         <w:t xml:space="preserve">工作原理</w:t>
       </w:r>
@@ -1345,20 +1603,26 @@
       </w:pPr>
       <w:r>
         <w:rPr>
-          <w:rFonts w:hint="eastAsia"/>
+          <w:rFonts w:hint="eastAsia" w:eastAsia="黑体"/>
         </w:rPr>
         <w:t xml:space="preserve">运放配合</w:t>
       </w:r>
       <w:r>
+        <w:rPr>
+          <w:rFonts w:eastAsia="黑体"/>
+        </w:rPr>
         <w:t xml:space="preserve"> RC </w:t>
       </w:r>
       <w:r>
         <w:rPr>
-          <w:rFonts w:hint="eastAsia"/>
+          <w:rFonts w:hint="eastAsia" w:eastAsia="黑体"/>
         </w:rPr>
         <w:t xml:space="preserve">网络形成一个中心频率</w:t>
       </w:r>
       <w:r>
+        <w:rPr>
+          <w:rFonts w:eastAsia="黑体"/>
+        </w:rPr>
         <w:t xml:space="preserve"> </w:t>
       </w:r>
       <m:oMath>
@@ -1376,11 +1640,14 @@
         </m:sSub>
       </m:oMath>
       <w:r>
+        <w:rPr>
+          <w:rFonts w:eastAsia="黑体"/>
+        </w:rPr>
         <w:t xml:space="preserve"> </w:t>
       </w:r>
       <w:r>
         <w:rPr>
-          <w:rFonts w:hint="eastAsia"/>
+          <w:rFonts w:hint="eastAsia" w:eastAsia="黑体"/>
         </w:rPr>
         <w:t xml:space="preserve">可调的带通/带阻网络，通过反馈比例决定对该频带的提升或衰减。调节“增益”电位器改变反馈量，从而改变谐振峰值幅值；调节“Q”电位器改变带宽，使同一中心频率下影响频率范围可宽可窄。</w:t>
       </w:r>
@@ -1393,7 +1660,7 @@
       </w:pPr>
       <w:r>
         <w:rPr>
-          <w:rFonts w:hint="eastAsia"/>
+          <w:rFonts w:hint="eastAsia" w:eastAsia="黑体"/>
         </w:rPr>
         <w:t xml:space="preserve">关键计算公式</w:t>
       </w:r>
@@ -1408,7 +1675,7 @@
       </w:pPr>
       <w:r>
         <w:rPr>
-          <w:rFonts w:hint="eastAsia"/>
+          <w:rFonts w:hint="eastAsia" w:eastAsia="黑体"/>
         </w:rPr>
         <w:t xml:space="preserve">中心频率（状态变量型，典型）：</w:t>
       </w:r>
@@ -1475,16 +1742,19 @@
       </w:pPr>
       <w:r>
         <w:rPr>
-          <w:rFonts w:hint="eastAsia"/>
+          <w:rFonts w:hint="eastAsia" w:eastAsia="黑体"/>
         </w:rPr>
         <w:t xml:space="preserve">说明：此式适用于状态变量型（SVF）积分器结构；其他拓扑（如模拟电感/gyrator</w:t>
       </w:r>
       <w:r>
+        <w:rPr>
+          <w:rFonts w:eastAsia="黑体"/>
+        </w:rPr>
         <w:t xml:space="preserve"> </w:t>
       </w:r>
       <w:r>
         <w:rPr>
-          <w:rFonts w:hint="eastAsia"/>
+          <w:rFonts w:hint="eastAsia" w:eastAsia="黑体"/>
         </w:rPr>
         <w:t xml:space="preserve">型）中心频率表达式不同，需按实际电路确定。</w:t>
       </w:r>
@@ -1498,7 +1768,7 @@
       </w:pPr>
       <w:r>
         <w:rPr>
-          <w:rFonts w:hint="eastAsia"/>
+          <w:rFonts w:hint="eastAsia" w:eastAsia="黑体"/>
         </w:rPr>
         <w:t xml:space="preserve">品质因数：</w:t>
       </w:r>
@@ -1583,7 +1853,7 @@
       </w:pPr>
       <w:r>
         <w:rPr>
-          <w:rFonts w:hint="eastAsia"/>
+          <w:rFonts w:hint="eastAsia" w:eastAsia="黑体"/>
         </w:rPr>
         <w:t xml:space="preserve">带宽：</w:t>
       </w:r>
@@ -1646,7 +1916,7 @@
       </w:pPr>
       <w:r>
         <w:rPr>
-          <w:rFonts w:hint="eastAsia"/>
+          <w:rFonts w:hint="eastAsia" w:eastAsia="黑体"/>
         </w:rPr>
         <w:t xml:space="preserve">增益（提升/衰减幅度，状态变量型）：</w:t>
       </w:r>
@@ -1724,7 +1994,7 @@
       </w:pPr>
       <w:r>
         <w:rPr>
-          <w:rFonts w:hint="eastAsia"/>
+          <w:rFonts w:hint="eastAsia" w:eastAsia="黑体"/>
         </w:rPr>
         <w:t xml:space="preserve">传递函数（通用二阶带通形式）：</w:t>
       </w:r>
@@ -1907,7 +2177,7 @@
             </w:pPr>
             <w:r>
               <w:rPr>
-                <w:rFonts w:hint="eastAsia"/>
+                <w:rFonts w:hint="eastAsia" w:eastAsia="黑体"/>
               </w:rPr>
               <w:t xml:space="preserve">符号</w:t>
             </w:r>
@@ -1921,7 +2191,7 @@
             </w:pPr>
             <w:r>
               <w:rPr>
-                <w:rFonts w:hint="eastAsia"/>
+                <w:rFonts w:hint="eastAsia" w:eastAsia="黑体"/>
               </w:rPr>
               <w:t xml:space="preserve">含义</w:t>
             </w:r>
@@ -1935,7 +2205,7 @@
             </w:pPr>
             <w:r>
               <w:rPr>
-                <w:rFonts w:hint="eastAsia"/>
+                <w:rFonts w:hint="eastAsia" w:eastAsia="黑体"/>
               </w:rPr>
               <w:t xml:space="preserve">单位</w:t>
             </w:r>
@@ -1964,6 +2234,9 @@
               </m:sSub>
             </m:oMath>
             <w:r>
+              <w:rPr>
+                <w:rFonts w:eastAsia="黑体"/>
+              </w:rPr>
               <w:t xml:space="preserve">​</w:t>
             </w:r>
           </w:p>
@@ -1976,7 +2249,7 @@
             </w:pPr>
             <w:r>
               <w:rPr>
-                <w:rFonts w:hint="eastAsia"/>
+                <w:rFonts w:hint="eastAsia" w:eastAsia="黑体"/>
               </w:rPr>
               <w:t xml:space="preserve">中心频率</w:t>
             </w:r>
@@ -1989,6 +2262,9 @@
               <w:pStyle w:val="Compact"/>
             </w:pPr>
             <w:r>
+              <w:rPr>
+                <w:rFonts w:eastAsia="黑体"/>
+              </w:rPr>
               <w:t xml:space="preserve">Hz</w:t>
             </w:r>
           </w:p>
@@ -2016,6 +2292,9 @@
               </m:sSub>
             </m:oMath>
             <w:r>
+              <w:rPr>
+                <w:rFonts w:eastAsia="黑体"/>
+              </w:rPr>
               <w:t xml:space="preserve">​</w:t>
             </w:r>
           </w:p>
@@ -2028,7 +2307,7 @@
             </w:pPr>
             <w:r>
               <w:rPr>
-                <w:rFonts w:hint="eastAsia"/>
+                <w:rFonts w:hint="eastAsia" w:eastAsia="黑体"/>
               </w:rPr>
               <w:t xml:space="preserve">中心角频率（</w:t>
             </w:r>
@@ -2054,7 +2333,7 @@
             </m:oMath>
             <w:r>
               <w:rPr>
-                <w:rFonts w:hint="eastAsia"/>
+                <w:rFonts w:hint="eastAsia" w:eastAsia="黑体"/>
               </w:rPr>
               <w:t xml:space="preserve">）</w:t>
             </w:r>
@@ -2067,6 +2346,9 @@
               <w:pStyle w:val="Compact"/>
             </w:pPr>
             <w:r>
+              <w:rPr>
+                <w:rFonts w:eastAsia="黑体"/>
+              </w:rPr>
               <w:t xml:space="preserve">rad/s</w:t>
             </w:r>
           </w:p>
@@ -2085,6 +2367,9 @@
               </m:r>
             </m:oMath>
             <w:r>
+              <w:rPr>
+                <w:rFonts w:eastAsia="黑体"/>
+              </w:rPr>
               <w:t xml:space="preserve">​</w:t>
             </w:r>
           </w:p>
@@ -2097,7 +2382,7 @@
             </w:pPr>
             <w:r>
               <w:rPr>
-                <w:rFonts w:hint="eastAsia"/>
+                <w:rFonts w:hint="eastAsia" w:eastAsia="黑体"/>
               </w:rPr>
               <w:t xml:space="preserve">品质因数</w:t>
             </w:r>
@@ -2110,6 +2395,9 @@
               <w:pStyle w:val="Compact"/>
             </w:pPr>
             <w:r>
+              <w:rPr>
+                <w:rFonts w:eastAsia="黑体"/>
+              </w:rPr>
               <w:t xml:space="preserve">—</w:t>
             </w:r>
           </w:p>
@@ -2131,6 +2419,9 @@
               </m:r>
             </m:oMath>
             <w:r>
+              <w:rPr>
+                <w:rFonts w:eastAsia="黑体"/>
+              </w:rPr>
               <w:t xml:space="preserve">​</w:t>
             </w:r>
           </w:p>
@@ -2142,11 +2433,14 @@
               <w:pStyle w:val="Compact"/>
             </w:pPr>
             <w:r>
+              <w:rPr>
+                <w:rFonts w:eastAsia="黑体"/>
+              </w:rPr>
               <w:t xml:space="preserve">-3 dB </w:t>
             </w:r>
             <w:r>
               <w:rPr>
-                <w:rFonts w:hint="eastAsia"/>
+                <w:rFonts w:hint="eastAsia" w:eastAsia="黑体"/>
               </w:rPr>
               <w:t xml:space="preserve">带宽</w:t>
             </w:r>
@@ -2159,6 +2453,9 @@
               <w:pStyle w:val="Compact"/>
             </w:pPr>
             <w:r>
+              <w:rPr>
+                <w:rFonts w:eastAsia="黑体"/>
+              </w:rPr>
               <w:t xml:space="preserve">Hz</w:t>
             </w:r>
           </w:p>
@@ -2186,6 +2483,9 @@
               </m:r>
             </m:oMath>
             <w:r>
+              <w:rPr>
+                <w:rFonts w:eastAsia="黑体"/>
+              </w:rPr>
               <w:t xml:space="preserve">​</w:t>
             </w:r>
           </w:p>
@@ -2198,7 +2498,7 @@
             </w:pPr>
             <w:r>
               <w:rPr>
-                <w:rFonts w:hint="eastAsia"/>
+                <w:rFonts w:hint="eastAsia" w:eastAsia="黑体"/>
               </w:rPr>
               <w:t xml:space="preserve">定时电阻、电容</w:t>
             </w:r>
@@ -2211,6 +2511,9 @@
               <w:pStyle w:val="Compact"/>
             </w:pPr>
             <w:r>
+              <w:rPr>
+                <w:rFonts w:eastAsia="黑体"/>
+              </w:rPr>
               <w:t xml:space="preserve">Ω、F</w:t>
             </w:r>
           </w:p>
@@ -2238,6 +2541,9 @@
               </m:sSub>
             </m:oMath>
             <w:r>
+              <w:rPr>
+                <w:rFonts w:eastAsia="黑体"/>
+              </w:rPr>
               <w:t xml:space="preserve">​</w:t>
             </w:r>
           </w:p>
@@ -2250,7 +2556,7 @@
             </w:pPr>
             <w:r>
               <w:rPr>
-                <w:rFonts w:hint="eastAsia"/>
+                <w:rFonts w:hint="eastAsia" w:eastAsia="黑体"/>
               </w:rPr>
               <w:t xml:space="preserve">增益</w:t>
             </w:r>
@@ -2263,6 +2569,9 @@
               <w:pStyle w:val="Compact"/>
             </w:pPr>
             <w:r>
+              <w:rPr>
+                <w:rFonts w:eastAsia="黑体"/>
+              </w:rPr>
               <w:t xml:space="preserve">—</w:t>
             </w:r>
           </w:p>
@@ -2277,7 +2586,7 @@
       </w:pPr>
       <w:r>
         <w:rPr>
-          <w:rFonts w:hint="eastAsia"/>
+          <w:rFonts w:hint="eastAsia" w:eastAsia="黑体"/>
         </w:rPr>
         <w:t xml:space="preserve">元件调整影响</w:t>
       </w:r>
@@ -2292,6 +2601,7 @@
       </w:pPr>
       <w:r>
         <w:rPr>
+          <w:rFonts w:eastAsia="黑体"/>
           <w:b/>
           <w:bCs/>
         </w:rPr>
@@ -2299,7 +2609,7 @@
       </w:r>
       <w:r>
         <w:rPr>
-          <w:rFonts w:hint="eastAsia"/>
+          <w:rFonts w:hint="eastAsia" w:eastAsia="黑体"/>
           <w:b/>
           <w:bCs/>
         </w:rPr>
@@ -2307,24 +2617,34 @@
       </w:r>
       <w:r>
         <w:rPr>
+          <w:rFonts w:eastAsia="黑体"/>
           <w:b/>
           <w:bCs/>
         </w:rPr>
         <w:t xml:space="preserve"> C ↑</w:t>
       </w:r>
       <w:r>
+        <w:rPr>
+          <w:rFonts w:eastAsia="黑体"/>
+        </w:rPr>
         <w:t xml:space="preserve"> </w:t>
       </w:r>
       <w:r>
+        <w:rPr>
+          <w:rFonts w:eastAsia="黑体"/>
+        </w:rPr>
         <w:t xml:space="preserve">→ </w:t>
       </w:r>
       <w:r>
         <w:rPr>
-          <w:rFonts w:hint="eastAsia"/>
+          <w:rFonts w:hint="eastAsia" w:eastAsia="黑体"/>
         </w:rPr>
         <w:t xml:space="preserve">中心频率</w:t>
       </w:r>
       <w:r>
+        <w:rPr>
+          <w:rFonts w:eastAsia="黑体"/>
+        </w:rPr>
         <w:t xml:space="preserve"> </w:t>
       </w:r>
       <m:oMath>
@@ -2342,11 +2662,14 @@
         </m:sSub>
       </m:oMath>
       <w:r>
+        <w:rPr>
+          <w:rFonts w:eastAsia="黑体"/>
+        </w:rPr>
         <w:t xml:space="preserve"> </w:t>
       </w:r>
       <w:r>
         <w:rPr>
-          <w:rFonts w:hint="eastAsia"/>
+          <w:rFonts w:hint="eastAsia" w:eastAsia="黑体"/>
         </w:rPr>
         <w:t xml:space="preserve">下降。</w:t>
       </w:r>
@@ -2361,20 +2684,27 @@
       </w:pPr>
       <w:r>
         <w:rPr>
+          <w:rFonts w:eastAsia="黑体"/>
           <w:b/>
           <w:bCs/>
         </w:rPr>
         <w:t xml:space="preserve">Q ↑</w:t>
       </w:r>
       <w:r>
+        <w:rPr>
+          <w:rFonts w:eastAsia="黑体"/>
+        </w:rPr>
         <w:t xml:space="preserve"> </w:t>
       </w:r>
       <w:r>
+        <w:rPr>
+          <w:rFonts w:eastAsia="黑体"/>
+        </w:rPr>
         <w:t xml:space="preserve">→ </w:t>
       </w:r>
       <w:r>
         <w:rPr>
-          <w:rFonts w:hint="eastAsia"/>
+          <w:rFonts w:hint="eastAsia" w:eastAsia="黑体"/>
         </w:rPr>
         <w:t xml:space="preserve">带宽变窄，只影响更窄的一段频带，谐振峰更尖锐。</w:t>
       </w:r>
@@ -2389,7 +2719,7 @@
       </w:pPr>
       <w:r>
         <w:rPr>
-          <w:rFonts w:hint="eastAsia"/>
+          <w:rFonts w:hint="eastAsia" w:eastAsia="黑体"/>
           <w:b/>
           <w:bCs/>
         </w:rPr>
@@ -2397,20 +2727,27 @@
       </w:r>
       <w:r>
         <w:rPr>
+          <w:rFonts w:eastAsia="黑体"/>
           <w:b/>
           <w:bCs/>
         </w:rPr>
         <w:t xml:space="preserve"> ↑</w:t>
       </w:r>
       <w:r>
+        <w:rPr>
+          <w:rFonts w:eastAsia="黑体"/>
+        </w:rPr>
         <w:t xml:space="preserve"> </w:t>
       </w:r>
       <w:r>
+        <w:rPr>
+          <w:rFonts w:eastAsia="黑体"/>
+        </w:rPr>
         <w:t xml:space="preserve">→ </w:t>
       </w:r>
       <w:r>
         <w:rPr>
-          <w:rFonts w:hint="eastAsia"/>
+          <w:rFonts w:hint="eastAsia" w:eastAsia="黑体"/>
         </w:rPr>
         <w:t xml:space="preserve">提升量增大（正增益），反相则变为衰减。</w:t>
       </w:r>
@@ -2425,7 +2762,7 @@
       </w:pPr>
       <w:r>
         <w:rPr>
-          <w:rFonts w:hint="eastAsia"/>
+          <w:rFonts w:hint="eastAsia" w:eastAsia="黑体"/>
         </w:rPr>
         <w:t xml:space="preserve">定时元件成组改变可移动中心频率，需保持各端点匹配以保证对称响应。</w:t>
       </w:r>
@@ -2438,7 +2775,7 @@
       </w:pPr>
       <w:r>
         <w:rPr>
-          <w:rFonts w:hint="eastAsia"/>
+          <w:rFonts w:hint="eastAsia" w:eastAsia="黑体"/>
         </w:rPr>
         <w:t xml:space="preserve">典型参数示例</w:t>
       </w:r>
@@ -2453,11 +2790,14 @@
       </w:pPr>
       <w:r>
         <w:rPr>
-          <w:rFonts w:hint="eastAsia"/>
+          <w:rFonts w:hint="eastAsia" w:eastAsia="黑体"/>
         </w:rPr>
         <w:t xml:space="preserve">设</w:t>
       </w:r>
       <w:r>
+        <w:rPr>
+          <w:rFonts w:eastAsia="黑体"/>
+        </w:rPr>
         <w:t xml:space="preserve"> </w:t>
       </w:r>
       <m:oMath>
@@ -2485,6 +2825,9 @@
         </m:r>
       </m:oMath>
       <w:r>
+        <w:rPr>
+          <w:rFonts w:eastAsia="黑体"/>
+        </w:rPr>
         <w:t xml:space="preserve">、</w:t>
       </w:r>
       <m:oMath>
@@ -2513,7 +2856,7 @@
       </m:oMath>
       <w:r>
         <w:rPr>
-          <w:rFonts w:hint="eastAsia"/>
+          <w:rFonts w:hint="eastAsia" w:eastAsia="黑体"/>
         </w:rPr>
         <w:t xml:space="preserve">：</w:t>
       </w:r>
@@ -2626,6 +2969,9 @@
         </m:r>
       </m:oMath>
       <w:r>
+        <w:rPr>
+          <w:rFonts w:eastAsia="黑体"/>
+        </w:rPr>
         <w:t xml:space="preserve">。</w:t>
       </w:r>
     </w:p>
@@ -2639,11 +2985,14 @@
       </w:pPr>
       <w:r>
         <w:rPr>
-          <w:rFonts w:hint="eastAsia"/>
+          <w:rFonts w:hint="eastAsia" w:eastAsia="黑体"/>
         </w:rPr>
         <w:t xml:space="preserve">设</w:t>
       </w:r>
       <w:r>
+        <w:rPr>
+          <w:rFonts w:eastAsia="黑体"/>
+        </w:rPr>
         <w:t xml:space="preserve"> </w:t>
       </w:r>
       <m:oMath>
@@ -2680,6 +3029,9 @@
         </m:r>
       </m:oMath>
       <w:r>
+        <w:rPr>
+          <w:rFonts w:eastAsia="黑体"/>
+        </w:rPr>
         <w:t xml:space="preserve">、</w:t>
       </w:r>
       <m:oMath>
@@ -2698,7 +3050,7 @@
       </m:oMath>
       <w:r>
         <w:rPr>
-          <w:rFonts w:hint="eastAsia"/>
+          <w:rFonts w:hint="eastAsia" w:eastAsia="黑体"/>
         </w:rPr>
         <w:t xml:space="preserve">：</w:t>
       </w:r>
@@ -2751,6 +3103,9 @@
         </m:r>
       </m:oMath>
       <w:r>
+        <w:rPr>
+          <w:rFonts w:eastAsia="黑体"/>
+        </w:rPr>
         <w:t xml:space="preserve">。</w:t>
       </w:r>
     </w:p>
@@ -2762,7 +3117,7 @@
       </w:pPr>
       <w:r>
         <w:rPr>
-          <w:rFonts w:hint="eastAsia"/>
+          <w:rFonts w:hint="eastAsia" w:eastAsia="黑体"/>
         </w:rPr>
         <w:t xml:space="preserve">常见器件型号</w:t>
       </w:r>
@@ -2777,16 +3132,19 @@
       </w:pPr>
       <w:r>
         <w:rPr>
-          <w:rFonts w:hint="eastAsia"/>
+          <w:rFonts w:hint="eastAsia" w:eastAsia="黑体"/>
         </w:rPr>
         <w:t xml:space="preserve">运放：NE5532、TL072、OPA2134、SSM2164（VCA</w:t>
       </w:r>
       <w:r>
+        <w:rPr>
+          <w:rFonts w:eastAsia="黑体"/>
+        </w:rPr>
         <w:t xml:space="preserve"> </w:t>
       </w:r>
       <w:r>
         <w:rPr>
-          <w:rFonts w:hint="eastAsia"/>
+          <w:rFonts w:hint="eastAsia" w:eastAsia="黑体"/>
         </w:rPr>
         <w:t xml:space="preserve">控制）。</w:t>
       </w:r>
@@ -2801,16 +3159,19 @@
       </w:pPr>
       <w:r>
         <w:rPr>
-          <w:rFonts w:hint="eastAsia"/>
+          <w:rFonts w:hint="eastAsia" w:eastAsia="黑体"/>
         </w:rPr>
         <w:t xml:space="preserve">数字参数均衡常用</w:t>
       </w:r>
       <w:r>
+        <w:rPr>
+          <w:rFonts w:eastAsia="黑体"/>
+        </w:rPr>
         <w:t xml:space="preserve"> </w:t>
       </w:r>
       <w:r>
         <w:rPr>
-          <w:rFonts w:hint="eastAsia"/>
+          <w:rFonts w:hint="eastAsia" w:eastAsia="黑体"/>
         </w:rPr>
         <w:t xml:space="preserve">DSP：ADAU1701、ADAU1452。</w:t>
       </w:r>
@@ -2823,7 +3184,7 @@
       </w:pPr>
       <w:r>
         <w:rPr>
-          <w:rFonts w:hint="eastAsia"/>
+          <w:rFonts w:hint="eastAsia" w:eastAsia="黑体"/>
         </w:rPr>
         <w:t xml:space="preserve">注意事项</w:t>
       </w:r>
@@ -2838,16 +3199,19 @@
       </w:pPr>
       <w:r>
         <w:rPr>
-          <w:rFonts w:hint="eastAsia"/>
+          <w:rFonts w:hint="eastAsia" w:eastAsia="黑体"/>
         </w:rPr>
         <w:t xml:space="preserve">高</w:t>
       </w:r>
       <w:r>
+        <w:rPr>
+          <w:rFonts w:eastAsia="黑体"/>
+        </w:rPr>
         <w:t xml:space="preserve"> Q </w:t>
       </w:r>
       <w:r>
         <w:rPr>
-          <w:rFonts w:hint="eastAsia"/>
+          <w:rFonts w:hint="eastAsia" w:eastAsia="黑体"/>
         </w:rPr>
         <w:t xml:space="preserve">值时电路易振荡，需留相位裕量与合适阻尼。</w:t>
       </w:r>
@@ -2862,7 +3226,7 @@
       </w:pPr>
       <w:r>
         <w:rPr>
-          <w:rFonts w:hint="eastAsia"/>
+          <w:rFonts w:hint="eastAsia" w:eastAsia="黑体"/>
         </w:rPr>
         <w:t xml:space="preserve">定时元件精度决定中心频率精度，需选用精度一致的电阻电容。</w:t>
       </w:r>
@@ -2877,7 +3241,7 @@
       </w:pPr>
       <w:r>
         <w:rPr>
-          <w:rFonts w:hint="eastAsia"/>
+          <w:rFonts w:hint="eastAsia" w:eastAsia="黑体"/>
         </w:rPr>
         <w:t xml:space="preserve">音频场合注意噪声与失真，选用低噪声运放。</w:t>
       </w:r>
@@ -2890,7 +3254,7 @@
       </w:pPr>
       <w:r>
         <w:rPr>
-          <w:rFonts w:hint="eastAsia"/>
+          <w:rFonts w:hint="eastAsia" w:eastAsia="黑体"/>
         </w:rPr>
         <w:t xml:space="preserve">参考资料</w:t>
       </w:r>
@@ -2905,7 +3269,7 @@
       </w:pPr>
       <w:r>
         <w:rPr>
-          <w:rFonts w:hint="eastAsia"/>
+          <w:rFonts w:hint="eastAsia" w:eastAsia="黑体"/>
         </w:rPr>
         <w:t xml:space="preserve">《音频信号处理与精调》参数均衡器。</w:t>
       </w:r>
@@ -2919,11 +3283,14 @@
         </w:numPr>
       </w:pPr>
       <w:r>
+        <w:rPr>
+          <w:rFonts w:eastAsia="黑体"/>
+        </w:rPr>
         <w:t xml:space="preserve">Analog Devices: ADAU1452 </w:t>
       </w:r>
       <w:r>
         <w:rPr>
-          <w:rFonts w:hint="eastAsia"/>
+          <w:rFonts w:hint="eastAsia" w:eastAsia="黑体"/>
         </w:rPr>
         <w:t xml:space="preserve">数据手册与应用笔记。</w:t>
       </w:r>
@@ -2937,6 +3304,9 @@
         </w:numPr>
       </w:pPr>
       <w:r>
+        <w:rPr>
+          <w:rFonts w:eastAsia="黑体"/>
+        </w:rPr>
         <w:t xml:space="preserve">Wikipedia: Equalization (audio)。</w:t>
       </w:r>
     </w:p>
@@ -2949,11 +3319,11 @@
       </w:pPr>
       <w:r>
         <w:rPr>
-          <w:rFonts w:ascii="Times New Roman" w:hAnsi="Times New Roman"/>
+          <w:rFonts w:ascii="Times New Roman" w:hAnsi="Times New Roman" w:eastAsia="黑体"/>
           <w:color w:val="555555"/>
           <w:sz w:val="21"/>
         </w:rPr>
-        <w:t>材料收集者：杜文杰</w:t>
+        <w:t>材料收集者：杜文杰，WX手机：19519196569，QQ:3478827729</w:t>
       </w:r>
     </w:p>
     <w:sectPr>
@@ -2973,7 +3343,7 @@
 </file>
 
 <file path=word/footer1.xml><?xml version="1.0" encoding="utf-8"?>
-<w:ftr xmlns:m="http://schemas.openxmlformats.org/officeDocument/2006/math" xmlns:mc="http://schemas.openxmlformats.org/markup-compatibility/2006" xmlns:mo="http://schemas.microsoft.com/office/mac/office/2008/main" xmlns:mv="urn:schemas-microsoft-com:mac:vml" xmlns:o="urn:schemas-microsoft-com:office:office" xmlns:r="http://schemas.openxmlformats.org/officeDocument/2006/relationships" xmlns:v="urn:schemas-microsoft-com:vml" xmlns:w10="urn:schemas-microsoft-com:office:word" xmlns:w14="http://schemas.microsoft.com/office/word/2010/wordml" xmlns:w="http://schemas.openxmlformats.org/wordprocessingml/2006/main" xmlns:wne="http://schemas.microsoft.com/office/word/2006/wordml" xmlns:wp14="http://schemas.microsoft.com/office/word/2010/wordprocessingDrawing" xmlns:wp="http://schemas.openxmlformats.org/drawingml/2006/wordprocessingDrawing" xmlns:wpc="http://schemas.microsoft.com/office/word/2010/wordprocessingCanvas" xmlns:wpg="http://schemas.microsoft.com/office/word/2010/wordprocessingGroup" xmlns:wpi="http://schemas.microsoft.com/office/word/2010/wordprocessingInk" xmlns:wps="http://schemas.microsoft.com/office/word/2010/wordprocessingShape" mc:Ignorable="w14 wp14">
+<w:ftr xmlns:mc="http://schemas.openxmlformats.org/markup-compatibility/2006" xmlns:w="http://schemas.openxmlformats.org/wordprocessingml/2006/main" xmlns:m="http://schemas.openxmlformats.org/officeDocument/2006/math" xmlns:mo="http://schemas.microsoft.com/office/mac/office/2008/main" xmlns:mv="urn:schemas-microsoft-com:mac:vml" xmlns:o="urn:schemas-microsoft-com:office:office" xmlns:r="http://schemas.openxmlformats.org/officeDocument/2006/relationships" xmlns:v="urn:schemas-microsoft-com:vml" xmlns:w10="urn:schemas-microsoft-com:office:word" xmlns:w14="http://schemas.microsoft.com/office/word/2010/wordml" xmlns:wne="http://schemas.microsoft.com/office/word/2006/wordml" xmlns:wp14="http://schemas.microsoft.com/office/word/2010/wordprocessingDrawing" xmlns:wp="http://schemas.openxmlformats.org/drawingml/2006/wordprocessingDrawing" xmlns:wpc="http://schemas.microsoft.com/office/word/2010/wordprocessingCanvas" xmlns:wpg="http://schemas.microsoft.com/office/word/2010/wordprocessingGroup" xmlns:wpi="http://schemas.microsoft.com/office/word/2010/wordprocessingInk" xmlns:wps="http://schemas.microsoft.com/office/word/2010/wordprocessingShape" mc:Ignorable="w14 wp14">
   <w:p>
     <w:pPr>
       <w:pStyle w:val="Footer"/>
@@ -2981,12 +3351,14 @@
     </w:pPr>
     <w:r>
       <w:rPr>
+        <w:rFonts w:eastAsia="黑体"/>
         <w:sz w:val="18"/>
       </w:rPr>
       <w:t xml:space="preserve">第 </w:t>
     </w:r>
     <w:r>
       <w:rPr>
+        <w:rFonts w:eastAsia="黑体"/>
         <w:sz w:val="18"/>
       </w:rPr>
       <w:fldChar w:fldCharType="begin"/>
@@ -2995,6 +3367,7 @@
     </w:r>
     <w:r>
       <w:rPr>
+        <w:rFonts w:eastAsia="黑体"/>
         <w:sz w:val="18"/>
       </w:rPr>
       <w:t xml:space="preserve"> 页</w:t>
@@ -3008,6 +3381,9 @@
   <w:footnote w:type="continuationSeparator" w:id="0">
     <w:p>
       <w:r>
+        <w:rPr>
+          <w:rFonts w:eastAsia="黑体"/>
+        </w:rPr>
         <w:continuationSeparator/>
       </w:r>
     </w:p>
@@ -3015,6 +3391,9 @@
   <w:footnote w:type="separator" w:id="-1">
     <w:p>
       <w:r>
+        <w:rPr>
+          <w:rFonts w:eastAsia="黑体"/>
+        </w:rPr>
         <w:separator/>
       </w:r>
     </w:p>
@@ -3023,7 +3402,7 @@
 </file>
 
 <file path=word/header1.xml><?xml version="1.0" encoding="utf-8"?>
-<w:hdr xmlns:m="http://schemas.openxmlformats.org/officeDocument/2006/math" xmlns:mc="http://schemas.openxmlformats.org/markup-compatibility/2006" xmlns:mo="http://schemas.microsoft.com/office/mac/office/2008/main" xmlns:mv="urn:schemas-microsoft-com:mac:vml" xmlns:o="urn:schemas-microsoft-com:office:office" xmlns:r="http://schemas.openxmlformats.org/officeDocument/2006/relationships" xmlns:v="urn:schemas-microsoft-com:vml" xmlns:w10="urn:schemas-microsoft-com:office:word" xmlns:w14="http://schemas.microsoft.com/office/word/2010/wordml" xmlns:w="http://schemas.openxmlformats.org/wordprocessingml/2006/main" xmlns:wne="http://schemas.microsoft.com/office/word/2006/wordml" xmlns:wp14="http://schemas.microsoft.com/office/word/2010/wordprocessingDrawing" xmlns:wp="http://schemas.openxmlformats.org/drawingml/2006/wordprocessingDrawing" xmlns:wpc="http://schemas.microsoft.com/office/word/2010/wordprocessingCanvas" xmlns:wpg="http://schemas.microsoft.com/office/word/2010/wordprocessingGroup" xmlns:wpi="http://schemas.microsoft.com/office/word/2010/wordprocessingInk" xmlns:wps="http://schemas.microsoft.com/office/word/2010/wordprocessingShape" mc:Ignorable="w14 wp14">
+<w:hdr xmlns:mc="http://schemas.openxmlformats.org/markup-compatibility/2006" xmlns:w="http://schemas.openxmlformats.org/wordprocessingml/2006/main" xmlns:m="http://schemas.openxmlformats.org/officeDocument/2006/math" xmlns:mo="http://schemas.microsoft.com/office/mac/office/2008/main" xmlns:mv="urn:schemas-microsoft-com:mac:vml" xmlns:o="urn:schemas-microsoft-com:office:office" xmlns:r="http://schemas.openxmlformats.org/officeDocument/2006/relationships" xmlns:v="urn:schemas-microsoft-com:vml" xmlns:w10="urn:schemas-microsoft-com:office:word" xmlns:w14="http://schemas.microsoft.com/office/word/2010/wordml" xmlns:wne="http://schemas.microsoft.com/office/word/2006/wordml" xmlns:wp14="http://schemas.microsoft.com/office/word/2010/wordprocessingDrawing" xmlns:wp="http://schemas.openxmlformats.org/drawingml/2006/wordprocessingDrawing" xmlns:wpc="http://schemas.microsoft.com/office/word/2010/wordprocessingCanvas" xmlns:wpg="http://schemas.microsoft.com/office/word/2010/wordprocessingGroup" xmlns:wpi="http://schemas.microsoft.com/office/word/2010/wordprocessingInk" xmlns:wps="http://schemas.microsoft.com/office/word/2010/wordprocessingShape" mc:Ignorable="w14 wp14">
   <w:p>
     <w:pPr>
       <w:pStyle w:val="Header"/>
@@ -3031,7 +3410,7 @@
     </w:pPr>
     <w:r>
       <w:rPr>
-        <w:rFonts w:ascii="Times New Roman" w:hAnsi="Times New Roman"/>
+        <w:rFonts w:ascii="Times New Roman" w:hAnsi="Times New Roman" w:eastAsia="黑体"/>
         <w:sz w:val="18"/>
         <w:rFonts w:eastAsia="黑体"/>
         <w:rFonts w:eastAsia="黑体"/>
@@ -3043,7 +3422,7 @@
 </file>
 
 <file path=word/numbering.xml><?xml version="1.0" encoding="utf-8"?>
-<w:numbering xmlns:m="http://schemas.openxmlformats.org/officeDocument/2006/math" xmlns:mc="http://schemas.openxmlformats.org/markup-compatibility/2006" xmlns:mo="http://schemas.microsoft.com/office/mac/office/2008/main" xmlns:mv="urn:schemas-microsoft-com:mac:vml" xmlns:o="urn:schemas-microsoft-com:office:office" xmlns:r="http://schemas.openxmlformats.org/officeDocument/2006/relationships" xmlns:v="urn:schemas-microsoft-com:vml" xmlns:w="http://schemas.openxmlformats.org/wordprocessingml/2006/main" xmlns:w10="urn:schemas-microsoft-com:office:word" xmlns:w14="http://schemas.microsoft.com/office/word/2010/wordml" xmlns:wne="http://schemas.microsoft.com/office/word/2006/wordml" xmlns:wp="http://schemas.openxmlformats.org/drawingml/2006/wordprocessingDrawing" xmlns:wp14="http://schemas.microsoft.com/office/word/2010/wordprocessingDrawing" xmlns:wpc="http://schemas.microsoft.com/office/word/2010/wordprocessingCanvas" xmlns:wpg="http://schemas.microsoft.com/office/word/2010/wordprocessingGroup" xmlns:wpi="http://schemas.microsoft.com/office/word/2010/wordprocessingInk" xmlns:wps="http://schemas.microsoft.com/office/word/2010/wordprocessingShape" mc:Ignorable="w14 wp14">
+<w:numbering xmlns:mc="http://schemas.openxmlformats.org/markup-compatibility/2006" xmlns:w="http://schemas.openxmlformats.org/wordprocessingml/2006/main" xmlns:m="http://schemas.openxmlformats.org/officeDocument/2006/math" xmlns:mo="http://schemas.microsoft.com/office/mac/office/2008/main" xmlns:mv="urn:schemas-microsoft-com:mac:vml" xmlns:o="urn:schemas-microsoft-com:office:office" xmlns:r="http://schemas.openxmlformats.org/officeDocument/2006/relationships" xmlns:v="urn:schemas-microsoft-com:vml" xmlns:w10="urn:schemas-microsoft-com:office:word" xmlns:w14="http://schemas.microsoft.com/office/word/2010/wordml" xmlns:wne="http://schemas.microsoft.com/office/word/2006/wordml" xmlns:wp="http://schemas.openxmlformats.org/drawingml/2006/wordprocessingDrawing" xmlns:wp14="http://schemas.microsoft.com/office/word/2010/wordprocessingDrawing" xmlns:wpc="http://schemas.microsoft.com/office/word/2010/wordprocessingCanvas" xmlns:wpg="http://schemas.microsoft.com/office/word/2010/wordprocessingGroup" xmlns:wpi="http://schemas.microsoft.com/office/word/2010/wordprocessingInk" xmlns:wps="http://schemas.microsoft.com/office/word/2010/wordprocessingShape" mc:Ignorable="w14 wp14">
   <w:abstractNum w:abstractNumId="0">
     <w:nsid w:val="FFFFFF7C"/>
     <w:multiLevelType w:val="singleLevel"/>
@@ -3130,7 +3509,7 @@
         <w:ind w:hanging="360" w:left="1440"/>
       </w:pPr>
       <w:rPr>
-        <w:rFonts w:ascii="Symbol" w:hAnsi="Symbol" w:hint="default"/>
+        <w:rFonts w:ascii="Symbol" w:hAnsi="Symbol" w:hint="default" w:eastAsia="黑体"/>
       </w:rPr>
     </w:lvl>
   </w:abstractNum>
@@ -3151,7 +3530,7 @@
         <w:ind w:hanging="360" w:left="1080"/>
       </w:pPr>
       <w:rPr>
-        <w:rFonts w:ascii="Symbol" w:hAnsi="Symbol" w:hint="default"/>
+        <w:rFonts w:ascii="Symbol" w:hAnsi="Symbol" w:hint="default" w:eastAsia="黑体"/>
       </w:rPr>
     </w:lvl>
   </w:abstractNum>
@@ -3172,7 +3551,7 @@
         <w:ind w:hanging="360" w:left="720"/>
       </w:pPr>
       <w:rPr>
-        <w:rFonts w:ascii="Symbol" w:hAnsi="Symbol" w:hint="default"/>
+        <w:rFonts w:ascii="Symbol" w:hAnsi="Symbol" w:hint="default" w:eastAsia="黑体"/>
       </w:rPr>
     </w:lvl>
   </w:abstractNum>
@@ -3211,7 +3590,7 @@
         <w:ind w:hanging="360" w:left="360"/>
       </w:pPr>
       <w:rPr>
-        <w:rFonts w:ascii="Symbol" w:hAnsi="Symbol" w:hint="default"/>
+        <w:rFonts w:ascii="Symbol" w:hAnsi="Symbol" w:hint="default" w:eastAsia="黑体"/>
       </w:rPr>
     </w:lvl>
   </w:abstractNum>
@@ -3302,7 +3681,7 @@
         <w:ind w:left="720" w:hanging="360"/>
       </w:pPr>
       <w:rPr>
-        <w:rFonts w:ascii="Symbol" w:hAnsi="Symbol" w:cs="Symbol" w:hint="default"/>
+        <w:rFonts w:ascii="Symbol" w:hAnsi="Symbol" w:cs="Symbol" w:hint="default" w:eastAsia="黑体"/>
       </w:rPr>
     </w:lvl>
     <w:lvl w:ilvl="1">
@@ -3313,7 +3692,7 @@
         <w:ind w:left="1440" w:hanging="360"/>
       </w:pPr>
       <w:rPr>
-        <w:rFonts w:ascii="Courier New" w:hAnsi="Courier New" w:cs="Courier New" w:hint="default"/>
+        <w:rFonts w:ascii="Courier New" w:hAnsi="Courier New" w:cs="Courier New" w:hint="default" w:eastAsia="黑体"/>
       </w:rPr>
     </w:lvl>
     <w:lvl w:ilvl="2">
@@ -3324,7 +3703,7 @@
         <w:ind w:left="2160" w:hanging="360"/>
       </w:pPr>
       <w:rPr>
-        <w:rFonts w:ascii="Wingdings" w:hAnsi="Wingdings" w:cs="Wingdings" w:hint="default"/>
+        <w:rFonts w:ascii="Wingdings" w:hAnsi="Wingdings" w:cs="Wingdings" w:hint="default" w:eastAsia="黑体"/>
       </w:rPr>
     </w:lvl>
     <w:lvl w:ilvl="3">
@@ -3335,7 +3714,7 @@
         <w:ind w:left="2880" w:hanging="360"/>
       </w:pPr>
       <w:rPr>
-        <w:rFonts w:ascii="Symbol" w:hAnsi="Symbol" w:cs="Symbol" w:hint="default"/>
+        <w:rFonts w:ascii="Symbol" w:hAnsi="Symbol" w:cs="Symbol" w:hint="default" w:eastAsia="黑体"/>
       </w:rPr>
     </w:lvl>
     <w:lvl w:ilvl="4">
@@ -3346,7 +3725,7 @@
         <w:ind w:left="3600" w:hanging="360"/>
       </w:pPr>
       <w:rPr>
-        <w:rFonts w:ascii="Courier New" w:hAnsi="Courier New" w:cs="Courier New" w:hint="default"/>
+        <w:rFonts w:ascii="Courier New" w:hAnsi="Courier New" w:cs="Courier New" w:hint="default" w:eastAsia="黑体"/>
       </w:rPr>
     </w:lvl>
     <w:lvl w:ilvl="5">
@@ -3357,7 +3736,7 @@
         <w:ind w:left="4320" w:hanging="360"/>
       </w:pPr>
       <w:rPr>
-        <w:rFonts w:ascii="Wingdings" w:hAnsi="Wingdings" w:cs="Wingdings" w:hint="default"/>
+        <w:rFonts w:ascii="Wingdings" w:hAnsi="Wingdings" w:cs="Wingdings" w:hint="default" w:eastAsia="黑体"/>
       </w:rPr>
     </w:lvl>
     <w:lvl w:ilvl="6">
@@ -3368,7 +3747,7 @@
         <w:ind w:left="5040" w:hanging="360"/>
       </w:pPr>
       <w:rPr>
-        <w:rFonts w:ascii="Symbol" w:hAnsi="Symbol" w:cs="Symbol" w:hint="default"/>
+        <w:rFonts w:ascii="Symbol" w:hAnsi="Symbol" w:cs="Symbol" w:hint="default" w:eastAsia="黑体"/>
       </w:rPr>
     </w:lvl>
     <w:lvl w:ilvl="7">
@@ -3379,7 +3758,7 @@
         <w:ind w:left="5760" w:hanging="360"/>
       </w:pPr>
       <w:rPr>
-        <w:rFonts w:ascii="Courier New" w:hAnsi="Courier New" w:cs="Courier New" w:hint="default"/>
+        <w:rFonts w:ascii="Courier New" w:hAnsi="Courier New" w:cs="Courier New" w:hint="default" w:eastAsia="黑体"/>
       </w:rPr>
     </w:lvl>
     <w:lvl w:ilvl="8">
@@ -3390,7 +3769,7 @@
         <w:ind w:left="6480" w:hanging="360"/>
       </w:pPr>
       <w:rPr>
-        <w:rFonts w:ascii="Wingdings" w:hAnsi="Wingdings" w:cs="Wingdings" w:hint="default"/>
+        <w:rFonts w:ascii="Wingdings" w:hAnsi="Wingdings" w:cs="Wingdings" w:hint="default" w:eastAsia="黑体"/>
       </w:rPr>
     </w:lvl>
   </w:abstractNum>
@@ -3449,11 +3828,11 @@
 </file>
 
 <file path=word/styles.xml><?xml version="1.0" encoding="utf-8"?>
-<w:styles xmlns:mc="http://schemas.openxmlformats.org/markup-compatibility/2006" xmlns:r="http://schemas.openxmlformats.org/officeDocument/2006/relationships" xmlns:w="http://schemas.openxmlformats.org/wordprocessingml/2006/main" xmlns:w14="http://schemas.microsoft.com/office/word/2010/wordml" mc:Ignorable="w14">
+<w:styles xmlns:mc="http://schemas.openxmlformats.org/markup-compatibility/2006" xmlns:w="http://schemas.openxmlformats.org/wordprocessingml/2006/main" xmlns:r="http://schemas.openxmlformats.org/officeDocument/2006/relationships" xmlns:w14="http://schemas.microsoft.com/office/word/2010/wordml" mc:Ignorable="w14">
   <w:docDefaults>
     <w:rPrDefault>
       <w:rPr>
-        <w:rFonts w:asciiTheme="minorHAnsi" w:cstheme="minorBidi" w:eastAsiaTheme="minorEastAsia" w:hAnsiTheme="minorHAnsi"/>
+        <w:rFonts w:asciiTheme="minorHAnsi" w:cstheme="minorBidi" w:hAnsiTheme="minorHAnsi" w:eastAsia="黑体"/>
         <w:sz w:val="22"/>
         <w:szCs w:val="22"/>
         <w:lang w:bidi="ar-SA" w:eastAsia="en-US" w:val="en-US"/>
@@ -3675,7 +4054,7 @@
       <w:outlineLvl w:val="0"/>
     </w:pPr>
     <w:rPr>
-      <w:rFonts w:ascii="Times New Roman" w:asciiTheme="majorHAnsi" w:cstheme="majorBidi" w:eastAsia="黑体" w:eastAsiaTheme="majorEastAsia" w:hAnsi="Times New Roman" w:hAnsiTheme="majorHAnsi"/>
+      <w:rFonts w:ascii="Times New Roman" w:asciiTheme="majorHAnsi" w:cstheme="majorBidi" w:eastAsia="黑体" w:hAnsi="Times New Roman" w:hAnsiTheme="majorHAnsi"/>
       <w:b/>
       <w:bCs/>
       <w:color w:val="1F3864"/>
@@ -3699,7 +4078,7 @@
       <w:outlineLvl w:val="1"/>
     </w:pPr>
     <w:rPr>
-      <w:rFonts w:ascii="Times New Roman" w:asciiTheme="majorHAnsi" w:cstheme="majorBidi" w:eastAsia="黑体" w:eastAsiaTheme="majorEastAsia" w:hAnsi="Times New Roman" w:hAnsiTheme="majorHAnsi"/>
+      <w:rFonts w:ascii="Times New Roman" w:asciiTheme="majorHAnsi" w:cstheme="majorBidi" w:eastAsia="黑体" w:hAnsi="Times New Roman" w:hAnsiTheme="majorHAnsi"/>
       <w:b/>
       <w:bCs/>
       <w:color w:val="2E4E7E"/>
@@ -3723,7 +4102,7 @@
       <w:outlineLvl w:val="2"/>
     </w:pPr>
     <w:rPr>
-      <w:rFonts w:ascii="Times New Roman" w:asciiTheme="majorHAnsi" w:cstheme="majorBidi" w:eastAsia="黑体" w:eastAsiaTheme="majorEastAsia" w:hAnsi="Times New Roman" w:hAnsiTheme="majorHAnsi"/>
+      <w:rFonts w:ascii="Times New Roman" w:asciiTheme="majorHAnsi" w:cstheme="majorBidi" w:eastAsia="黑体" w:hAnsi="Times New Roman" w:hAnsiTheme="majorHAnsi"/>
       <w:b/>
       <w:bCs/>
       <w:color w:val="2E4E7E"/>
@@ -3747,7 +4126,7 @@
       <w:outlineLvl w:val="3"/>
     </w:pPr>
     <w:rPr>
-      <w:rFonts w:ascii="Times New Roman" w:asciiTheme="majorHAnsi" w:cstheme="majorBidi" w:eastAsia="黑体" w:eastAsiaTheme="majorEastAsia" w:hAnsi="Times New Roman" w:hAnsiTheme="majorHAnsi"/>
+      <w:rFonts w:ascii="Times New Roman" w:asciiTheme="majorHAnsi" w:cstheme="majorBidi" w:eastAsia="黑体" w:hAnsi="Times New Roman" w:hAnsiTheme="majorHAnsi"/>
       <w:b/>
       <w:bCs/>
       <w:i/>
@@ -3773,7 +4152,7 @@
       <w:outlineLvl w:val="4"/>
     </w:pPr>
     <w:rPr>
-      <w:rFonts w:ascii="Times New Roman" w:asciiTheme="majorHAnsi" w:cstheme="majorBidi" w:eastAsia="黑体" w:eastAsiaTheme="majorEastAsia" w:hAnsi="Times New Roman" w:hAnsiTheme="majorHAnsi"/>
+      <w:rFonts w:ascii="Times New Roman" w:asciiTheme="majorHAnsi" w:cstheme="majorBidi" w:eastAsia="黑体" w:hAnsi="Times New Roman" w:hAnsiTheme="majorHAnsi"/>
       <w:b/>
       <w:color w:val="333333"/>
       <w:sz w:val="22"/>
@@ -3796,7 +4175,7 @@
       <w:outlineLvl w:val="5"/>
     </w:pPr>
     <w:rPr>
-      <w:rFonts w:asciiTheme="majorHAnsi" w:cstheme="majorBidi" w:eastAsiaTheme="majorEastAsia" w:hAnsiTheme="majorHAnsi"/>
+      <w:rFonts w:asciiTheme="majorHAnsi" w:cstheme="majorBidi" w:hAnsiTheme="majorHAnsi" w:eastAsia="黑体"/>
       <w:i/>
       <w:iCs/>
       <w:color w:themeColor="accent1" w:themeShade="7F" w:val="243F60"/>
@@ -3819,7 +4198,7 @@
       <w:outlineLvl w:val="6"/>
     </w:pPr>
     <w:rPr>
-      <w:rFonts w:asciiTheme="majorHAnsi" w:cstheme="majorBidi" w:eastAsiaTheme="majorEastAsia" w:hAnsiTheme="majorHAnsi"/>
+      <w:rFonts w:asciiTheme="majorHAnsi" w:cstheme="majorBidi" w:hAnsiTheme="majorHAnsi" w:eastAsia="黑体"/>
       <w:i/>
       <w:iCs/>
       <w:color w:themeColor="text1" w:themeTint="BF" w:val="404040"/>
@@ -3842,7 +4221,7 @@
       <w:outlineLvl w:val="7"/>
     </w:pPr>
     <w:rPr>
-      <w:rFonts w:asciiTheme="majorHAnsi" w:cstheme="majorBidi" w:eastAsiaTheme="majorEastAsia" w:hAnsiTheme="majorHAnsi"/>
+      <w:rFonts w:asciiTheme="majorHAnsi" w:cstheme="majorBidi" w:hAnsiTheme="majorHAnsi" w:eastAsia="黑体"/>
       <w:color w:themeColor="accent1" w:val="4F81BD"/>
       <w:sz w:val="20"/>
       <w:szCs w:val="20"/>
@@ -3865,7 +4244,7 @@
       <w:outlineLvl w:val="8"/>
     </w:pPr>
     <w:rPr>
-      <w:rFonts w:asciiTheme="majorHAnsi" w:cstheme="majorBidi" w:eastAsiaTheme="majorEastAsia" w:hAnsiTheme="majorHAnsi"/>
+      <w:rFonts w:asciiTheme="majorHAnsi" w:cstheme="majorBidi" w:hAnsiTheme="majorHAnsi" w:eastAsia="黑体"/>
       <w:i/>
       <w:iCs/>
       <w:color w:themeColor="text1" w:themeTint="BF" w:val="404040"/>
@@ -3916,7 +4295,7 @@
     <w:uiPriority w:val="9"/>
     <w:rsid w:val="00FC693F"/>
     <w:rPr>
-      <w:rFonts w:asciiTheme="majorHAnsi" w:cstheme="majorBidi" w:eastAsiaTheme="majorEastAsia" w:hAnsiTheme="majorHAnsi"/>
+      <w:rFonts w:asciiTheme="majorHAnsi" w:cstheme="majorBidi" w:hAnsiTheme="majorHAnsi" w:eastAsia="黑体"/>
       <w:b/>
       <w:bCs/>
       <w:color w:themeColor="accent1" w:themeShade="BF" w:val="365F91"/>
@@ -3931,7 +4310,7 @@
     <w:uiPriority w:val="9"/>
     <w:rsid w:val="00FC693F"/>
     <w:rPr>
-      <w:rFonts w:asciiTheme="majorHAnsi" w:cstheme="majorBidi" w:eastAsiaTheme="majorEastAsia" w:hAnsiTheme="majorHAnsi"/>
+      <w:rFonts w:asciiTheme="majorHAnsi" w:cstheme="majorBidi" w:hAnsiTheme="majorHAnsi" w:eastAsia="黑体"/>
       <w:b/>
       <w:bCs/>
       <w:color w:themeColor="accent1" w:val="4F81BD"/>
@@ -3946,7 +4325,7 @@
     <w:uiPriority w:val="9"/>
     <w:rsid w:val="00FC693F"/>
     <w:rPr>
-      <w:rFonts w:asciiTheme="majorHAnsi" w:cstheme="majorBidi" w:eastAsiaTheme="majorEastAsia" w:hAnsiTheme="majorHAnsi"/>
+      <w:rFonts w:asciiTheme="majorHAnsi" w:cstheme="majorBidi" w:hAnsiTheme="majorHAnsi" w:eastAsia="黑体"/>
       <w:b/>
       <w:bCs/>
       <w:color w:themeColor="accent1" w:val="4F81BD"/>
@@ -3969,7 +4348,7 @@
       <w:contextualSpacing/>
     </w:pPr>
     <w:rPr>
-      <w:rFonts w:ascii="Times New Roman" w:asciiTheme="majorHAnsi" w:cstheme="majorBidi" w:eastAsia="黑体" w:eastAsiaTheme="majorEastAsia" w:hAnsi="Times New Roman" w:hAnsiTheme="majorHAnsi"/>
+      <w:rFonts w:ascii="Times New Roman" w:asciiTheme="majorHAnsi" w:cstheme="majorBidi" w:eastAsia="黑体" w:hAnsi="Times New Roman" w:hAnsiTheme="majorHAnsi"/>
       <w:b/>
       <w:color w:val="1F3864"/>
       <w:spacing w:val="5"/>
@@ -3985,7 +4364,7 @@
     <w:uiPriority w:val="10"/>
     <w:rsid w:val="00FC693F"/>
     <w:rPr>
-      <w:rFonts w:asciiTheme="majorHAnsi" w:cstheme="majorBidi" w:eastAsiaTheme="majorEastAsia" w:hAnsiTheme="majorHAnsi"/>
+      <w:rFonts w:asciiTheme="majorHAnsi" w:cstheme="majorBidi" w:hAnsiTheme="majorHAnsi" w:eastAsia="黑体"/>
       <w:color w:themeColor="text2" w:themeShade="BF" w:val="17365D"/>
       <w:spacing w:val="5"/>
       <w:kern w:val="28"/>
@@ -4007,7 +4386,7 @@
       </w:numPr>
     </w:pPr>
     <w:rPr>
-      <w:rFonts w:asciiTheme="majorHAnsi" w:cstheme="majorBidi" w:eastAsiaTheme="majorEastAsia" w:hAnsiTheme="majorHAnsi"/>
+      <w:rFonts w:asciiTheme="majorHAnsi" w:cstheme="majorBidi" w:hAnsiTheme="majorHAnsi" w:eastAsia="黑体"/>
       <w:i/>
       <w:iCs/>
       <w:color w:themeColor="accent1" w:val="4F81BD"/>
@@ -4023,7 +4402,7 @@
     <w:uiPriority w:val="11"/>
     <w:rsid w:val="00FC693F"/>
     <w:rPr>
-      <w:rFonts w:asciiTheme="majorHAnsi" w:cstheme="majorBidi" w:eastAsiaTheme="majorEastAsia" w:hAnsiTheme="majorHAnsi"/>
+      <w:rFonts w:asciiTheme="majorHAnsi" w:cstheme="majorBidi" w:hAnsiTheme="majorHAnsi" w:eastAsia="黑体"/>
       <w:i/>
       <w:iCs/>
       <w:color w:themeColor="accent1" w:val="4F81BD"/>
@@ -4090,6 +4469,7 @@
       <w:spacing w:after="120"/>
     </w:pPr>
     <w:rPr>
+      <w:rFonts w:eastAsia="黑体"/>
       <w:sz w:val="16"/>
       <w:szCs w:val="16"/>
     </w:rPr>
@@ -4101,6 +4481,7 @@
     <w:uiPriority w:val="99"/>
     <w:rsid w:val="00AA1D8D"/>
     <w:rPr>
+      <w:rFonts w:eastAsia="黑体"/>
       <w:sz w:val="16"/>
       <w:szCs w:val="16"/>
     </w:rPr>
@@ -4270,7 +4651,7 @@
       </w:tabs>
     </w:pPr>
     <w:rPr>
-      <w:rFonts w:ascii="Courier" w:hAnsi="Courier"/>
+      <w:rFonts w:ascii="Courier" w:hAnsi="Courier" w:eastAsia="黑体"/>
       <w:sz w:val="20"/>
       <w:szCs w:val="20"/>
     </w:rPr>
@@ -4282,7 +4663,7 @@
     <w:uiPriority w:val="99"/>
     <w:rsid w:val="0029639D"/>
     <w:rPr>
-      <w:rFonts w:ascii="Courier" w:hAnsi="Courier"/>
+      <w:rFonts w:ascii="Courier" w:hAnsi="Courier" w:eastAsia="黑体"/>
       <w:sz w:val="20"/>
       <w:szCs w:val="20"/>
     </w:rPr>
@@ -4318,6 +4699,7 @@
     <w:uiPriority w:val="29"/>
     <w:rsid w:val="00FC693F"/>
     <w:rPr>
+      <w:rFonts w:eastAsia="黑体"/>
       <w:i/>
       <w:iCs/>
       <w:color w:themeColor="text1" w:val="000000"/>
@@ -4331,7 +4713,7 @@
     <w:semiHidden/>
     <w:rsid w:val="00FC693F"/>
     <w:rPr>
-      <w:rFonts w:asciiTheme="majorHAnsi" w:cstheme="majorBidi" w:eastAsiaTheme="majorEastAsia" w:hAnsiTheme="majorHAnsi"/>
+      <w:rFonts w:asciiTheme="majorHAnsi" w:cstheme="majorBidi" w:hAnsiTheme="majorHAnsi" w:eastAsia="黑体"/>
       <w:b/>
       <w:bCs/>
       <w:i/>
@@ -4347,7 +4729,7 @@
     <w:semiHidden/>
     <w:rsid w:val="00FC693F"/>
     <w:rPr>
-      <w:rFonts w:asciiTheme="majorHAnsi" w:cstheme="majorBidi" w:eastAsiaTheme="majorEastAsia" w:hAnsiTheme="majorHAnsi"/>
+      <w:rFonts w:asciiTheme="majorHAnsi" w:cstheme="majorBidi" w:hAnsiTheme="majorHAnsi" w:eastAsia="黑体"/>
       <w:color w:themeColor="accent1" w:themeShade="7F" w:val="243F60"/>
     </w:rPr>
   </w:style>
@@ -4359,7 +4741,7 @@
     <w:semiHidden/>
     <w:rsid w:val="00FC693F"/>
     <w:rPr>
-      <w:rFonts w:asciiTheme="majorHAnsi" w:cstheme="majorBidi" w:eastAsiaTheme="majorEastAsia" w:hAnsiTheme="majorHAnsi"/>
+      <w:rFonts w:asciiTheme="majorHAnsi" w:cstheme="majorBidi" w:hAnsiTheme="majorHAnsi" w:eastAsia="黑体"/>
       <w:i/>
       <w:iCs/>
       <w:color w:themeColor="accent1" w:themeShade="7F" w:val="243F60"/>
@@ -4373,7 +4755,7 @@
     <w:semiHidden/>
     <w:rsid w:val="00FC693F"/>
     <w:rPr>
-      <w:rFonts w:asciiTheme="majorHAnsi" w:cstheme="majorBidi" w:eastAsiaTheme="majorEastAsia" w:hAnsiTheme="majorHAnsi"/>
+      <w:rFonts w:asciiTheme="majorHAnsi" w:cstheme="majorBidi" w:hAnsiTheme="majorHAnsi" w:eastAsia="黑体"/>
       <w:i/>
       <w:iCs/>
       <w:color w:themeColor="text1" w:themeTint="BF" w:val="404040"/>
@@ -4387,7 +4769,7 @@
     <w:semiHidden/>
     <w:rsid w:val="00FC693F"/>
     <w:rPr>
-      <w:rFonts w:asciiTheme="majorHAnsi" w:cstheme="majorBidi" w:eastAsiaTheme="majorEastAsia" w:hAnsiTheme="majorHAnsi"/>
+      <w:rFonts w:asciiTheme="majorHAnsi" w:cstheme="majorBidi" w:hAnsiTheme="majorHAnsi" w:eastAsia="黑体"/>
       <w:color w:themeColor="accent1" w:val="4F81BD"/>
       <w:sz w:val="20"/>
       <w:szCs w:val="20"/>
@@ -4401,7 +4783,7 @@
     <w:semiHidden/>
     <w:rsid w:val="00FC693F"/>
     <w:rPr>
-      <w:rFonts w:asciiTheme="majorHAnsi" w:cstheme="majorBidi" w:eastAsiaTheme="majorEastAsia" w:hAnsiTheme="majorHAnsi"/>
+      <w:rFonts w:asciiTheme="majorHAnsi" w:cstheme="majorBidi" w:hAnsiTheme="majorHAnsi" w:eastAsia="黑体"/>
       <w:i/>
       <w:iCs/>
       <w:color w:themeColor="text1" w:themeTint="BF" w:val="404040"/>
@@ -4422,6 +4804,7 @@
       <w:spacing w:line="240" w:lineRule="auto"/>
     </w:pPr>
     <w:rPr>
+      <w:rFonts w:eastAsia="黑体"/>
       <w:b/>
       <w:bCs/>
       <w:color w:themeColor="accent1" w:val="4F81BD"/>
@@ -4436,6 +4819,7 @@
     <w:qFormat/>
     <w:rsid w:val="00FC693F"/>
     <w:rPr>
+      <w:rFonts w:eastAsia="黑体"/>
       <w:b/>
       <w:bCs/>
     </w:rPr>
@@ -4447,6 +4831,7 @@
     <w:qFormat/>
     <w:rsid w:val="00FC693F"/>
     <w:rPr>
+      <w:rFonts w:eastAsia="黑体"/>
       <w:i/>
       <w:iCs/>
     </w:rPr>
@@ -4467,6 +4852,7 @@
       <w:ind w:left="936" w:right="936"/>
     </w:pPr>
     <w:rPr>
+      <w:rFonts w:eastAsia="黑体"/>
       <w:b/>
       <w:bCs/>
       <w:i/>
@@ -4481,6 +4867,7 @@
     <w:uiPriority w:val="30"/>
     <w:rsid w:val="00FC693F"/>
     <w:rPr>
+      <w:rFonts w:eastAsia="黑体"/>
       <w:b/>
       <w:bCs/>
       <w:i/>
@@ -4495,6 +4882,7 @@
     <w:qFormat/>
     <w:rsid w:val="00FC693F"/>
     <w:rPr>
+      <w:rFonts w:eastAsia="黑体"/>
       <w:i/>
       <w:iCs/>
       <w:color w:themeColor="text1" w:themeTint="7F" w:val="808080"/>
@@ -4507,6 +4895,7 @@
     <w:qFormat/>
     <w:rsid w:val="00FC693F"/>
     <w:rPr>
+      <w:rFonts w:eastAsia="黑体"/>
       <w:b/>
       <w:bCs/>
       <w:i/>
@@ -4521,6 +4910,7 @@
     <w:qFormat/>
     <w:rsid w:val="00FC693F"/>
     <w:rPr>
+      <w:rFonts w:eastAsia="黑体"/>
       <w:smallCaps/>
       <w:color w:themeColor="accent2" w:val="C0504D"/>
       <w:u w:val="single"/>
@@ -4533,6 +4923,7 @@
     <w:qFormat/>
     <w:rsid w:val="00FC693F"/>
     <w:rPr>
+      <w:rFonts w:eastAsia="黑体"/>
       <w:b/>
       <w:bCs/>
       <w:smallCaps/>
@@ -4548,6 +4939,7 @@
     <w:qFormat/>
     <w:rsid w:val="00FC693F"/>
     <w:rPr>
+      <w:rFonts w:eastAsia="黑体"/>
       <w:b/>
       <w:bCs/>
       <w:smallCaps/>
@@ -4602,6 +4994,7 @@
       <w:spacing w:after="0" w:line="240" w:lineRule="auto"/>
     </w:pPr>
     <w:rPr>
+      <w:rFonts w:eastAsia="黑体"/>
       <w:color w:themeColor="text1" w:themeShade="BF" w:val="000000"/>
     </w:rPr>
     <w:tblPr>
@@ -4624,6 +5017,7 @@
         <w:spacing w:after="0" w:before="0" w:line="240" w:lineRule="auto"/>
       </w:pPr>
       <w:rPr>
+        <w:rFonts w:eastAsia="黑体"/>
         <w:b/>
         <w:bCs/>
       </w:rPr>
@@ -4644,6 +5038,7 @@
         <w:spacing w:after="0" w:before="0" w:line="240" w:lineRule="auto"/>
       </w:pPr>
       <w:rPr>
+        <w:rFonts w:eastAsia="黑体"/>
         <w:b/>
         <w:bCs/>
       </w:rPr>
@@ -4661,12 +5056,14 @@
     </w:tblStylePr>
     <w:tblStylePr w:type="firstCol">
       <w:rPr>
+        <w:rFonts w:eastAsia="黑体"/>
         <w:b/>
         <w:bCs/>
       </w:rPr>
     </w:tblStylePr>
     <w:tblStylePr w:type="lastCol">
       <w:rPr>
+        <w:rFonts w:eastAsia="黑体"/>
         <w:b/>
         <w:bCs/>
       </w:rPr>
@@ -4705,6 +5102,7 @@
       <w:spacing w:after="0" w:line="240" w:lineRule="auto"/>
     </w:pPr>
     <w:rPr>
+      <w:rFonts w:eastAsia="黑体"/>
       <w:color w:themeColor="accent1" w:themeShade="BF" w:val="365F91"/>
     </w:rPr>
     <w:tblPr>
@@ -4727,6 +5125,7 @@
         <w:spacing w:after="0" w:before="0" w:line="240" w:lineRule="auto"/>
       </w:pPr>
       <w:rPr>
+        <w:rFonts w:eastAsia="黑体"/>
         <w:b/>
         <w:bCs/>
       </w:rPr>
@@ -4747,6 +5146,7 @@
         <w:spacing w:after="0" w:before="0" w:line="240" w:lineRule="auto"/>
       </w:pPr>
       <w:rPr>
+        <w:rFonts w:eastAsia="黑体"/>
         <w:b/>
         <w:bCs/>
       </w:rPr>
@@ -4764,12 +5164,14 @@
     </w:tblStylePr>
     <w:tblStylePr w:type="firstCol">
       <w:rPr>
+        <w:rFonts w:eastAsia="黑体"/>
         <w:b/>
         <w:bCs/>
       </w:rPr>
     </w:tblStylePr>
     <w:tblStylePr w:type="lastCol">
       <w:rPr>
+        <w:rFonts w:eastAsia="黑体"/>
         <w:b/>
         <w:bCs/>
       </w:rPr>
@@ -4808,6 +5210,7 @@
       <w:spacing w:after="0" w:line="240" w:lineRule="auto"/>
     </w:pPr>
     <w:rPr>
+      <w:rFonts w:eastAsia="黑体"/>
       <w:color w:themeColor="accent2" w:themeShade="BF" w:val="943634"/>
     </w:rPr>
     <w:tblPr>
@@ -4830,6 +5233,7 @@
         <w:spacing w:after="0" w:before="0" w:line="240" w:lineRule="auto"/>
       </w:pPr>
       <w:rPr>
+        <w:rFonts w:eastAsia="黑体"/>
         <w:b/>
         <w:bCs/>
       </w:rPr>
@@ -4850,6 +5254,7 @@
         <w:spacing w:after="0" w:before="0" w:line="240" w:lineRule="auto"/>
       </w:pPr>
       <w:rPr>
+        <w:rFonts w:eastAsia="黑体"/>
         <w:b/>
         <w:bCs/>
       </w:rPr>
@@ -4867,12 +5272,14 @@
     </w:tblStylePr>
     <w:tblStylePr w:type="firstCol">
       <w:rPr>
+        <w:rFonts w:eastAsia="黑体"/>
         <w:b/>
         <w:bCs/>
       </w:rPr>
     </w:tblStylePr>
     <w:tblStylePr w:type="lastCol">
       <w:rPr>
+        <w:rFonts w:eastAsia="黑体"/>
         <w:b/>
         <w:bCs/>
       </w:rPr>
@@ -4911,6 +5318,7 @@
       <w:spacing w:after="0" w:line="240" w:lineRule="auto"/>
     </w:pPr>
     <w:rPr>
+      <w:rFonts w:eastAsia="黑体"/>
       <w:color w:themeColor="accent3" w:themeShade="BF" w:val="76923C"/>
     </w:rPr>
     <w:tblPr>
@@ -4933,6 +5341,7 @@
         <w:spacing w:after="0" w:before="0" w:line="240" w:lineRule="auto"/>
       </w:pPr>
       <w:rPr>
+        <w:rFonts w:eastAsia="黑体"/>
         <w:b/>
         <w:bCs/>
       </w:rPr>
@@ -4953,6 +5362,7 @@
         <w:spacing w:after="0" w:before="0" w:line="240" w:lineRule="auto"/>
       </w:pPr>
       <w:rPr>
+        <w:rFonts w:eastAsia="黑体"/>
         <w:b/>
         <w:bCs/>
       </w:rPr>
@@ -4970,12 +5380,14 @@
     </w:tblStylePr>
     <w:tblStylePr w:type="firstCol">
       <w:rPr>
+        <w:rFonts w:eastAsia="黑体"/>
         <w:b/>
         <w:bCs/>
       </w:rPr>
     </w:tblStylePr>
     <w:tblStylePr w:type="lastCol">
       <w:rPr>
+        <w:rFonts w:eastAsia="黑体"/>
         <w:b/>
         <w:bCs/>
       </w:rPr>
@@ -5014,6 +5426,7 @@
       <w:spacing w:after="0" w:line="240" w:lineRule="auto"/>
     </w:pPr>
     <w:rPr>
+      <w:rFonts w:eastAsia="黑体"/>
       <w:color w:themeColor="accent4" w:themeShade="BF" w:val="5F497A"/>
     </w:rPr>
     <w:tblPr>
@@ -5036,6 +5449,7 @@
         <w:spacing w:after="0" w:before="0" w:line="240" w:lineRule="auto"/>
       </w:pPr>
       <w:rPr>
+        <w:rFonts w:eastAsia="黑体"/>
         <w:b/>
         <w:bCs/>
       </w:rPr>
@@ -5056,6 +5470,7 @@
         <w:spacing w:after="0" w:before="0" w:line="240" w:lineRule="auto"/>
       </w:pPr>
       <w:rPr>
+        <w:rFonts w:eastAsia="黑体"/>
         <w:b/>
         <w:bCs/>
       </w:rPr>
@@ -5073,12 +5488,14 @@
     </w:tblStylePr>
     <w:tblStylePr w:type="firstCol">
       <w:rPr>
+        <w:rFonts w:eastAsia="黑体"/>
         <w:b/>
         <w:bCs/>
       </w:rPr>
     </w:tblStylePr>
     <w:tblStylePr w:type="lastCol">
       <w:rPr>
+        <w:rFonts w:eastAsia="黑体"/>
         <w:b/>
         <w:bCs/>
       </w:rPr>
@@ -5117,6 +5534,7 @@
       <w:spacing w:after="0" w:line="240" w:lineRule="auto"/>
     </w:pPr>
     <w:rPr>
+      <w:rFonts w:eastAsia="黑体"/>
       <w:color w:themeColor="accent5" w:themeShade="BF" w:val="31849B"/>
     </w:rPr>
     <w:tblPr>
@@ -5139,6 +5557,7 @@
         <w:spacing w:after="0" w:before="0" w:line="240" w:lineRule="auto"/>
       </w:pPr>
       <w:rPr>
+        <w:rFonts w:eastAsia="黑体"/>
         <w:b/>
         <w:bCs/>
       </w:rPr>
@@ -5159,6 +5578,7 @@
         <w:spacing w:after="0" w:before="0" w:line="240" w:lineRule="auto"/>
       </w:pPr>
       <w:rPr>
+        <w:rFonts w:eastAsia="黑体"/>
         <w:b/>
         <w:bCs/>
       </w:rPr>
@@ -5176,12 +5596,14 @@
     </w:tblStylePr>
     <w:tblStylePr w:type="firstCol">
       <w:rPr>
+        <w:rFonts w:eastAsia="黑体"/>
         <w:b/>
         <w:bCs/>
       </w:rPr>
     </w:tblStylePr>
     <w:tblStylePr w:type="lastCol">
       <w:rPr>
+        <w:rFonts w:eastAsia="黑体"/>
         <w:b/>
         <w:bCs/>
       </w:rPr>
@@ -5220,6 +5642,7 @@
       <w:spacing w:after="0" w:line="240" w:lineRule="auto"/>
     </w:pPr>
     <w:rPr>
+      <w:rFonts w:eastAsia="黑体"/>
       <w:color w:themeColor="accent6" w:themeShade="BF" w:val="E36C0A"/>
     </w:rPr>
     <w:tblPr>
@@ -5242,6 +5665,7 @@
         <w:spacing w:after="0" w:before="0" w:line="240" w:lineRule="auto"/>
       </w:pPr>
       <w:rPr>
+        <w:rFonts w:eastAsia="黑体"/>
         <w:b/>
         <w:bCs/>
       </w:rPr>
@@ -5262,6 +5686,7 @@
         <w:spacing w:after="0" w:before="0" w:line="240" w:lineRule="auto"/>
       </w:pPr>
       <w:rPr>
+        <w:rFonts w:eastAsia="黑体"/>
         <w:b/>
         <w:bCs/>
       </w:rPr>
@@ -5279,12 +5704,14 @@
     </w:tblStylePr>
     <w:tblStylePr w:type="firstCol">
       <w:rPr>
+        <w:rFonts w:eastAsia="黑体"/>
         <w:b/>
         <w:bCs/>
       </w:rPr>
     </w:tblStylePr>
     <w:tblStylePr w:type="lastCol">
       <w:rPr>
+        <w:rFonts w:eastAsia="黑体"/>
         <w:b/>
         <w:bCs/>
       </w:rPr>
@@ -5344,6 +5771,7 @@
         <w:spacing w:after="0" w:before="0" w:line="240" w:lineRule="auto"/>
       </w:pPr>
       <w:rPr>
+        <w:rFonts w:eastAsia="黑体"/>
         <w:b/>
         <w:bCs/>
         <w:color w:themeColor="background1" w:val="FFFFFF"/>
@@ -5358,6 +5786,7 @@
         <w:spacing w:after="0" w:before="0" w:line="240" w:lineRule="auto"/>
       </w:pPr>
       <w:rPr>
+        <w:rFonts w:eastAsia="黑体"/>
         <w:b/>
         <w:bCs/>
       </w:rPr>
@@ -5373,12 +5802,14 @@
     </w:tblStylePr>
     <w:tblStylePr w:type="firstCol">
       <w:rPr>
+        <w:rFonts w:eastAsia="黑体"/>
         <w:b/>
         <w:bCs/>
       </w:rPr>
     </w:tblStylePr>
     <w:tblStylePr w:type="lastCol">
       <w:rPr>
+        <w:rFonts w:eastAsia="黑体"/>
         <w:b/>
         <w:bCs/>
       </w:rPr>
@@ -5436,6 +5867,7 @@
         <w:spacing w:after="0" w:before="0" w:line="240" w:lineRule="auto"/>
       </w:pPr>
       <w:rPr>
+        <w:rFonts w:eastAsia="黑体"/>
         <w:b/>
         <w:bCs/>
         <w:color w:themeColor="background1" w:val="FFFFFF"/>
@@ -5450,6 +5882,7 @@
         <w:spacing w:after="0" w:before="0" w:line="240" w:lineRule="auto"/>
       </w:pPr>
       <w:rPr>
+        <w:rFonts w:eastAsia="黑体"/>
         <w:b/>
         <w:bCs/>
       </w:rPr>
@@ -5465,12 +5898,14 @@
     </w:tblStylePr>
     <w:tblStylePr w:type="firstCol">
       <w:rPr>
+        <w:rFonts w:eastAsia="黑体"/>
         <w:b/>
         <w:bCs/>
       </w:rPr>
     </w:tblStylePr>
     <w:tblStylePr w:type="lastCol">
       <w:rPr>
+        <w:rFonts w:eastAsia="黑体"/>
         <w:b/>
         <w:bCs/>
       </w:rPr>
@@ -5528,6 +5963,7 @@
         <w:spacing w:after="0" w:before="0" w:line="240" w:lineRule="auto"/>
       </w:pPr>
       <w:rPr>
+        <w:rFonts w:eastAsia="黑体"/>
         <w:b/>
         <w:bCs/>
         <w:color w:themeColor="background1" w:val="FFFFFF"/>
@@ -5542,6 +5978,7 @@
         <w:spacing w:after="0" w:before="0" w:line="240" w:lineRule="auto"/>
       </w:pPr>
       <w:rPr>
+        <w:rFonts w:eastAsia="黑体"/>
         <w:b/>
         <w:bCs/>
       </w:rPr>
@@ -5557,12 +5994,14 @@
     </w:tblStylePr>
     <w:tblStylePr w:type="firstCol">
       <w:rPr>
+        <w:rFonts w:eastAsia="黑体"/>
         <w:b/>
         <w:bCs/>
       </w:rPr>
     </w:tblStylePr>
     <w:tblStylePr w:type="lastCol">
       <w:rPr>
+        <w:rFonts w:eastAsia="黑体"/>
         <w:b/>
         <w:bCs/>
       </w:rPr>
@@ -5620,6 +6059,7 @@
         <w:spacing w:after="0" w:before="0" w:line="240" w:lineRule="auto"/>
       </w:pPr>
       <w:rPr>
+        <w:rFonts w:eastAsia="黑体"/>
         <w:b/>
         <w:bCs/>
         <w:color w:themeColor="background1" w:val="FFFFFF"/>
@@ -5634,6 +6074,7 @@
         <w:spacing w:after="0" w:before="0" w:line="240" w:lineRule="auto"/>
       </w:pPr>
       <w:rPr>
+        <w:rFonts w:eastAsia="黑体"/>
         <w:b/>
         <w:bCs/>
       </w:rPr>
@@ -5649,12 +6090,14 @@
     </w:tblStylePr>
     <w:tblStylePr w:type="firstCol">
       <w:rPr>
+        <w:rFonts w:eastAsia="黑体"/>
         <w:b/>
         <w:bCs/>
       </w:rPr>
     </w:tblStylePr>
     <w:tblStylePr w:type="lastCol">
       <w:rPr>
+        <w:rFonts w:eastAsia="黑体"/>
         <w:b/>
         <w:bCs/>
       </w:rPr>
@@ -5712,6 +6155,7 @@
         <w:spacing w:after="0" w:before="0" w:line="240" w:lineRule="auto"/>
       </w:pPr>
       <w:rPr>
+        <w:rFonts w:eastAsia="黑体"/>
         <w:b/>
         <w:bCs/>
         <w:color w:themeColor="background1" w:val="FFFFFF"/>
@@ -5726,6 +6170,7 @@
         <w:spacing w:after="0" w:before="0" w:line="240" w:lineRule="auto"/>
       </w:pPr>
       <w:rPr>
+        <w:rFonts w:eastAsia="黑体"/>
         <w:b/>
         <w:bCs/>
       </w:rPr>
@@ -5741,12 +6186,14 @@
     </w:tblStylePr>
     <w:tblStylePr w:type="firstCol">
       <w:rPr>
+        <w:rFonts w:eastAsia="黑体"/>
         <w:b/>
         <w:bCs/>
       </w:rPr>
     </w:tblStylePr>
     <w:tblStylePr w:type="lastCol">
       <w:rPr>
+        <w:rFonts w:eastAsia="黑体"/>
         <w:b/>
         <w:bCs/>
       </w:rPr>
@@ -5804,6 +6251,7 @@
         <w:spacing w:after="0" w:before="0" w:line="240" w:lineRule="auto"/>
       </w:pPr>
       <w:rPr>
+        <w:rFonts w:eastAsia="黑体"/>
         <w:b/>
         <w:bCs/>
         <w:color w:themeColor="background1" w:val="FFFFFF"/>
@@ -5818,6 +6266,7 @@
         <w:spacing w:after="0" w:before="0" w:line="240" w:lineRule="auto"/>
       </w:pPr>
       <w:rPr>
+        <w:rFonts w:eastAsia="黑体"/>
         <w:b/>
         <w:bCs/>
       </w:rPr>
@@ -5833,12 +6282,14 @@
     </w:tblStylePr>
     <w:tblStylePr w:type="firstCol">
       <w:rPr>
+        <w:rFonts w:eastAsia="黑体"/>
         <w:b/>
         <w:bCs/>
       </w:rPr>
     </w:tblStylePr>
     <w:tblStylePr w:type="lastCol">
       <w:rPr>
+        <w:rFonts w:eastAsia="黑体"/>
         <w:b/>
         <w:bCs/>
       </w:rPr>
@@ -5896,6 +6347,7 @@
         <w:spacing w:after="0" w:before="0" w:line="240" w:lineRule="auto"/>
       </w:pPr>
       <w:rPr>
+        <w:rFonts w:eastAsia="黑体"/>
         <w:b/>
         <w:bCs/>
         <w:color w:themeColor="background1" w:val="FFFFFF"/>
@@ -5910,6 +6362,7 @@
         <w:spacing w:after="0" w:before="0" w:line="240" w:lineRule="auto"/>
       </w:pPr>
       <w:rPr>
+        <w:rFonts w:eastAsia="黑体"/>
         <w:b/>
         <w:bCs/>
       </w:rPr>
@@ -5925,12 +6378,14 @@
     </w:tblStylePr>
     <w:tblStylePr w:type="firstCol">
       <w:rPr>
+        <w:rFonts w:eastAsia="黑体"/>
         <w:b/>
         <w:bCs/>
       </w:rPr>
     </w:tblStylePr>
     <w:tblStylePr w:type="lastCol">
       <w:rPr>
+        <w:rFonts w:eastAsia="黑体"/>
         <w:b/>
         <w:bCs/>
       </w:rPr>
@@ -5990,7 +6445,7 @@
         <w:spacing w:after="0" w:before="0" w:line="240" w:lineRule="auto"/>
       </w:pPr>
       <w:rPr>
-        <w:rFonts w:asciiTheme="majorHAnsi" w:cstheme="majorBidi" w:eastAsiaTheme="majorEastAsia" w:hAnsiTheme="majorHAnsi"/>
+        <w:rFonts w:asciiTheme="majorHAnsi" w:cstheme="majorBidi" w:hAnsiTheme="majorHAnsi" w:eastAsia="黑体"/>
         <w:b/>
         <w:bCs/>
       </w:rPr>
@@ -6011,7 +6466,7 @@
         <w:spacing w:after="0" w:before="0" w:line="240" w:lineRule="auto"/>
       </w:pPr>
       <w:rPr>
-        <w:rFonts w:asciiTheme="majorHAnsi" w:cstheme="majorBidi" w:eastAsiaTheme="majorEastAsia" w:hAnsiTheme="majorHAnsi"/>
+        <w:rFonts w:asciiTheme="majorHAnsi" w:cstheme="majorBidi" w:hAnsiTheme="majorHAnsi" w:eastAsia="黑体"/>
         <w:b/>
         <w:bCs/>
       </w:rPr>
@@ -6029,14 +6484,14 @@
     </w:tblStylePr>
     <w:tblStylePr w:type="firstCol">
       <w:rPr>
-        <w:rFonts w:asciiTheme="majorHAnsi" w:cstheme="majorBidi" w:eastAsiaTheme="majorEastAsia" w:hAnsiTheme="majorHAnsi"/>
+        <w:rFonts w:asciiTheme="majorHAnsi" w:cstheme="majorBidi" w:hAnsiTheme="majorHAnsi" w:eastAsia="黑体"/>
         <w:b/>
         <w:bCs/>
       </w:rPr>
     </w:tblStylePr>
     <w:tblStylePr w:type="lastCol">
       <w:rPr>
-        <w:rFonts w:asciiTheme="majorHAnsi" w:cstheme="majorBidi" w:eastAsiaTheme="majorEastAsia" w:hAnsiTheme="majorHAnsi"/>
+        <w:rFonts w:asciiTheme="majorHAnsi" w:cstheme="majorBidi" w:hAnsiTheme="majorHAnsi" w:eastAsia="黑体"/>
         <w:b/>
         <w:bCs/>
       </w:rPr>
@@ -6120,7 +6575,7 @@
         <w:spacing w:after="0" w:before="0" w:line="240" w:lineRule="auto"/>
       </w:pPr>
       <w:rPr>
-        <w:rFonts w:asciiTheme="majorHAnsi" w:cstheme="majorBidi" w:eastAsiaTheme="majorEastAsia" w:hAnsiTheme="majorHAnsi"/>
+        <w:rFonts w:asciiTheme="majorHAnsi" w:cstheme="majorBidi" w:hAnsiTheme="majorHAnsi" w:eastAsia="黑体"/>
         <w:b/>
         <w:bCs/>
       </w:rPr>
@@ -6141,7 +6596,7 @@
         <w:spacing w:after="0" w:before="0" w:line="240" w:lineRule="auto"/>
       </w:pPr>
       <w:rPr>
-        <w:rFonts w:asciiTheme="majorHAnsi" w:cstheme="majorBidi" w:eastAsiaTheme="majorEastAsia" w:hAnsiTheme="majorHAnsi"/>
+        <w:rFonts w:asciiTheme="majorHAnsi" w:cstheme="majorBidi" w:hAnsiTheme="majorHAnsi" w:eastAsia="黑体"/>
         <w:b/>
         <w:bCs/>
       </w:rPr>
@@ -6159,14 +6614,14 @@
     </w:tblStylePr>
     <w:tblStylePr w:type="firstCol">
       <w:rPr>
-        <w:rFonts w:asciiTheme="majorHAnsi" w:cstheme="majorBidi" w:eastAsiaTheme="majorEastAsia" w:hAnsiTheme="majorHAnsi"/>
+        <w:rFonts w:asciiTheme="majorHAnsi" w:cstheme="majorBidi" w:hAnsiTheme="majorHAnsi" w:eastAsia="黑体"/>
         <w:b/>
         <w:bCs/>
       </w:rPr>
     </w:tblStylePr>
     <w:tblStylePr w:type="lastCol">
       <w:rPr>
-        <w:rFonts w:asciiTheme="majorHAnsi" w:cstheme="majorBidi" w:eastAsiaTheme="majorEastAsia" w:hAnsiTheme="majorHAnsi"/>
+        <w:rFonts w:asciiTheme="majorHAnsi" w:cstheme="majorBidi" w:hAnsiTheme="majorHAnsi" w:eastAsia="黑体"/>
         <w:b/>
         <w:bCs/>
       </w:rPr>
@@ -6250,7 +6705,7 @@
         <w:spacing w:after="0" w:before="0" w:line="240" w:lineRule="auto"/>
       </w:pPr>
       <w:rPr>
-        <w:rFonts w:asciiTheme="majorHAnsi" w:cstheme="majorBidi" w:eastAsiaTheme="majorEastAsia" w:hAnsiTheme="majorHAnsi"/>
+        <w:rFonts w:asciiTheme="majorHAnsi" w:cstheme="majorBidi" w:hAnsiTheme="majorHAnsi" w:eastAsia="黑体"/>
         <w:b/>
         <w:bCs/>
       </w:rPr>
@@ -6271,7 +6726,7 @@
         <w:spacing w:after="0" w:before="0" w:line="240" w:lineRule="auto"/>
       </w:pPr>
       <w:rPr>
-        <w:rFonts w:asciiTheme="majorHAnsi" w:cstheme="majorBidi" w:eastAsiaTheme="majorEastAsia" w:hAnsiTheme="majorHAnsi"/>
+        <w:rFonts w:asciiTheme="majorHAnsi" w:cstheme="majorBidi" w:hAnsiTheme="majorHAnsi" w:eastAsia="黑体"/>
         <w:b/>
         <w:bCs/>
       </w:rPr>
@@ -6289,14 +6744,14 @@
     </w:tblStylePr>
     <w:tblStylePr w:type="firstCol">
       <w:rPr>
-        <w:rFonts w:asciiTheme="majorHAnsi" w:cstheme="majorBidi" w:eastAsiaTheme="majorEastAsia" w:hAnsiTheme="majorHAnsi"/>
+        <w:rFonts w:asciiTheme="majorHAnsi" w:cstheme="majorBidi" w:hAnsiTheme="majorHAnsi" w:eastAsia="黑体"/>
         <w:b/>
         <w:bCs/>
       </w:rPr>
     </w:tblStylePr>
     <w:tblStylePr w:type="lastCol">
       <w:rPr>
-        <w:rFonts w:asciiTheme="majorHAnsi" w:cstheme="majorBidi" w:eastAsiaTheme="majorEastAsia" w:hAnsiTheme="majorHAnsi"/>
+        <w:rFonts w:asciiTheme="majorHAnsi" w:cstheme="majorBidi" w:hAnsiTheme="majorHAnsi" w:eastAsia="黑体"/>
         <w:b/>
         <w:bCs/>
       </w:rPr>
@@ -6380,7 +6835,7 @@
         <w:spacing w:after="0" w:before="0" w:line="240" w:lineRule="auto"/>
       </w:pPr>
       <w:rPr>
-        <w:rFonts w:asciiTheme="majorHAnsi" w:cstheme="majorBidi" w:eastAsiaTheme="majorEastAsia" w:hAnsiTheme="majorHAnsi"/>
+        <w:rFonts w:asciiTheme="majorHAnsi" w:cstheme="majorBidi" w:hAnsiTheme="majorHAnsi" w:eastAsia="黑体"/>
         <w:b/>
         <w:bCs/>
       </w:rPr>
@@ -6401,7 +6856,7 @@
         <w:spacing w:after="0" w:before="0" w:line="240" w:lineRule="auto"/>
       </w:pPr>
       <w:rPr>
-        <w:rFonts w:asciiTheme="majorHAnsi" w:cstheme="majorBidi" w:eastAsiaTheme="majorEastAsia" w:hAnsiTheme="majorHAnsi"/>
+        <w:rFonts w:asciiTheme="majorHAnsi" w:cstheme="majorBidi" w:hAnsiTheme="majorHAnsi" w:eastAsia="黑体"/>
         <w:b/>
         <w:bCs/>
       </w:rPr>
@@ -6419,14 +6874,14 @@
     </w:tblStylePr>
     <w:tblStylePr w:type="firstCol">
       <w:rPr>
-        <w:rFonts w:asciiTheme="majorHAnsi" w:cstheme="majorBidi" w:eastAsiaTheme="majorEastAsia" w:hAnsiTheme="majorHAnsi"/>
+        <w:rFonts w:asciiTheme="majorHAnsi" w:cstheme="majorBidi" w:hAnsiTheme="majorHAnsi" w:eastAsia="黑体"/>
         <w:b/>
         <w:bCs/>
       </w:rPr>
     </w:tblStylePr>
     <w:tblStylePr w:type="lastCol">
       <w:rPr>
-        <w:rFonts w:asciiTheme="majorHAnsi" w:cstheme="majorBidi" w:eastAsiaTheme="majorEastAsia" w:hAnsiTheme="majorHAnsi"/>
+        <w:rFonts w:asciiTheme="majorHAnsi" w:cstheme="majorBidi" w:hAnsiTheme="majorHAnsi" w:eastAsia="黑体"/>
         <w:b/>
         <w:bCs/>
       </w:rPr>
@@ -6510,7 +6965,7 @@
         <w:spacing w:after="0" w:before="0" w:line="240" w:lineRule="auto"/>
       </w:pPr>
       <w:rPr>
-        <w:rFonts w:asciiTheme="majorHAnsi" w:cstheme="majorBidi" w:eastAsiaTheme="majorEastAsia" w:hAnsiTheme="majorHAnsi"/>
+        <w:rFonts w:asciiTheme="majorHAnsi" w:cstheme="majorBidi" w:hAnsiTheme="majorHAnsi" w:eastAsia="黑体"/>
         <w:b/>
         <w:bCs/>
       </w:rPr>
@@ -6531,7 +6986,7 @@
         <w:spacing w:after="0" w:before="0" w:line="240" w:lineRule="auto"/>
       </w:pPr>
       <w:rPr>
-        <w:rFonts w:asciiTheme="majorHAnsi" w:cstheme="majorBidi" w:eastAsiaTheme="majorEastAsia" w:hAnsiTheme="majorHAnsi"/>
+        <w:rFonts w:asciiTheme="majorHAnsi" w:cstheme="majorBidi" w:hAnsiTheme="majorHAnsi" w:eastAsia="黑体"/>
         <w:b/>
         <w:bCs/>
       </w:rPr>
@@ -6549,14 +7004,14 @@
     </w:tblStylePr>
     <w:tblStylePr w:type="firstCol">
       <w:rPr>
-        <w:rFonts w:asciiTheme="majorHAnsi" w:cstheme="majorBidi" w:eastAsiaTheme="majorEastAsia" w:hAnsiTheme="majorHAnsi"/>
+        <w:rFonts w:asciiTheme="majorHAnsi" w:cstheme="majorBidi" w:hAnsiTheme="majorHAnsi" w:eastAsia="黑体"/>
         <w:b/>
         <w:bCs/>
       </w:rPr>
     </w:tblStylePr>
     <w:tblStylePr w:type="lastCol">
       <w:rPr>
-        <w:rFonts w:asciiTheme="majorHAnsi" w:cstheme="majorBidi" w:eastAsiaTheme="majorEastAsia" w:hAnsiTheme="majorHAnsi"/>
+        <w:rFonts w:asciiTheme="majorHAnsi" w:cstheme="majorBidi" w:hAnsiTheme="majorHAnsi" w:eastAsia="黑体"/>
         <w:b/>
         <w:bCs/>
       </w:rPr>
@@ -6640,7 +7095,7 @@
         <w:spacing w:after="0" w:before="0" w:line="240" w:lineRule="auto"/>
       </w:pPr>
       <w:rPr>
-        <w:rFonts w:asciiTheme="majorHAnsi" w:cstheme="majorBidi" w:eastAsiaTheme="majorEastAsia" w:hAnsiTheme="majorHAnsi"/>
+        <w:rFonts w:asciiTheme="majorHAnsi" w:cstheme="majorBidi" w:hAnsiTheme="majorHAnsi" w:eastAsia="黑体"/>
         <w:b/>
         <w:bCs/>
       </w:rPr>
@@ -6661,7 +7116,7 @@
         <w:spacing w:after="0" w:before="0" w:line="240" w:lineRule="auto"/>
       </w:pPr>
       <w:rPr>
-        <w:rFonts w:asciiTheme="majorHAnsi" w:cstheme="majorBidi" w:eastAsiaTheme="majorEastAsia" w:hAnsiTheme="majorHAnsi"/>
+        <w:rFonts w:asciiTheme="majorHAnsi" w:cstheme="majorBidi" w:hAnsiTheme="majorHAnsi" w:eastAsia="黑体"/>
         <w:b/>
         <w:bCs/>
       </w:rPr>
@@ -6679,14 +7134,14 @@
     </w:tblStylePr>
     <w:tblStylePr w:type="firstCol">
       <w:rPr>
-        <w:rFonts w:asciiTheme="majorHAnsi" w:cstheme="majorBidi" w:eastAsiaTheme="majorEastAsia" w:hAnsiTheme="majorHAnsi"/>
+        <w:rFonts w:asciiTheme="majorHAnsi" w:cstheme="majorBidi" w:hAnsiTheme="majorHAnsi" w:eastAsia="黑体"/>
         <w:b/>
         <w:bCs/>
       </w:rPr>
     </w:tblStylePr>
     <w:tblStylePr w:type="lastCol">
       <w:rPr>
-        <w:rFonts w:asciiTheme="majorHAnsi" w:cstheme="majorBidi" w:eastAsiaTheme="majorEastAsia" w:hAnsiTheme="majorHAnsi"/>
+        <w:rFonts w:asciiTheme="majorHAnsi" w:cstheme="majorBidi" w:hAnsiTheme="majorHAnsi" w:eastAsia="黑体"/>
         <w:b/>
         <w:bCs/>
       </w:rPr>
@@ -6770,7 +7225,7 @@
         <w:spacing w:after="0" w:before="0" w:line="240" w:lineRule="auto"/>
       </w:pPr>
       <w:rPr>
-        <w:rFonts w:asciiTheme="majorHAnsi" w:cstheme="majorBidi" w:eastAsiaTheme="majorEastAsia" w:hAnsiTheme="majorHAnsi"/>
+        <w:rFonts w:asciiTheme="majorHAnsi" w:cstheme="majorBidi" w:hAnsiTheme="majorHAnsi" w:eastAsia="黑体"/>
         <w:b/>
         <w:bCs/>
       </w:rPr>
@@ -6791,7 +7246,7 @@
         <w:spacing w:after="0" w:before="0" w:line="240" w:lineRule="auto"/>
       </w:pPr>
       <w:rPr>
-        <w:rFonts w:asciiTheme="majorHAnsi" w:cstheme="majorBidi" w:eastAsiaTheme="majorEastAsia" w:hAnsiTheme="majorHAnsi"/>
+        <w:rFonts w:asciiTheme="majorHAnsi" w:cstheme="majorBidi" w:hAnsiTheme="majorHAnsi" w:eastAsia="黑体"/>
         <w:b/>
         <w:bCs/>
       </w:rPr>
@@ -6809,14 +7264,14 @@
     </w:tblStylePr>
     <w:tblStylePr w:type="firstCol">
       <w:rPr>
-        <w:rFonts w:asciiTheme="majorHAnsi" w:cstheme="majorBidi" w:eastAsiaTheme="majorEastAsia" w:hAnsiTheme="majorHAnsi"/>
+        <w:rFonts w:asciiTheme="majorHAnsi" w:cstheme="majorBidi" w:hAnsiTheme="majorHAnsi" w:eastAsia="黑体"/>
         <w:b/>
         <w:bCs/>
       </w:rPr>
     </w:tblStylePr>
     <w:tblStylePr w:type="lastCol">
       <w:rPr>
-        <w:rFonts w:asciiTheme="majorHAnsi" w:cstheme="majorBidi" w:eastAsiaTheme="majorEastAsia" w:hAnsiTheme="majorHAnsi"/>
+        <w:rFonts w:asciiTheme="majorHAnsi" w:cstheme="majorBidi" w:hAnsiTheme="majorHAnsi" w:eastAsia="黑体"/>
         <w:b/>
         <w:bCs/>
       </w:rPr>
@@ -6899,6 +7354,7 @@
         <w:spacing w:after="0" w:before="0" w:line="240" w:lineRule="auto"/>
       </w:pPr>
       <w:rPr>
+        <w:rFonts w:eastAsia="黑体"/>
         <w:b/>
         <w:bCs/>
         <w:color w:themeColor="background1" w:val="FFFFFF"/>
@@ -6921,6 +7377,7 @@
         <w:spacing w:after="0" w:before="0" w:line="240" w:lineRule="auto"/>
       </w:pPr>
       <w:rPr>
+        <w:rFonts w:eastAsia="黑体"/>
         <w:b/>
         <w:bCs/>
       </w:rPr>
@@ -6938,12 +7395,14 @@
     </w:tblStylePr>
     <w:tblStylePr w:type="firstCol">
       <w:rPr>
+        <w:rFonts w:eastAsia="黑体"/>
         <w:b/>
         <w:bCs/>
       </w:rPr>
     </w:tblStylePr>
     <w:tblStylePr w:type="lastCol">
       <w:rPr>
+        <w:rFonts w:eastAsia="黑体"/>
         <w:b/>
         <w:bCs/>
       </w:rPr>
@@ -7005,6 +7464,7 @@
         <w:spacing w:after="0" w:before="0" w:line="240" w:lineRule="auto"/>
       </w:pPr>
       <w:rPr>
+        <w:rFonts w:eastAsia="黑体"/>
         <w:b/>
         <w:bCs/>
         <w:color w:themeColor="background1" w:val="FFFFFF"/>
@@ -7027,6 +7487,7 @@
         <w:spacing w:after="0" w:before="0" w:line="240" w:lineRule="auto"/>
       </w:pPr>
       <w:rPr>
+        <w:rFonts w:eastAsia="黑体"/>
         <w:b/>
         <w:bCs/>
       </w:rPr>
@@ -7044,12 +7505,14 @@
     </w:tblStylePr>
     <w:tblStylePr w:type="firstCol">
       <w:rPr>
+        <w:rFonts w:eastAsia="黑体"/>
         <w:b/>
         <w:bCs/>
       </w:rPr>
     </w:tblStylePr>
     <w:tblStylePr w:type="lastCol">
       <w:rPr>
+        <w:rFonts w:eastAsia="黑体"/>
         <w:b/>
         <w:bCs/>
       </w:rPr>
@@ -7111,6 +7574,7 @@
         <w:spacing w:after="0" w:before="0" w:line="240" w:lineRule="auto"/>
       </w:pPr>
       <w:rPr>
+        <w:rFonts w:eastAsia="黑体"/>
         <w:b/>
         <w:bCs/>
         <w:color w:themeColor="background1" w:val="FFFFFF"/>
@@ -7133,6 +7597,7 @@
         <w:spacing w:after="0" w:before="0" w:line="240" w:lineRule="auto"/>
       </w:pPr>
       <w:rPr>
+        <w:rFonts w:eastAsia="黑体"/>
         <w:b/>
         <w:bCs/>
       </w:rPr>
@@ -7150,12 +7615,14 @@
     </w:tblStylePr>
     <w:tblStylePr w:type="firstCol">
       <w:rPr>
+        <w:rFonts w:eastAsia="黑体"/>
         <w:b/>
         <w:bCs/>
       </w:rPr>
     </w:tblStylePr>
     <w:tblStylePr w:type="lastCol">
       <w:rPr>
+        <w:rFonts w:eastAsia="黑体"/>
         <w:b/>
         <w:bCs/>
       </w:rPr>
@@ -7217,6 +7684,7 @@
         <w:spacing w:after="0" w:before="0" w:line="240" w:lineRule="auto"/>
       </w:pPr>
       <w:rPr>
+        <w:rFonts w:eastAsia="黑体"/>
         <w:b/>
         <w:bCs/>
         <w:color w:themeColor="background1" w:val="FFFFFF"/>
@@ -7239,6 +7707,7 @@
         <w:spacing w:after="0" w:before="0" w:line="240" w:lineRule="auto"/>
       </w:pPr>
       <w:rPr>
+        <w:rFonts w:eastAsia="黑体"/>
         <w:b/>
         <w:bCs/>
       </w:rPr>
@@ -7256,12 +7725,14 @@
     </w:tblStylePr>
     <w:tblStylePr w:type="firstCol">
       <w:rPr>
+        <w:rFonts w:eastAsia="黑体"/>
         <w:b/>
         <w:bCs/>
       </w:rPr>
     </w:tblStylePr>
     <w:tblStylePr w:type="lastCol">
       <w:rPr>
+        <w:rFonts w:eastAsia="黑体"/>
         <w:b/>
         <w:bCs/>
       </w:rPr>
@@ -7323,6 +7794,7 @@
         <w:spacing w:after="0" w:before="0" w:line="240" w:lineRule="auto"/>
       </w:pPr>
       <w:rPr>
+        <w:rFonts w:eastAsia="黑体"/>
         <w:b/>
         <w:bCs/>
         <w:color w:themeColor="background1" w:val="FFFFFF"/>
@@ -7345,6 +7817,7 @@
         <w:spacing w:after="0" w:before="0" w:line="240" w:lineRule="auto"/>
       </w:pPr>
       <w:rPr>
+        <w:rFonts w:eastAsia="黑体"/>
         <w:b/>
         <w:bCs/>
       </w:rPr>
@@ -7362,12 +7835,14 @@
     </w:tblStylePr>
     <w:tblStylePr w:type="firstCol">
       <w:rPr>
+        <w:rFonts w:eastAsia="黑体"/>
         <w:b/>
         <w:bCs/>
       </w:rPr>
     </w:tblStylePr>
     <w:tblStylePr w:type="lastCol">
       <w:rPr>
+        <w:rFonts w:eastAsia="黑体"/>
         <w:b/>
         <w:bCs/>
       </w:rPr>
@@ -7429,6 +7904,7 @@
         <w:spacing w:after="0" w:before="0" w:line="240" w:lineRule="auto"/>
       </w:pPr>
       <w:rPr>
+        <w:rFonts w:eastAsia="黑体"/>
         <w:b/>
         <w:bCs/>
         <w:color w:themeColor="background1" w:val="FFFFFF"/>
@@ -7451,6 +7927,7 @@
         <w:spacing w:after="0" w:before="0" w:line="240" w:lineRule="auto"/>
       </w:pPr>
       <w:rPr>
+        <w:rFonts w:eastAsia="黑体"/>
         <w:b/>
         <w:bCs/>
       </w:rPr>
@@ -7468,12 +7945,14 @@
     </w:tblStylePr>
     <w:tblStylePr w:type="firstCol">
       <w:rPr>
+        <w:rFonts w:eastAsia="黑体"/>
         <w:b/>
         <w:bCs/>
       </w:rPr>
     </w:tblStylePr>
     <w:tblStylePr w:type="lastCol">
       <w:rPr>
+        <w:rFonts w:eastAsia="黑体"/>
         <w:b/>
         <w:bCs/>
       </w:rPr>
@@ -7535,6 +8014,7 @@
         <w:spacing w:after="0" w:before="0" w:line="240" w:lineRule="auto"/>
       </w:pPr>
       <w:rPr>
+        <w:rFonts w:eastAsia="黑体"/>
         <w:b/>
         <w:bCs/>
         <w:color w:themeColor="background1" w:val="FFFFFF"/>
@@ -7557,6 +8037,7 @@
         <w:spacing w:after="0" w:before="0" w:line="240" w:lineRule="auto"/>
       </w:pPr>
       <w:rPr>
+        <w:rFonts w:eastAsia="黑体"/>
         <w:b/>
         <w:bCs/>
       </w:rPr>
@@ -7574,12 +8055,14 @@
     </w:tblStylePr>
     <w:tblStylePr w:type="firstCol">
       <w:rPr>
+        <w:rFonts w:eastAsia="黑体"/>
         <w:b/>
         <w:bCs/>
       </w:rPr>
     </w:tblStylePr>
     <w:tblStylePr w:type="lastCol">
       <w:rPr>
+        <w:rFonts w:eastAsia="黑体"/>
         <w:b/>
         <w:bCs/>
       </w:rPr>
@@ -7638,6 +8121,7 @@
         <w:spacing w:after="0" w:before="0" w:line="240" w:lineRule="auto"/>
       </w:pPr>
       <w:rPr>
+        <w:rFonts w:eastAsia="黑体"/>
         <w:b/>
         <w:bCs/>
         <w:color w:themeColor="background1" w:val="FFFFFF"/>
@@ -7660,6 +8144,7 @@
         <w:spacing w:after="0" w:before="0" w:line="240" w:lineRule="auto"/>
       </w:pPr>
       <w:rPr>
+        <w:rFonts w:eastAsia="黑体"/>
         <w:color w:val="auto"/>
       </w:rPr>
       <w:tblPr/>
@@ -7677,6 +8162,7 @@
     </w:tblStylePr>
     <w:tblStylePr w:type="firstCol">
       <w:rPr>
+        <w:rFonts w:eastAsia="黑体"/>
         <w:b/>
         <w:bCs/>
         <w:color w:themeColor="background1" w:val="FFFFFF"/>
@@ -7696,6 +8182,7 @@
     </w:tblStylePr>
     <w:tblStylePr w:type="lastCol">
       <w:rPr>
+        <w:rFonts w:eastAsia="黑体"/>
         <w:b/>
         <w:bCs/>
         <w:color w:themeColor="background1" w:val="FFFFFF"/>
@@ -7744,6 +8231,7 @@
     </w:tblStylePr>
     <w:tblStylePr w:type="nwCell">
       <w:rPr>
+        <w:rFonts w:eastAsia="黑体"/>
         <w:color w:themeColor="background1" w:val="FFFFFF"/>
       </w:rPr>
       <w:tblPr/>
@@ -7787,6 +8275,7 @@
         <w:spacing w:after="0" w:before="0" w:line="240" w:lineRule="auto"/>
       </w:pPr>
       <w:rPr>
+        <w:rFonts w:eastAsia="黑体"/>
         <w:b/>
         <w:bCs/>
         <w:color w:themeColor="background1" w:val="FFFFFF"/>
@@ -7809,6 +8298,7 @@
         <w:spacing w:after="0" w:before="0" w:line="240" w:lineRule="auto"/>
       </w:pPr>
       <w:rPr>
+        <w:rFonts w:eastAsia="黑体"/>
         <w:color w:val="auto"/>
       </w:rPr>
       <w:tblPr/>
@@ -7826,6 +8316,7 @@
     </w:tblStylePr>
     <w:tblStylePr w:type="firstCol">
       <w:rPr>
+        <w:rFonts w:eastAsia="黑体"/>
         <w:b/>
         <w:bCs/>
         <w:color w:themeColor="background1" w:val="FFFFFF"/>
@@ -7845,6 +8336,7 @@
     </w:tblStylePr>
     <w:tblStylePr w:type="lastCol">
       <w:rPr>
+        <w:rFonts w:eastAsia="黑体"/>
         <w:b/>
         <w:bCs/>
         <w:color w:themeColor="background1" w:val="FFFFFF"/>
@@ -7893,6 +8385,7 @@
     </w:tblStylePr>
     <w:tblStylePr w:type="nwCell">
       <w:rPr>
+        <w:rFonts w:eastAsia="黑体"/>
         <w:color w:themeColor="background1" w:val="FFFFFF"/>
       </w:rPr>
       <w:tblPr/>
@@ -7936,6 +8429,7 @@
         <w:spacing w:after="0" w:before="0" w:line="240" w:lineRule="auto"/>
       </w:pPr>
       <w:rPr>
+        <w:rFonts w:eastAsia="黑体"/>
         <w:b/>
         <w:bCs/>
         <w:color w:themeColor="background1" w:val="FFFFFF"/>
@@ -7958,6 +8452,7 @@
         <w:spacing w:after="0" w:before="0" w:line="240" w:lineRule="auto"/>
       </w:pPr>
       <w:rPr>
+        <w:rFonts w:eastAsia="黑体"/>
         <w:color w:val="auto"/>
       </w:rPr>
       <w:tblPr/>
@@ -7975,6 +8470,7 @@
     </w:tblStylePr>
     <w:tblStylePr w:type="firstCol">
       <w:rPr>
+        <w:rFonts w:eastAsia="黑体"/>
         <w:b/>
         <w:bCs/>
         <w:color w:themeColor="background1" w:val="FFFFFF"/>
@@ -7994,6 +8490,7 @@
     </w:tblStylePr>
     <w:tblStylePr w:type="lastCol">
       <w:rPr>
+        <w:rFonts w:eastAsia="黑体"/>
         <w:b/>
         <w:bCs/>
         <w:color w:themeColor="background1" w:val="FFFFFF"/>
@@ -8042,6 +8539,7 @@
     </w:tblStylePr>
     <w:tblStylePr w:type="nwCell">
       <w:rPr>
+        <w:rFonts w:eastAsia="黑体"/>
         <w:color w:themeColor="background1" w:val="FFFFFF"/>
       </w:rPr>
       <w:tblPr/>
@@ -8085,6 +8583,7 @@
         <w:spacing w:after="0" w:before="0" w:line="240" w:lineRule="auto"/>
       </w:pPr>
       <w:rPr>
+        <w:rFonts w:eastAsia="黑体"/>
         <w:b/>
         <w:bCs/>
         <w:color w:themeColor="background1" w:val="FFFFFF"/>
@@ -8107,6 +8606,7 @@
         <w:spacing w:after="0" w:before="0" w:line="240" w:lineRule="auto"/>
       </w:pPr>
       <w:rPr>
+        <w:rFonts w:eastAsia="黑体"/>
         <w:color w:val="auto"/>
       </w:rPr>
       <w:tblPr/>
@@ -8124,6 +8624,7 @@
     </w:tblStylePr>
     <w:tblStylePr w:type="firstCol">
       <w:rPr>
+        <w:rFonts w:eastAsia="黑体"/>
         <w:b/>
         <w:bCs/>
         <w:color w:themeColor="background1" w:val="FFFFFF"/>
@@ -8143,6 +8644,7 @@
     </w:tblStylePr>
     <w:tblStylePr w:type="lastCol">
       <w:rPr>
+        <w:rFonts w:eastAsia="黑体"/>
         <w:b/>
         <w:bCs/>
         <w:color w:themeColor="background1" w:val="FFFFFF"/>
@@ -8191,6 +8693,7 @@
     </w:tblStylePr>
     <w:tblStylePr w:type="nwCell">
       <w:rPr>
+        <w:rFonts w:eastAsia="黑体"/>
         <w:color w:themeColor="background1" w:val="FFFFFF"/>
       </w:rPr>
       <w:tblPr/>
@@ -8234,6 +8737,7 @@
         <w:spacing w:after="0" w:before="0" w:line="240" w:lineRule="auto"/>
       </w:pPr>
       <w:rPr>
+        <w:rFonts w:eastAsia="黑体"/>
         <w:b/>
         <w:bCs/>
         <w:color w:themeColor="background1" w:val="FFFFFF"/>
@@ -8256,6 +8760,7 @@
         <w:spacing w:after="0" w:before="0" w:line="240" w:lineRule="auto"/>
       </w:pPr>
       <w:rPr>
+        <w:rFonts w:eastAsia="黑体"/>
         <w:color w:val="auto"/>
       </w:rPr>
       <w:tblPr/>
@@ -8273,6 +8778,7 @@
     </w:tblStylePr>
     <w:tblStylePr w:type="firstCol">
       <w:rPr>
+        <w:rFonts w:eastAsia="黑体"/>
         <w:b/>
         <w:bCs/>
         <w:color w:themeColor="background1" w:val="FFFFFF"/>
@@ -8292,6 +8798,7 @@
     </w:tblStylePr>
     <w:tblStylePr w:type="lastCol">
       <w:rPr>
+        <w:rFonts w:eastAsia="黑体"/>
         <w:b/>
         <w:bCs/>
         <w:color w:themeColor="background1" w:val="FFFFFF"/>
@@ -8340,6 +8847,7 @@
     </w:tblStylePr>
     <w:tblStylePr w:type="nwCell">
       <w:rPr>
+        <w:rFonts w:eastAsia="黑体"/>
         <w:color w:themeColor="background1" w:val="FFFFFF"/>
       </w:rPr>
       <w:tblPr/>
@@ -8383,6 +8891,7 @@
         <w:spacing w:after="0" w:before="0" w:line="240" w:lineRule="auto"/>
       </w:pPr>
       <w:rPr>
+        <w:rFonts w:eastAsia="黑体"/>
         <w:b/>
         <w:bCs/>
         <w:color w:themeColor="background1" w:val="FFFFFF"/>
@@ -8405,6 +8914,7 @@
         <w:spacing w:after="0" w:before="0" w:line="240" w:lineRule="auto"/>
       </w:pPr>
       <w:rPr>
+        <w:rFonts w:eastAsia="黑体"/>
         <w:color w:val="auto"/>
       </w:rPr>
       <w:tblPr/>
@@ -8422,6 +8932,7 @@
     </w:tblStylePr>
     <w:tblStylePr w:type="firstCol">
       <w:rPr>
+        <w:rFonts w:eastAsia="黑体"/>
         <w:b/>
         <w:bCs/>
         <w:color w:themeColor="background1" w:val="FFFFFF"/>
@@ -8441,6 +8952,7 @@
     </w:tblStylePr>
     <w:tblStylePr w:type="lastCol">
       <w:rPr>
+        <w:rFonts w:eastAsia="黑体"/>
         <w:b/>
         <w:bCs/>
         <w:color w:themeColor="background1" w:val="FFFFFF"/>
@@ -8489,6 +9001,7 @@
     </w:tblStylePr>
     <w:tblStylePr w:type="nwCell">
       <w:rPr>
+        <w:rFonts w:eastAsia="黑体"/>
         <w:color w:themeColor="background1" w:val="FFFFFF"/>
       </w:rPr>
       <w:tblPr/>
@@ -8532,6 +9045,7 @@
         <w:spacing w:after="0" w:before="0" w:line="240" w:lineRule="auto"/>
       </w:pPr>
       <w:rPr>
+        <w:rFonts w:eastAsia="黑体"/>
         <w:b/>
         <w:bCs/>
         <w:color w:themeColor="background1" w:val="FFFFFF"/>
@@ -8554,6 +9068,7 @@
         <w:spacing w:after="0" w:before="0" w:line="240" w:lineRule="auto"/>
       </w:pPr>
       <w:rPr>
+        <w:rFonts w:eastAsia="黑体"/>
         <w:color w:val="auto"/>
       </w:rPr>
       <w:tblPr/>
@@ -8571,6 +9086,7 @@
     </w:tblStylePr>
     <w:tblStylePr w:type="firstCol">
       <w:rPr>
+        <w:rFonts w:eastAsia="黑体"/>
         <w:b/>
         <w:bCs/>
         <w:color w:themeColor="background1" w:val="FFFFFF"/>
@@ -8590,6 +9106,7 @@
     </w:tblStylePr>
     <w:tblStylePr w:type="lastCol">
       <w:rPr>
+        <w:rFonts w:eastAsia="黑体"/>
         <w:b/>
         <w:bCs/>
         <w:color w:themeColor="background1" w:val="FFFFFF"/>
@@ -8638,6 +9155,7 @@
     </w:tblStylePr>
     <w:tblStylePr w:type="nwCell">
       <w:rPr>
+        <w:rFonts w:eastAsia="黑体"/>
         <w:color w:themeColor="background1" w:val="FFFFFF"/>
       </w:rPr>
       <w:tblPr/>
@@ -8662,6 +9180,7 @@
       <w:spacing w:after="0" w:line="240" w:lineRule="auto"/>
     </w:pPr>
     <w:rPr>
+      <w:rFonts w:eastAsia="黑体"/>
       <w:color w:themeColor="text1" w:val="000000"/>
     </w:rPr>
     <w:tblPr>
@@ -8681,7 +9200,7 @@
     </w:tblPr>
     <w:tblStylePr w:type="firstRow">
       <w:rPr>
-        <w:rFonts w:asciiTheme="majorHAnsi" w:cstheme="majorBidi" w:eastAsiaTheme="majorEastAsia" w:hAnsiTheme="majorHAnsi"/>
+        <w:rFonts w:asciiTheme="majorHAnsi" w:cstheme="majorBidi" w:hAnsiTheme="majorHAnsi" w:eastAsia="黑体"/>
       </w:rPr>
       <w:tblPr/>
       <w:tcPr>
@@ -8693,6 +9212,7 @@
     </w:tblStylePr>
     <w:tblStylePr w:type="lastRow">
       <w:rPr>
+        <w:rFonts w:eastAsia="黑体"/>
         <w:b/>
         <w:bCs/>
         <w:color w:themeColor="text2" w:val="1F497D"/>
@@ -8707,12 +9227,14 @@
     </w:tblStylePr>
     <w:tblStylePr w:type="firstCol">
       <w:rPr>
+        <w:rFonts w:eastAsia="黑体"/>
         <w:b/>
         <w:bCs/>
       </w:rPr>
     </w:tblStylePr>
     <w:tblStylePr w:type="lastCol">
       <w:rPr>
+        <w:rFonts w:eastAsia="黑体"/>
         <w:b/>
         <w:bCs/>
       </w:rPr>
@@ -8746,6 +9268,7 @@
       <w:spacing w:after="0" w:line="240" w:lineRule="auto"/>
     </w:pPr>
     <w:rPr>
+      <w:rFonts w:eastAsia="黑体"/>
       <w:color w:themeColor="text1" w:val="000000"/>
     </w:rPr>
     <w:tblPr>
@@ -8765,7 +9288,7 @@
     </w:tblPr>
     <w:tblStylePr w:type="firstRow">
       <w:rPr>
-        <w:rFonts w:asciiTheme="majorHAnsi" w:cstheme="majorBidi" w:eastAsiaTheme="majorEastAsia" w:hAnsiTheme="majorHAnsi"/>
+        <w:rFonts w:asciiTheme="majorHAnsi" w:cstheme="majorBidi" w:hAnsiTheme="majorHAnsi" w:eastAsia="黑体"/>
       </w:rPr>
       <w:tblPr/>
       <w:tcPr>
@@ -8777,6 +9300,7 @@
     </w:tblStylePr>
     <w:tblStylePr w:type="lastRow">
       <w:rPr>
+        <w:rFonts w:eastAsia="黑体"/>
         <w:b/>
         <w:bCs/>
         <w:color w:themeColor="text2" w:val="1F497D"/>
@@ -8791,12 +9315,14 @@
     </w:tblStylePr>
     <w:tblStylePr w:type="firstCol">
       <w:rPr>
+        <w:rFonts w:eastAsia="黑体"/>
         <w:b/>
         <w:bCs/>
       </w:rPr>
     </w:tblStylePr>
     <w:tblStylePr w:type="lastCol">
       <w:rPr>
+        <w:rFonts w:eastAsia="黑体"/>
         <w:b/>
         <w:bCs/>
       </w:rPr>
@@ -8830,6 +9356,7 @@
       <w:spacing w:after="0" w:line="240" w:lineRule="auto"/>
     </w:pPr>
     <w:rPr>
+      <w:rFonts w:eastAsia="黑体"/>
       <w:color w:themeColor="text1" w:val="000000"/>
     </w:rPr>
     <w:tblPr>
@@ -8849,7 +9376,7 @@
     </w:tblPr>
     <w:tblStylePr w:type="firstRow">
       <w:rPr>
-        <w:rFonts w:asciiTheme="majorHAnsi" w:cstheme="majorBidi" w:eastAsiaTheme="majorEastAsia" w:hAnsiTheme="majorHAnsi"/>
+        <w:rFonts w:asciiTheme="majorHAnsi" w:cstheme="majorBidi" w:hAnsiTheme="majorHAnsi" w:eastAsia="黑体"/>
       </w:rPr>
       <w:tblPr/>
       <w:tcPr>
@@ -8861,6 +9388,7 @@
     </w:tblStylePr>
     <w:tblStylePr w:type="lastRow">
       <w:rPr>
+        <w:rFonts w:eastAsia="黑体"/>
         <w:b/>
         <w:bCs/>
         <w:color w:themeColor="text2" w:val="1F497D"/>
@@ -8875,12 +9403,14 @@
     </w:tblStylePr>
     <w:tblStylePr w:type="firstCol">
       <w:rPr>
+        <w:rFonts w:eastAsia="黑体"/>
         <w:b/>
         <w:bCs/>
       </w:rPr>
     </w:tblStylePr>
     <w:tblStylePr w:type="lastCol">
       <w:rPr>
+        <w:rFonts w:eastAsia="黑体"/>
         <w:b/>
         <w:bCs/>
       </w:rPr>
@@ -8914,6 +9444,7 @@
       <w:spacing w:after="0" w:line="240" w:lineRule="auto"/>
     </w:pPr>
     <w:rPr>
+      <w:rFonts w:eastAsia="黑体"/>
       <w:color w:themeColor="text1" w:val="000000"/>
     </w:rPr>
     <w:tblPr>
@@ -8933,7 +9464,7 @@
     </w:tblPr>
     <w:tblStylePr w:type="firstRow">
       <w:rPr>
-        <w:rFonts w:asciiTheme="majorHAnsi" w:cstheme="majorBidi" w:eastAsiaTheme="majorEastAsia" w:hAnsiTheme="majorHAnsi"/>
+        <w:rFonts w:asciiTheme="majorHAnsi" w:cstheme="majorBidi" w:hAnsiTheme="majorHAnsi" w:eastAsia="黑体"/>
       </w:rPr>
       <w:tblPr/>
       <w:tcPr>
@@ -8945,6 +9476,7 @@
     </w:tblStylePr>
     <w:tblStylePr w:type="lastRow">
       <w:rPr>
+        <w:rFonts w:eastAsia="黑体"/>
         <w:b/>
         <w:bCs/>
         <w:color w:themeColor="text2" w:val="1F497D"/>
@@ -8959,12 +9491,14 @@
     </w:tblStylePr>
     <w:tblStylePr w:type="firstCol">
       <w:rPr>
+        <w:rFonts w:eastAsia="黑体"/>
         <w:b/>
         <w:bCs/>
       </w:rPr>
     </w:tblStylePr>
     <w:tblStylePr w:type="lastCol">
       <w:rPr>
+        <w:rFonts w:eastAsia="黑体"/>
         <w:b/>
         <w:bCs/>
       </w:rPr>
@@ -8998,6 +9532,7 @@
       <w:spacing w:after="0" w:line="240" w:lineRule="auto"/>
     </w:pPr>
     <w:rPr>
+      <w:rFonts w:eastAsia="黑体"/>
       <w:color w:themeColor="text1" w:val="000000"/>
     </w:rPr>
     <w:tblPr>
@@ -9017,7 +9552,7 @@
     </w:tblPr>
     <w:tblStylePr w:type="firstRow">
       <w:rPr>
-        <w:rFonts w:asciiTheme="majorHAnsi" w:cstheme="majorBidi" w:eastAsiaTheme="majorEastAsia" w:hAnsiTheme="majorHAnsi"/>
+        <w:rFonts w:asciiTheme="majorHAnsi" w:cstheme="majorBidi" w:hAnsiTheme="majorHAnsi" w:eastAsia="黑体"/>
       </w:rPr>
       <w:tblPr/>
       <w:tcPr>
@@ -9029,6 +9564,7 @@
     </w:tblStylePr>
     <w:tblStylePr w:type="lastRow">
       <w:rPr>
+        <w:rFonts w:eastAsia="黑体"/>
         <w:b/>
         <w:bCs/>
         <w:color w:themeColor="text2" w:val="1F497D"/>
@@ -9043,12 +9579,14 @@
     </w:tblStylePr>
     <w:tblStylePr w:type="firstCol">
       <w:rPr>
+        <w:rFonts w:eastAsia="黑体"/>
         <w:b/>
         <w:bCs/>
       </w:rPr>
     </w:tblStylePr>
     <w:tblStylePr w:type="lastCol">
       <w:rPr>
+        <w:rFonts w:eastAsia="黑体"/>
         <w:b/>
         <w:bCs/>
       </w:rPr>
@@ -9082,6 +9620,7 @@
       <w:spacing w:after="0" w:line="240" w:lineRule="auto"/>
     </w:pPr>
     <w:rPr>
+      <w:rFonts w:eastAsia="黑体"/>
       <w:color w:themeColor="text1" w:val="000000"/>
     </w:rPr>
     <w:tblPr>
@@ -9101,7 +9640,7 @@
     </w:tblPr>
     <w:tblStylePr w:type="firstRow">
       <w:rPr>
-        <w:rFonts w:asciiTheme="majorHAnsi" w:cstheme="majorBidi" w:eastAsiaTheme="majorEastAsia" w:hAnsiTheme="majorHAnsi"/>
+        <w:rFonts w:asciiTheme="majorHAnsi" w:cstheme="majorBidi" w:hAnsiTheme="majorHAnsi" w:eastAsia="黑体"/>
       </w:rPr>
       <w:tblPr/>
       <w:tcPr>
@@ -9113,6 +9652,7 @@
     </w:tblStylePr>
     <w:tblStylePr w:type="lastRow">
       <w:rPr>
+        <w:rFonts w:eastAsia="黑体"/>
         <w:b/>
         <w:bCs/>
         <w:color w:themeColor="text2" w:val="1F497D"/>
@@ -9127,12 +9667,14 @@
     </w:tblStylePr>
     <w:tblStylePr w:type="firstCol">
       <w:rPr>
+        <w:rFonts w:eastAsia="黑体"/>
         <w:b/>
         <w:bCs/>
       </w:rPr>
     </w:tblStylePr>
     <w:tblStylePr w:type="lastCol">
       <w:rPr>
+        <w:rFonts w:eastAsia="黑体"/>
         <w:b/>
         <w:bCs/>
       </w:rPr>
@@ -9166,6 +9708,7 @@
       <w:spacing w:after="0" w:line="240" w:lineRule="auto"/>
     </w:pPr>
     <w:rPr>
+      <w:rFonts w:eastAsia="黑体"/>
       <w:color w:themeColor="text1" w:val="000000"/>
     </w:rPr>
     <w:tblPr>
@@ -9185,7 +9728,7 @@
     </w:tblPr>
     <w:tblStylePr w:type="firstRow">
       <w:rPr>
-        <w:rFonts w:asciiTheme="majorHAnsi" w:cstheme="majorBidi" w:eastAsiaTheme="majorEastAsia" w:hAnsiTheme="majorHAnsi"/>
+        <w:rFonts w:asciiTheme="majorHAnsi" w:cstheme="majorBidi" w:hAnsiTheme="majorHAnsi" w:eastAsia="黑体"/>
       </w:rPr>
       <w:tblPr/>
       <w:tcPr>
@@ -9197,6 +9740,7 @@
     </w:tblStylePr>
     <w:tblStylePr w:type="lastRow">
       <w:rPr>
+        <w:rFonts w:eastAsia="黑体"/>
         <w:b/>
         <w:bCs/>
         <w:color w:themeColor="text2" w:val="1F497D"/>
@@ -9211,12 +9755,14 @@
     </w:tblStylePr>
     <w:tblStylePr w:type="firstCol">
       <w:rPr>
+        <w:rFonts w:eastAsia="黑体"/>
         <w:b/>
         <w:bCs/>
       </w:rPr>
     </w:tblStylePr>
     <w:tblStylePr w:type="lastCol">
       <w:rPr>
+        <w:rFonts w:eastAsia="黑体"/>
         <w:b/>
         <w:bCs/>
       </w:rPr>
@@ -9250,7 +9796,7 @@
       <w:spacing w:after="0" w:line="240" w:lineRule="auto"/>
     </w:pPr>
     <w:rPr>
-      <w:rFonts w:asciiTheme="majorHAnsi" w:cstheme="majorBidi" w:eastAsiaTheme="majorEastAsia" w:hAnsiTheme="majorHAnsi"/>
+      <w:rFonts w:asciiTheme="majorHAnsi" w:cstheme="majorBidi" w:hAnsiTheme="majorHAnsi" w:eastAsia="黑体"/>
       <w:color w:themeColor="text1" w:val="000000"/>
     </w:rPr>
     <w:tblPr>
@@ -9272,6 +9818,7 @@
     </w:tblPr>
     <w:tblStylePr w:type="firstRow">
       <w:rPr>
+        <w:rFonts w:eastAsia="黑体"/>
         <w:sz w:val="24"/>
         <w:szCs w:val="24"/>
       </w:rPr>
@@ -9378,7 +9925,7 @@
       <w:spacing w:after="0" w:line="240" w:lineRule="auto"/>
     </w:pPr>
     <w:rPr>
-      <w:rFonts w:asciiTheme="majorHAnsi" w:cstheme="majorBidi" w:eastAsiaTheme="majorEastAsia" w:hAnsiTheme="majorHAnsi"/>
+      <w:rFonts w:asciiTheme="majorHAnsi" w:cstheme="majorBidi" w:hAnsiTheme="majorHAnsi" w:eastAsia="黑体"/>
       <w:color w:themeColor="text1" w:val="000000"/>
     </w:rPr>
     <w:tblPr>
@@ -9400,6 +9947,7 @@
     </w:tblPr>
     <w:tblStylePr w:type="firstRow">
       <w:rPr>
+        <w:rFonts w:eastAsia="黑体"/>
         <w:sz w:val="24"/>
         <w:szCs w:val="24"/>
       </w:rPr>
@@ -9506,7 +10054,7 @@
       <w:spacing w:after="0" w:line="240" w:lineRule="auto"/>
     </w:pPr>
     <w:rPr>
-      <w:rFonts w:asciiTheme="majorHAnsi" w:cstheme="majorBidi" w:eastAsiaTheme="majorEastAsia" w:hAnsiTheme="majorHAnsi"/>
+      <w:rFonts w:asciiTheme="majorHAnsi" w:cstheme="majorBidi" w:hAnsiTheme="majorHAnsi" w:eastAsia="黑体"/>
       <w:color w:themeColor="text1" w:val="000000"/>
     </w:rPr>
     <w:tblPr>
@@ -9528,6 +10076,7 @@
     </w:tblPr>
     <w:tblStylePr w:type="firstRow">
       <w:rPr>
+        <w:rFonts w:eastAsia="黑体"/>
         <w:sz w:val="24"/>
         <w:szCs w:val="24"/>
       </w:rPr>
@@ -9634,7 +10183,7 @@
       <w:spacing w:after="0" w:line="240" w:lineRule="auto"/>
     </w:pPr>
     <w:rPr>
-      <w:rFonts w:asciiTheme="majorHAnsi" w:cstheme="majorBidi" w:eastAsiaTheme="majorEastAsia" w:hAnsiTheme="majorHAnsi"/>
+      <w:rFonts w:asciiTheme="majorHAnsi" w:cstheme="majorBidi" w:hAnsiTheme="majorHAnsi" w:eastAsia="黑体"/>
       <w:color w:themeColor="text1" w:val="000000"/>
     </w:rPr>
     <w:tblPr>
@@ -9656,6 +10205,7 @@
     </w:tblPr>
     <w:tblStylePr w:type="firstRow">
       <w:rPr>
+        <w:rFonts w:eastAsia="黑体"/>
         <w:sz w:val="24"/>
         <w:szCs w:val="24"/>
       </w:rPr>
@@ -9762,7 +10312,7 @@
       <w:spacing w:after="0" w:line="240" w:lineRule="auto"/>
     </w:pPr>
     <w:rPr>
-      <w:rFonts w:asciiTheme="majorHAnsi" w:cstheme="majorBidi" w:eastAsiaTheme="majorEastAsia" w:hAnsiTheme="majorHAnsi"/>
+      <w:rFonts w:asciiTheme="majorHAnsi" w:cstheme="majorBidi" w:hAnsiTheme="majorHAnsi" w:eastAsia="黑体"/>
       <w:color w:themeColor="text1" w:val="000000"/>
     </w:rPr>
     <w:tblPr>
@@ -9784,6 +10334,7 @@
     </w:tblPr>
     <w:tblStylePr w:type="firstRow">
       <w:rPr>
+        <w:rFonts w:eastAsia="黑体"/>
         <w:sz w:val="24"/>
         <w:szCs w:val="24"/>
       </w:rPr>
@@ -9890,7 +10441,7 @@
       <w:spacing w:after="0" w:line="240" w:lineRule="auto"/>
     </w:pPr>
     <w:rPr>
-      <w:rFonts w:asciiTheme="majorHAnsi" w:cstheme="majorBidi" w:eastAsiaTheme="majorEastAsia" w:hAnsiTheme="majorHAnsi"/>
+      <w:rFonts w:asciiTheme="majorHAnsi" w:cstheme="majorBidi" w:hAnsiTheme="majorHAnsi" w:eastAsia="黑体"/>
       <w:color w:themeColor="text1" w:val="000000"/>
     </w:rPr>
     <w:tblPr>
@@ -9912,6 +10463,7 @@
     </w:tblPr>
     <w:tblStylePr w:type="firstRow">
       <w:rPr>
+        <w:rFonts w:eastAsia="黑体"/>
         <w:sz w:val="24"/>
         <w:szCs w:val="24"/>
       </w:rPr>
@@ -10018,7 +10570,7 @@
       <w:spacing w:after="0" w:line="240" w:lineRule="auto"/>
     </w:pPr>
     <w:rPr>
-      <w:rFonts w:asciiTheme="majorHAnsi" w:cstheme="majorBidi" w:eastAsiaTheme="majorEastAsia" w:hAnsiTheme="majorHAnsi"/>
+      <w:rFonts w:asciiTheme="majorHAnsi" w:cstheme="majorBidi" w:hAnsiTheme="majorHAnsi" w:eastAsia="黑体"/>
       <w:color w:themeColor="text1" w:val="000000"/>
     </w:rPr>
     <w:tblPr>
@@ -10040,6 +10592,7 @@
     </w:tblPr>
     <w:tblStylePr w:type="firstRow">
       <w:rPr>
+        <w:rFonts w:eastAsia="黑体"/>
         <w:sz w:val="24"/>
         <w:szCs w:val="24"/>
       </w:rPr>
@@ -10169,12 +10722,14 @@
     </w:tcPr>
     <w:tblStylePr w:type="firstRow">
       <w:rPr>
+        <w:rFonts w:eastAsia="黑体"/>
         <w:b/>
         <w:bCs/>
       </w:rPr>
     </w:tblStylePr>
     <w:tblStylePr w:type="lastRow">
       <w:rPr>
+        <w:rFonts w:eastAsia="黑体"/>
         <w:b/>
         <w:bCs/>
       </w:rPr>
@@ -10187,12 +10742,14 @@
     </w:tblStylePr>
     <w:tblStylePr w:type="firstCol">
       <w:rPr>
+        <w:rFonts w:eastAsia="黑体"/>
         <w:b/>
         <w:bCs/>
       </w:rPr>
     </w:tblStylePr>
     <w:tblStylePr w:type="lastCol">
       <w:rPr>
+        <w:rFonts w:eastAsia="黑体"/>
         <w:b/>
         <w:bCs/>
       </w:rPr>
@@ -10242,12 +10799,14 @@
     </w:tcPr>
     <w:tblStylePr w:type="firstRow">
       <w:rPr>
+        <w:rFonts w:eastAsia="黑体"/>
         <w:b/>
         <w:bCs/>
       </w:rPr>
     </w:tblStylePr>
     <w:tblStylePr w:type="lastRow">
       <w:rPr>
+        <w:rFonts w:eastAsia="黑体"/>
         <w:b/>
         <w:bCs/>
       </w:rPr>
@@ -10260,12 +10819,14 @@
     </w:tblStylePr>
     <w:tblStylePr w:type="firstCol">
       <w:rPr>
+        <w:rFonts w:eastAsia="黑体"/>
         <w:b/>
         <w:bCs/>
       </w:rPr>
     </w:tblStylePr>
     <w:tblStylePr w:type="lastCol">
       <w:rPr>
+        <w:rFonts w:eastAsia="黑体"/>
         <w:b/>
         <w:bCs/>
       </w:rPr>
@@ -10315,12 +10876,14 @@
     </w:tcPr>
     <w:tblStylePr w:type="firstRow">
       <w:rPr>
+        <w:rFonts w:eastAsia="黑体"/>
         <w:b/>
         <w:bCs/>
       </w:rPr>
     </w:tblStylePr>
     <w:tblStylePr w:type="lastRow">
       <w:rPr>
+        <w:rFonts w:eastAsia="黑体"/>
         <w:b/>
         <w:bCs/>
       </w:rPr>
@@ -10333,12 +10896,14 @@
     </w:tblStylePr>
     <w:tblStylePr w:type="firstCol">
       <w:rPr>
+        <w:rFonts w:eastAsia="黑体"/>
         <w:b/>
         <w:bCs/>
       </w:rPr>
     </w:tblStylePr>
     <w:tblStylePr w:type="lastCol">
       <w:rPr>
+        <w:rFonts w:eastAsia="黑体"/>
         <w:b/>
         <w:bCs/>
       </w:rPr>
@@ -10388,12 +10953,14 @@
     </w:tcPr>
     <w:tblStylePr w:type="firstRow">
       <w:rPr>
+        <w:rFonts w:eastAsia="黑体"/>
         <w:b/>
         <w:bCs/>
       </w:rPr>
     </w:tblStylePr>
     <w:tblStylePr w:type="lastRow">
       <w:rPr>
+        <w:rFonts w:eastAsia="黑体"/>
         <w:b/>
         <w:bCs/>
       </w:rPr>
@@ -10406,12 +10973,14 @@
     </w:tblStylePr>
     <w:tblStylePr w:type="firstCol">
       <w:rPr>
+        <w:rFonts w:eastAsia="黑体"/>
         <w:b/>
         <w:bCs/>
       </w:rPr>
     </w:tblStylePr>
     <w:tblStylePr w:type="lastCol">
       <w:rPr>
+        <w:rFonts w:eastAsia="黑体"/>
         <w:b/>
         <w:bCs/>
       </w:rPr>
@@ -10461,12 +11030,14 @@
     </w:tcPr>
     <w:tblStylePr w:type="firstRow">
       <w:rPr>
+        <w:rFonts w:eastAsia="黑体"/>
         <w:b/>
         <w:bCs/>
       </w:rPr>
     </w:tblStylePr>
     <w:tblStylePr w:type="lastRow">
       <w:rPr>
+        <w:rFonts w:eastAsia="黑体"/>
         <w:b/>
         <w:bCs/>
       </w:rPr>
@@ -10479,12 +11050,14 @@
     </w:tblStylePr>
     <w:tblStylePr w:type="firstCol">
       <w:rPr>
+        <w:rFonts w:eastAsia="黑体"/>
         <w:b/>
         <w:bCs/>
       </w:rPr>
     </w:tblStylePr>
     <w:tblStylePr w:type="lastCol">
       <w:rPr>
+        <w:rFonts w:eastAsia="黑体"/>
         <w:b/>
         <w:bCs/>
       </w:rPr>
@@ -10534,12 +11107,14 @@
     </w:tcPr>
     <w:tblStylePr w:type="firstRow">
       <w:rPr>
+        <w:rFonts w:eastAsia="黑体"/>
         <w:b/>
         <w:bCs/>
       </w:rPr>
     </w:tblStylePr>
     <w:tblStylePr w:type="lastRow">
       <w:rPr>
+        <w:rFonts w:eastAsia="黑体"/>
         <w:b/>
         <w:bCs/>
       </w:rPr>
@@ -10552,12 +11127,14 @@
     </w:tblStylePr>
     <w:tblStylePr w:type="firstCol">
       <w:rPr>
+        <w:rFonts w:eastAsia="黑体"/>
         <w:b/>
         <w:bCs/>
       </w:rPr>
     </w:tblStylePr>
     <w:tblStylePr w:type="lastCol">
       <w:rPr>
+        <w:rFonts w:eastAsia="黑体"/>
         <w:b/>
         <w:bCs/>
       </w:rPr>
@@ -10607,12 +11184,14 @@
     </w:tcPr>
     <w:tblStylePr w:type="firstRow">
       <w:rPr>
+        <w:rFonts w:eastAsia="黑体"/>
         <w:b/>
         <w:bCs/>
       </w:rPr>
     </w:tblStylePr>
     <w:tblStylePr w:type="lastRow">
       <w:rPr>
+        <w:rFonts w:eastAsia="黑体"/>
         <w:b/>
         <w:bCs/>
       </w:rPr>
@@ -10625,12 +11204,14 @@
     </w:tblStylePr>
     <w:tblStylePr w:type="firstCol">
       <w:rPr>
+        <w:rFonts w:eastAsia="黑体"/>
         <w:b/>
         <w:bCs/>
       </w:rPr>
     </w:tblStylePr>
     <w:tblStylePr w:type="lastCol">
       <w:rPr>
+        <w:rFonts w:eastAsia="黑体"/>
         <w:b/>
         <w:bCs/>
       </w:rPr>
@@ -10657,7 +11238,7 @@
       <w:spacing w:after="0" w:line="240" w:lineRule="auto"/>
     </w:pPr>
     <w:rPr>
-      <w:rFonts w:asciiTheme="majorHAnsi" w:cstheme="majorBidi" w:eastAsiaTheme="majorEastAsia" w:hAnsiTheme="majorHAnsi"/>
+      <w:rFonts w:asciiTheme="majorHAnsi" w:cstheme="majorBidi" w:hAnsiTheme="majorHAnsi" w:eastAsia="黑体"/>
       <w:color w:themeColor="text1" w:val="000000"/>
     </w:rPr>
     <w:tblPr>
@@ -10684,6 +11265,7 @@
     </w:tcPr>
     <w:tblStylePr w:type="firstRow">
       <w:rPr>
+        <w:rFonts w:eastAsia="黑体"/>
         <w:b/>
         <w:bCs/>
         <w:color w:themeColor="text1" w:val="000000"/>
@@ -10695,6 +11277,7 @@
     </w:tblStylePr>
     <w:tblStylePr w:type="lastRow">
       <w:rPr>
+        <w:rFonts w:eastAsia="黑体"/>
         <w:b/>
         <w:bCs/>
         <w:color w:themeColor="text1" w:val="000000"/>
@@ -10714,6 +11297,7 @@
     </w:tblStylePr>
     <w:tblStylePr w:type="firstCol">
       <w:rPr>
+        <w:rFonts w:eastAsia="黑体"/>
         <w:b/>
         <w:bCs/>
         <w:color w:themeColor="text1" w:val="000000"/>
@@ -10733,6 +11317,7 @@
     </w:tblStylePr>
     <w:tblStylePr w:type="lastCol">
       <w:rPr>
+        <w:rFonts w:eastAsia="黑体"/>
         <w:b w:val="0"/>
         <w:bCs w:val="0"/>
         <w:color w:themeColor="text1" w:val="000000"/>
@@ -10782,7 +11367,7 @@
       <w:spacing w:after="0" w:line="240" w:lineRule="auto"/>
     </w:pPr>
     <w:rPr>
-      <w:rFonts w:asciiTheme="majorHAnsi" w:cstheme="majorBidi" w:eastAsiaTheme="majorEastAsia" w:hAnsiTheme="majorHAnsi"/>
+      <w:rFonts w:asciiTheme="majorHAnsi" w:cstheme="majorBidi" w:hAnsiTheme="majorHAnsi" w:eastAsia="黑体"/>
       <w:color w:themeColor="text1" w:val="000000"/>
     </w:rPr>
     <w:tblPr>
@@ -10809,6 +11394,7 @@
     </w:tcPr>
     <w:tblStylePr w:type="firstRow">
       <w:rPr>
+        <w:rFonts w:eastAsia="黑体"/>
         <w:b/>
         <w:bCs/>
         <w:color w:themeColor="text1" w:val="000000"/>
@@ -10820,6 +11406,7 @@
     </w:tblStylePr>
     <w:tblStylePr w:type="lastRow">
       <w:rPr>
+        <w:rFonts w:eastAsia="黑体"/>
         <w:b/>
         <w:bCs/>
         <w:color w:themeColor="text1" w:val="000000"/>
@@ -10839,6 +11426,7 @@
     </w:tblStylePr>
     <w:tblStylePr w:type="firstCol">
       <w:rPr>
+        <w:rFonts w:eastAsia="黑体"/>
         <w:b/>
         <w:bCs/>
         <w:color w:themeColor="text1" w:val="000000"/>
@@ -10858,6 +11446,7 @@
     </w:tblStylePr>
     <w:tblStylePr w:type="lastCol">
       <w:rPr>
+        <w:rFonts w:eastAsia="黑体"/>
         <w:b w:val="0"/>
         <w:bCs w:val="0"/>
         <w:color w:themeColor="text1" w:val="000000"/>
@@ -10907,7 +11496,7 @@
       <w:spacing w:after="0" w:line="240" w:lineRule="auto"/>
     </w:pPr>
     <w:rPr>
-      <w:rFonts w:asciiTheme="majorHAnsi" w:cstheme="majorBidi" w:eastAsiaTheme="majorEastAsia" w:hAnsiTheme="majorHAnsi"/>
+      <w:rFonts w:asciiTheme="majorHAnsi" w:cstheme="majorBidi" w:hAnsiTheme="majorHAnsi" w:eastAsia="黑体"/>
       <w:color w:themeColor="text1" w:val="000000"/>
     </w:rPr>
     <w:tblPr>
@@ -10934,6 +11523,7 @@
     </w:tcPr>
     <w:tblStylePr w:type="firstRow">
       <w:rPr>
+        <w:rFonts w:eastAsia="黑体"/>
         <w:b/>
         <w:bCs/>
         <w:color w:themeColor="text1" w:val="000000"/>
@@ -10945,6 +11535,7 @@
     </w:tblStylePr>
     <w:tblStylePr w:type="lastRow">
       <w:rPr>
+        <w:rFonts w:eastAsia="黑体"/>
         <w:b/>
         <w:bCs/>
         <w:color w:themeColor="text1" w:val="000000"/>
@@ -10964,6 +11555,7 @@
     </w:tblStylePr>
     <w:tblStylePr w:type="firstCol">
       <w:rPr>
+        <w:rFonts w:eastAsia="黑体"/>
         <w:b/>
         <w:bCs/>
         <w:color w:themeColor="text1" w:val="000000"/>
@@ -10983,6 +11575,7 @@
     </w:tblStylePr>
     <w:tblStylePr w:type="lastCol">
       <w:rPr>
+        <w:rFonts w:eastAsia="黑体"/>
         <w:b w:val="0"/>
         <w:bCs w:val="0"/>
         <w:color w:themeColor="text1" w:val="000000"/>
@@ -11032,7 +11625,7 @@
       <w:spacing w:after="0" w:line="240" w:lineRule="auto"/>
     </w:pPr>
     <w:rPr>
-      <w:rFonts w:asciiTheme="majorHAnsi" w:cstheme="majorBidi" w:eastAsiaTheme="majorEastAsia" w:hAnsiTheme="majorHAnsi"/>
+      <w:rFonts w:asciiTheme="majorHAnsi" w:cstheme="majorBidi" w:hAnsiTheme="majorHAnsi" w:eastAsia="黑体"/>
       <w:color w:themeColor="text1" w:val="000000"/>
     </w:rPr>
     <w:tblPr>
@@ -11059,6 +11652,7 @@
     </w:tcPr>
     <w:tblStylePr w:type="firstRow">
       <w:rPr>
+        <w:rFonts w:eastAsia="黑体"/>
         <w:b/>
         <w:bCs/>
         <w:color w:themeColor="text1" w:val="000000"/>
@@ -11070,6 +11664,7 @@
     </w:tblStylePr>
     <w:tblStylePr w:type="lastRow">
       <w:rPr>
+        <w:rFonts w:eastAsia="黑体"/>
         <w:b/>
         <w:bCs/>
         <w:color w:themeColor="text1" w:val="000000"/>
@@ -11089,6 +11684,7 @@
     </w:tblStylePr>
     <w:tblStylePr w:type="firstCol">
       <w:rPr>
+        <w:rFonts w:eastAsia="黑体"/>
         <w:b/>
         <w:bCs/>
         <w:color w:themeColor="text1" w:val="000000"/>
@@ -11108,6 +11704,7 @@
     </w:tblStylePr>
     <w:tblStylePr w:type="lastCol">
       <w:rPr>
+        <w:rFonts w:eastAsia="黑体"/>
         <w:b w:val="0"/>
         <w:bCs w:val="0"/>
         <w:color w:themeColor="text1" w:val="000000"/>
@@ -11157,7 +11754,7 @@
       <w:spacing w:after="0" w:line="240" w:lineRule="auto"/>
     </w:pPr>
     <w:rPr>
-      <w:rFonts w:asciiTheme="majorHAnsi" w:cstheme="majorBidi" w:eastAsiaTheme="majorEastAsia" w:hAnsiTheme="majorHAnsi"/>
+      <w:rFonts w:asciiTheme="majorHAnsi" w:cstheme="majorBidi" w:hAnsiTheme="majorHAnsi" w:eastAsia="黑体"/>
       <w:color w:themeColor="text1" w:val="000000"/>
     </w:rPr>
     <w:tblPr>
@@ -11184,6 +11781,7 @@
     </w:tcPr>
     <w:tblStylePr w:type="firstRow">
       <w:rPr>
+        <w:rFonts w:eastAsia="黑体"/>
         <w:b/>
         <w:bCs/>
         <w:color w:themeColor="text1" w:val="000000"/>
@@ -11195,6 +11793,7 @@
     </w:tblStylePr>
     <w:tblStylePr w:type="lastRow">
       <w:rPr>
+        <w:rFonts w:eastAsia="黑体"/>
         <w:b/>
         <w:bCs/>
         <w:color w:themeColor="text1" w:val="000000"/>
@@ -11214,6 +11813,7 @@
     </w:tblStylePr>
     <w:tblStylePr w:type="firstCol">
       <w:rPr>
+        <w:rFonts w:eastAsia="黑体"/>
         <w:b/>
         <w:bCs/>
         <w:color w:themeColor="text1" w:val="000000"/>
@@ -11233,6 +11833,7 @@
     </w:tblStylePr>
     <w:tblStylePr w:type="lastCol">
       <w:rPr>
+        <w:rFonts w:eastAsia="黑体"/>
         <w:b w:val="0"/>
         <w:bCs w:val="0"/>
         <w:color w:themeColor="text1" w:val="000000"/>
@@ -11282,7 +11883,7 @@
       <w:spacing w:after="0" w:line="240" w:lineRule="auto"/>
     </w:pPr>
     <w:rPr>
-      <w:rFonts w:asciiTheme="majorHAnsi" w:cstheme="majorBidi" w:eastAsiaTheme="majorEastAsia" w:hAnsiTheme="majorHAnsi"/>
+      <w:rFonts w:asciiTheme="majorHAnsi" w:cstheme="majorBidi" w:hAnsiTheme="majorHAnsi" w:eastAsia="黑体"/>
       <w:color w:themeColor="text1" w:val="000000"/>
     </w:rPr>
     <w:tblPr>
@@ -11309,6 +11910,7 @@
     </w:tcPr>
     <w:tblStylePr w:type="firstRow">
       <w:rPr>
+        <w:rFonts w:eastAsia="黑体"/>
         <w:b/>
         <w:bCs/>
         <w:color w:themeColor="text1" w:val="000000"/>
@@ -11320,6 +11922,7 @@
     </w:tblStylePr>
     <w:tblStylePr w:type="lastRow">
       <w:rPr>
+        <w:rFonts w:eastAsia="黑体"/>
         <w:b/>
         <w:bCs/>
         <w:color w:themeColor="text1" w:val="000000"/>
@@ -11339,6 +11942,7 @@
     </w:tblStylePr>
     <w:tblStylePr w:type="firstCol">
       <w:rPr>
+        <w:rFonts w:eastAsia="黑体"/>
         <w:b/>
         <w:bCs/>
         <w:color w:themeColor="text1" w:val="000000"/>
@@ -11358,6 +11962,7 @@
     </w:tblStylePr>
     <w:tblStylePr w:type="lastCol">
       <w:rPr>
+        <w:rFonts w:eastAsia="黑体"/>
         <w:b w:val="0"/>
         <w:bCs w:val="0"/>
         <w:color w:themeColor="text1" w:val="000000"/>
@@ -11407,7 +12012,7 @@
       <w:spacing w:after="0" w:line="240" w:lineRule="auto"/>
     </w:pPr>
     <w:rPr>
-      <w:rFonts w:asciiTheme="majorHAnsi" w:cstheme="majorBidi" w:eastAsiaTheme="majorEastAsia" w:hAnsiTheme="majorHAnsi"/>
+      <w:rFonts w:asciiTheme="majorHAnsi" w:cstheme="majorBidi" w:hAnsiTheme="majorHAnsi" w:eastAsia="黑体"/>
       <w:color w:themeColor="text1" w:val="000000"/>
     </w:rPr>
     <w:tblPr>
@@ -11434,6 +12039,7 @@
     </w:tcPr>
     <w:tblStylePr w:type="firstRow">
       <w:rPr>
+        <w:rFonts w:eastAsia="黑体"/>
         <w:b/>
         <w:bCs/>
         <w:color w:themeColor="text1" w:val="000000"/>
@@ -11445,6 +12051,7 @@
     </w:tblStylePr>
     <w:tblStylePr w:type="lastRow">
       <w:rPr>
+        <w:rFonts w:eastAsia="黑体"/>
         <w:b/>
         <w:bCs/>
         <w:color w:themeColor="text1" w:val="000000"/>
@@ -11464,6 +12071,7 @@
     </w:tblStylePr>
     <w:tblStylePr w:type="firstCol">
       <w:rPr>
+        <w:rFonts w:eastAsia="黑体"/>
         <w:b/>
         <w:bCs/>
         <w:color w:themeColor="text1" w:val="000000"/>
@@ -11483,6 +12091,7 @@
     </w:tblStylePr>
     <w:tblStylePr w:type="lastCol">
       <w:rPr>
+        <w:rFonts w:eastAsia="黑体"/>
         <w:b w:val="0"/>
         <w:bCs w:val="0"/>
         <w:color w:themeColor="text1" w:val="000000"/>
@@ -11555,6 +12164,7 @@
     </w:tcPr>
     <w:tblStylePr w:type="firstRow">
       <w:rPr>
+        <w:rFonts w:eastAsia="黑体"/>
         <w:b/>
         <w:bCs/>
         <w:i w:val="0"/>
@@ -11576,6 +12186,7 @@
     </w:tblStylePr>
     <w:tblStylePr w:type="lastRow">
       <w:rPr>
+        <w:rFonts w:eastAsia="黑体"/>
         <w:b/>
         <w:bCs/>
         <w:i w:val="0"/>
@@ -11597,6 +12208,7 @@
     </w:tblStylePr>
     <w:tblStylePr w:type="firstCol">
       <w:rPr>
+        <w:rFonts w:eastAsia="黑体"/>
         <w:b/>
         <w:bCs/>
         <w:i w:val="0"/>
@@ -11616,6 +12228,7 @@
     </w:tblStylePr>
     <w:tblStylePr w:type="lastCol">
       <w:rPr>
+        <w:rFonts w:eastAsia="黑体"/>
         <w:b/>
         <w:bCs/>
         <w:i w:val="0"/>
@@ -11696,6 +12309,7 @@
     </w:tcPr>
     <w:tblStylePr w:type="firstRow">
       <w:rPr>
+        <w:rFonts w:eastAsia="黑体"/>
         <w:b/>
         <w:bCs/>
         <w:i w:val="0"/>
@@ -11717,6 +12331,7 @@
     </w:tblStylePr>
     <w:tblStylePr w:type="lastRow">
       <w:rPr>
+        <w:rFonts w:eastAsia="黑体"/>
         <w:b/>
         <w:bCs/>
         <w:i w:val="0"/>
@@ -11738,6 +12353,7 @@
     </w:tblStylePr>
     <w:tblStylePr w:type="firstCol">
       <w:rPr>
+        <w:rFonts w:eastAsia="黑体"/>
         <w:b/>
         <w:bCs/>
         <w:i w:val="0"/>
@@ -11757,6 +12373,7 @@
     </w:tblStylePr>
     <w:tblStylePr w:type="lastCol">
       <w:rPr>
+        <w:rFonts w:eastAsia="黑体"/>
         <w:b/>
         <w:bCs/>
         <w:i w:val="0"/>
@@ -11837,6 +12454,7 @@
     </w:tcPr>
     <w:tblStylePr w:type="firstRow">
       <w:rPr>
+        <w:rFonts w:eastAsia="黑体"/>
         <w:b/>
         <w:bCs/>
         <w:i w:val="0"/>
@@ -11858,6 +12476,7 @@
     </w:tblStylePr>
     <w:tblStylePr w:type="lastRow">
       <w:rPr>
+        <w:rFonts w:eastAsia="黑体"/>
         <w:b/>
         <w:bCs/>
         <w:i w:val="0"/>
@@ -11879,6 +12498,7 @@
     </w:tblStylePr>
     <w:tblStylePr w:type="firstCol">
       <w:rPr>
+        <w:rFonts w:eastAsia="黑体"/>
         <w:b/>
         <w:bCs/>
         <w:i w:val="0"/>
@@ -11898,6 +12518,7 @@
     </w:tblStylePr>
     <w:tblStylePr w:type="lastCol">
       <w:rPr>
+        <w:rFonts w:eastAsia="黑体"/>
         <w:b/>
         <w:bCs/>
         <w:i w:val="0"/>
@@ -11978,6 +12599,7 @@
     </w:tcPr>
     <w:tblStylePr w:type="firstRow">
       <w:rPr>
+        <w:rFonts w:eastAsia="黑体"/>
         <w:b/>
         <w:bCs/>
         <w:i w:val="0"/>
@@ -11999,6 +12621,7 @@
     </w:tblStylePr>
     <w:tblStylePr w:type="lastRow">
       <w:rPr>
+        <w:rFonts w:eastAsia="黑体"/>
         <w:b/>
         <w:bCs/>
         <w:i w:val="0"/>
@@ -12020,6 +12643,7 @@
     </w:tblStylePr>
     <w:tblStylePr w:type="firstCol">
       <w:rPr>
+        <w:rFonts w:eastAsia="黑体"/>
         <w:b/>
         <w:bCs/>
         <w:i w:val="0"/>
@@ -12039,6 +12663,7 @@
     </w:tblStylePr>
     <w:tblStylePr w:type="lastCol">
       <w:rPr>
+        <w:rFonts w:eastAsia="黑体"/>
         <w:b/>
         <w:bCs/>
         <w:i w:val="0"/>
@@ -12119,6 +12744,7 @@
     </w:tcPr>
     <w:tblStylePr w:type="firstRow">
       <w:rPr>
+        <w:rFonts w:eastAsia="黑体"/>
         <w:b/>
         <w:bCs/>
         <w:i w:val="0"/>
@@ -12140,6 +12766,7 @@
     </w:tblStylePr>
     <w:tblStylePr w:type="lastRow">
       <w:rPr>
+        <w:rFonts w:eastAsia="黑体"/>
         <w:b/>
         <w:bCs/>
         <w:i w:val="0"/>
@@ -12161,6 +12788,7 @@
     </w:tblStylePr>
     <w:tblStylePr w:type="firstCol">
       <w:rPr>
+        <w:rFonts w:eastAsia="黑体"/>
         <w:b/>
         <w:bCs/>
         <w:i w:val="0"/>
@@ -12180,6 +12808,7 @@
     </w:tblStylePr>
     <w:tblStylePr w:type="lastCol">
       <w:rPr>
+        <w:rFonts w:eastAsia="黑体"/>
         <w:b/>
         <w:bCs/>
         <w:i w:val="0"/>
@@ -12260,6 +12889,7 @@
     </w:tcPr>
     <w:tblStylePr w:type="firstRow">
       <w:rPr>
+        <w:rFonts w:eastAsia="黑体"/>
         <w:b/>
         <w:bCs/>
         <w:i w:val="0"/>
@@ -12281,6 +12911,7 @@
     </w:tblStylePr>
     <w:tblStylePr w:type="lastRow">
       <w:rPr>
+        <w:rFonts w:eastAsia="黑体"/>
         <w:b/>
         <w:bCs/>
         <w:i w:val="0"/>
@@ -12302,6 +12933,7 @@
     </w:tblStylePr>
     <w:tblStylePr w:type="firstCol">
       <w:rPr>
+        <w:rFonts w:eastAsia="黑体"/>
         <w:b/>
         <w:bCs/>
         <w:i w:val="0"/>
@@ -12321,6 +12953,7 @@
     </w:tblStylePr>
     <w:tblStylePr w:type="lastCol">
       <w:rPr>
+        <w:rFonts w:eastAsia="黑体"/>
         <w:b/>
         <w:bCs/>
         <w:i w:val="0"/>
@@ -12401,6 +13034,7 @@
     </w:tcPr>
     <w:tblStylePr w:type="firstRow">
       <w:rPr>
+        <w:rFonts w:eastAsia="黑体"/>
         <w:b/>
         <w:bCs/>
         <w:i w:val="0"/>
@@ -12422,6 +13056,7 @@
     </w:tblStylePr>
     <w:tblStylePr w:type="lastRow">
       <w:rPr>
+        <w:rFonts w:eastAsia="黑体"/>
         <w:b/>
         <w:bCs/>
         <w:i w:val="0"/>
@@ -12443,6 +13078,7 @@
     </w:tblStylePr>
     <w:tblStylePr w:type="firstCol">
       <w:rPr>
+        <w:rFonts w:eastAsia="黑体"/>
         <w:b/>
         <w:bCs/>
         <w:i w:val="0"/>
@@ -12462,6 +13098,7 @@
     </w:tblStylePr>
     <w:tblStylePr w:type="lastCol">
       <w:rPr>
+        <w:rFonts w:eastAsia="黑体"/>
         <w:b/>
         <w:bCs/>
         <w:i w:val="0"/>
@@ -12519,6 +13156,7 @@
       <w:spacing w:after="0" w:line="240" w:lineRule="auto"/>
     </w:pPr>
     <w:rPr>
+      <w:rFonts w:eastAsia="黑体"/>
       <w:color w:themeColor="background1" w:val="FFFFFF"/>
     </w:rPr>
     <w:tblPr>
@@ -12537,6 +13175,7 @@
     </w:tcPr>
     <w:tblStylePr w:type="firstRow">
       <w:rPr>
+        <w:rFonts w:eastAsia="黑体"/>
         <w:b/>
         <w:bCs/>
       </w:rPr>
@@ -12633,6 +13272,7 @@
       <w:spacing w:after="0" w:line="240" w:lineRule="auto"/>
     </w:pPr>
     <w:rPr>
+      <w:rFonts w:eastAsia="黑体"/>
       <w:color w:themeColor="background1" w:val="FFFFFF"/>
     </w:rPr>
     <w:tblPr>
@@ -12651,6 +13291,7 @@
     </w:tcPr>
     <w:tblStylePr w:type="firstRow">
       <w:rPr>
+        <w:rFonts w:eastAsia="黑体"/>
         <w:b/>
         <w:bCs/>
       </w:rPr>
@@ -12747,6 +13388,7 @@
       <w:spacing w:after="0" w:line="240" w:lineRule="auto"/>
     </w:pPr>
     <w:rPr>
+      <w:rFonts w:eastAsia="黑体"/>
       <w:color w:themeColor="background1" w:val="FFFFFF"/>
     </w:rPr>
     <w:tblPr>
@@ -12765,6 +13407,7 @@
     </w:tcPr>
     <w:tblStylePr w:type="firstRow">
       <w:rPr>
+        <w:rFonts w:eastAsia="黑体"/>
         <w:b/>
         <w:bCs/>
       </w:rPr>
@@ -12861,6 +13504,7 @@
       <w:spacing w:after="0" w:line="240" w:lineRule="auto"/>
     </w:pPr>
     <w:rPr>
+      <w:rFonts w:eastAsia="黑体"/>
       <w:color w:themeColor="background1" w:val="FFFFFF"/>
     </w:rPr>
     <w:tblPr>
@@ -12879,6 +13523,7 @@
     </w:tcPr>
     <w:tblStylePr w:type="firstRow">
       <w:rPr>
+        <w:rFonts w:eastAsia="黑体"/>
         <w:b/>
         <w:bCs/>
       </w:rPr>
@@ -12975,6 +13620,7 @@
       <w:spacing w:after="0" w:line="240" w:lineRule="auto"/>
     </w:pPr>
     <w:rPr>
+      <w:rFonts w:eastAsia="黑体"/>
       <w:color w:themeColor="background1" w:val="FFFFFF"/>
     </w:rPr>
     <w:tblPr>
@@ -12993,6 +13639,7 @@
     </w:tcPr>
     <w:tblStylePr w:type="firstRow">
       <w:rPr>
+        <w:rFonts w:eastAsia="黑体"/>
         <w:b/>
         <w:bCs/>
       </w:rPr>
@@ -13089,6 +13736,7 @@
       <w:spacing w:after="0" w:line="240" w:lineRule="auto"/>
     </w:pPr>
     <w:rPr>
+      <w:rFonts w:eastAsia="黑体"/>
       <w:color w:themeColor="background1" w:val="FFFFFF"/>
     </w:rPr>
     <w:tblPr>
@@ -13107,6 +13755,7 @@
     </w:tcPr>
     <w:tblStylePr w:type="firstRow">
       <w:rPr>
+        <w:rFonts w:eastAsia="黑体"/>
         <w:b/>
         <w:bCs/>
       </w:rPr>
@@ -13203,6 +13852,7 @@
       <w:spacing w:after="0" w:line="240" w:lineRule="auto"/>
     </w:pPr>
     <w:rPr>
+      <w:rFonts w:eastAsia="黑体"/>
       <w:color w:themeColor="background1" w:val="FFFFFF"/>
     </w:rPr>
     <w:tblPr>
@@ -13221,6 +13871,7 @@
     </w:tcPr>
     <w:tblStylePr w:type="firstRow">
       <w:rPr>
+        <w:rFonts w:eastAsia="黑体"/>
         <w:b/>
         <w:bCs/>
       </w:rPr>
@@ -13317,6 +13968,7 @@
       <w:spacing w:after="0" w:line="240" w:lineRule="auto"/>
     </w:pPr>
     <w:rPr>
+      <w:rFonts w:eastAsia="黑体"/>
       <w:color w:themeColor="text1" w:val="000000"/>
     </w:rPr>
     <w:tblPr>
@@ -13343,6 +13995,7 @@
     </w:tcPr>
     <w:tblStylePr w:type="firstRow">
       <w:rPr>
+        <w:rFonts w:eastAsia="黑体"/>
         <w:b/>
         <w:bCs/>
       </w:rPr>
@@ -13361,6 +14014,7 @@
     </w:tblStylePr>
     <w:tblStylePr w:type="lastRow">
       <w:rPr>
+        <w:rFonts w:eastAsia="黑体"/>
         <w:b/>
         <w:bCs/>
         <w:color w:themeColor="background1" w:val="FFFFFF"/>
@@ -13375,6 +14029,7 @@
     </w:tblStylePr>
     <w:tblStylePr w:type="firstCol">
       <w:rPr>
+        <w:rFonts w:eastAsia="黑体"/>
         <w:color w:themeColor="background1" w:val="FFFFFF"/>
       </w:rPr>
       <w:tblPr/>
@@ -13392,6 +14047,7 @@
     </w:tblStylePr>
     <w:tblStylePr w:type="lastCol">
       <w:rPr>
+        <w:rFonts w:eastAsia="黑体"/>
         <w:color w:themeColor="background1" w:val="FFFFFF"/>
       </w:rPr>
       <w:tblPr/>
@@ -13421,11 +14077,13 @@
     </w:tblStylePr>
     <w:tblStylePr w:type="neCell">
       <w:rPr>
+        <w:rFonts w:eastAsia="黑体"/>
         <w:color w:themeColor="text1" w:val="000000"/>
       </w:rPr>
     </w:tblStylePr>
     <w:tblStylePr w:type="nwCell">
       <w:rPr>
+        <w:rFonts w:eastAsia="黑体"/>
         <w:color w:themeColor="text1" w:val="000000"/>
       </w:rPr>
     </w:tblStylePr>
@@ -13439,6 +14097,7 @@
       <w:spacing w:after="0" w:line="240" w:lineRule="auto"/>
     </w:pPr>
     <w:rPr>
+      <w:rFonts w:eastAsia="黑体"/>
       <w:color w:themeColor="text1" w:val="000000"/>
     </w:rPr>
     <w:tblPr>
@@ -13465,6 +14124,7 @@
     </w:tcPr>
     <w:tblStylePr w:type="firstRow">
       <w:rPr>
+        <w:rFonts w:eastAsia="黑体"/>
         <w:b/>
         <w:bCs/>
       </w:rPr>
@@ -13483,6 +14143,7 @@
     </w:tblStylePr>
     <w:tblStylePr w:type="lastRow">
       <w:rPr>
+        <w:rFonts w:eastAsia="黑体"/>
         <w:b/>
         <w:bCs/>
         <w:color w:themeColor="background1" w:val="FFFFFF"/>
@@ -13497,6 +14158,7 @@
     </w:tblStylePr>
     <w:tblStylePr w:type="firstCol">
       <w:rPr>
+        <w:rFonts w:eastAsia="黑体"/>
         <w:color w:themeColor="background1" w:val="FFFFFF"/>
       </w:rPr>
       <w:tblPr/>
@@ -13514,6 +14176,7 @@
     </w:tblStylePr>
     <w:tblStylePr w:type="lastCol">
       <w:rPr>
+        <w:rFonts w:eastAsia="黑体"/>
         <w:color w:themeColor="background1" w:val="FFFFFF"/>
       </w:rPr>
       <w:tblPr/>
@@ -13543,11 +14206,13 @@
     </w:tblStylePr>
     <w:tblStylePr w:type="neCell">
       <w:rPr>
+        <w:rFonts w:eastAsia="黑体"/>
         <w:color w:themeColor="text1" w:val="000000"/>
       </w:rPr>
     </w:tblStylePr>
     <w:tblStylePr w:type="nwCell">
       <w:rPr>
+        <w:rFonts w:eastAsia="黑体"/>
         <w:color w:themeColor="text1" w:val="000000"/>
       </w:rPr>
     </w:tblStylePr>
@@ -13561,6 +14226,7 @@
       <w:spacing w:after="0" w:line="240" w:lineRule="auto"/>
     </w:pPr>
     <w:rPr>
+      <w:rFonts w:eastAsia="黑体"/>
       <w:color w:themeColor="text1" w:val="000000"/>
     </w:rPr>
     <w:tblPr>
@@ -13587,6 +14253,7 @@
     </w:tcPr>
     <w:tblStylePr w:type="firstRow">
       <w:rPr>
+        <w:rFonts w:eastAsia="黑体"/>
         <w:b/>
         <w:bCs/>
       </w:rPr>
@@ -13605,6 +14272,7 @@
     </w:tblStylePr>
     <w:tblStylePr w:type="lastRow">
       <w:rPr>
+        <w:rFonts w:eastAsia="黑体"/>
         <w:b/>
         <w:bCs/>
         <w:color w:themeColor="background1" w:val="FFFFFF"/>
@@ -13619,6 +14287,7 @@
     </w:tblStylePr>
     <w:tblStylePr w:type="firstCol">
       <w:rPr>
+        <w:rFonts w:eastAsia="黑体"/>
         <w:color w:themeColor="background1" w:val="FFFFFF"/>
       </w:rPr>
       <w:tblPr/>
@@ -13636,6 +14305,7 @@
     </w:tblStylePr>
     <w:tblStylePr w:type="lastCol">
       <w:rPr>
+        <w:rFonts w:eastAsia="黑体"/>
         <w:color w:themeColor="background1" w:val="FFFFFF"/>
       </w:rPr>
       <w:tblPr/>
@@ -13665,11 +14335,13 @@
     </w:tblStylePr>
     <w:tblStylePr w:type="neCell">
       <w:rPr>
+        <w:rFonts w:eastAsia="黑体"/>
         <w:color w:themeColor="text1" w:val="000000"/>
       </w:rPr>
     </w:tblStylePr>
     <w:tblStylePr w:type="nwCell">
       <w:rPr>
+        <w:rFonts w:eastAsia="黑体"/>
         <w:color w:themeColor="text1" w:val="000000"/>
       </w:rPr>
     </w:tblStylePr>
@@ -13683,6 +14355,7 @@
       <w:spacing w:after="0" w:line="240" w:lineRule="auto"/>
     </w:pPr>
     <w:rPr>
+      <w:rFonts w:eastAsia="黑体"/>
       <w:color w:themeColor="text1" w:val="000000"/>
     </w:rPr>
     <w:tblPr>
@@ -13709,6 +14382,7 @@
     </w:tcPr>
     <w:tblStylePr w:type="firstRow">
       <w:rPr>
+        <w:rFonts w:eastAsia="黑体"/>
         <w:b/>
         <w:bCs/>
       </w:rPr>
@@ -13727,6 +14401,7 @@
     </w:tblStylePr>
     <w:tblStylePr w:type="lastRow">
       <w:rPr>
+        <w:rFonts w:eastAsia="黑体"/>
         <w:b/>
         <w:bCs/>
         <w:color w:themeColor="background1" w:val="FFFFFF"/>
@@ -13741,6 +14416,7 @@
     </w:tblStylePr>
     <w:tblStylePr w:type="firstCol">
       <w:rPr>
+        <w:rFonts w:eastAsia="黑体"/>
         <w:color w:themeColor="background1" w:val="FFFFFF"/>
       </w:rPr>
       <w:tblPr/>
@@ -13758,6 +14434,7 @@
     </w:tblStylePr>
     <w:tblStylePr w:type="lastCol">
       <w:rPr>
+        <w:rFonts w:eastAsia="黑体"/>
         <w:color w:themeColor="background1" w:val="FFFFFF"/>
       </w:rPr>
       <w:tblPr/>
@@ -13795,6 +14472,7 @@
       <w:spacing w:after="0" w:line="240" w:lineRule="auto"/>
     </w:pPr>
     <w:rPr>
+      <w:rFonts w:eastAsia="黑体"/>
       <w:color w:themeColor="text1" w:val="000000"/>
     </w:rPr>
     <w:tblPr>
@@ -13821,6 +14499,7 @@
     </w:tcPr>
     <w:tblStylePr w:type="firstRow">
       <w:rPr>
+        <w:rFonts w:eastAsia="黑体"/>
         <w:b/>
         <w:bCs/>
       </w:rPr>
@@ -13839,6 +14518,7 @@
     </w:tblStylePr>
     <w:tblStylePr w:type="lastRow">
       <w:rPr>
+        <w:rFonts w:eastAsia="黑体"/>
         <w:b/>
         <w:bCs/>
         <w:color w:themeColor="background1" w:val="FFFFFF"/>
@@ -13853,6 +14533,7 @@
     </w:tblStylePr>
     <w:tblStylePr w:type="firstCol">
       <w:rPr>
+        <w:rFonts w:eastAsia="黑体"/>
         <w:color w:themeColor="background1" w:val="FFFFFF"/>
       </w:rPr>
       <w:tblPr/>
@@ -13870,6 +14551,7 @@
     </w:tblStylePr>
     <w:tblStylePr w:type="lastCol">
       <w:rPr>
+        <w:rFonts w:eastAsia="黑体"/>
         <w:color w:themeColor="background1" w:val="FFFFFF"/>
       </w:rPr>
       <w:tblPr/>
@@ -13899,11 +14581,13 @@
     </w:tblStylePr>
     <w:tblStylePr w:type="neCell">
       <w:rPr>
+        <w:rFonts w:eastAsia="黑体"/>
         <w:color w:themeColor="text1" w:val="000000"/>
       </w:rPr>
     </w:tblStylePr>
     <w:tblStylePr w:type="nwCell">
       <w:rPr>
+        <w:rFonts w:eastAsia="黑体"/>
         <w:color w:themeColor="text1" w:val="000000"/>
       </w:rPr>
     </w:tblStylePr>
@@ -13917,6 +14601,7 @@
       <w:spacing w:after="0" w:line="240" w:lineRule="auto"/>
     </w:pPr>
     <w:rPr>
+      <w:rFonts w:eastAsia="黑体"/>
       <w:color w:themeColor="text1" w:val="000000"/>
     </w:rPr>
     <w:tblPr>
@@ -13943,6 +14628,7 @@
     </w:tcPr>
     <w:tblStylePr w:type="firstRow">
       <w:rPr>
+        <w:rFonts w:eastAsia="黑体"/>
         <w:b/>
         <w:bCs/>
       </w:rPr>
@@ -13961,6 +14647,7 @@
     </w:tblStylePr>
     <w:tblStylePr w:type="lastRow">
       <w:rPr>
+        <w:rFonts w:eastAsia="黑体"/>
         <w:b/>
         <w:bCs/>
         <w:color w:themeColor="background1" w:val="FFFFFF"/>
@@ -13975,6 +14662,7 @@
     </w:tblStylePr>
     <w:tblStylePr w:type="firstCol">
       <w:rPr>
+        <w:rFonts w:eastAsia="黑体"/>
         <w:color w:themeColor="background1" w:val="FFFFFF"/>
       </w:rPr>
       <w:tblPr/>
@@ -13992,6 +14680,7 @@
     </w:tblStylePr>
     <w:tblStylePr w:type="lastCol">
       <w:rPr>
+        <w:rFonts w:eastAsia="黑体"/>
         <w:color w:themeColor="background1" w:val="FFFFFF"/>
       </w:rPr>
       <w:tblPr/>
@@ -14021,11 +14710,13 @@
     </w:tblStylePr>
     <w:tblStylePr w:type="neCell">
       <w:rPr>
+        <w:rFonts w:eastAsia="黑体"/>
         <w:color w:themeColor="text1" w:val="000000"/>
       </w:rPr>
     </w:tblStylePr>
     <w:tblStylePr w:type="nwCell">
       <w:rPr>
+        <w:rFonts w:eastAsia="黑体"/>
         <w:color w:themeColor="text1" w:val="000000"/>
       </w:rPr>
     </w:tblStylePr>
@@ -14039,6 +14730,7 @@
       <w:spacing w:after="0" w:line="240" w:lineRule="auto"/>
     </w:pPr>
     <w:rPr>
+      <w:rFonts w:eastAsia="黑体"/>
       <w:color w:themeColor="text1" w:val="000000"/>
     </w:rPr>
     <w:tblPr>
@@ -14065,6 +14757,7 @@
     </w:tcPr>
     <w:tblStylePr w:type="firstRow">
       <w:rPr>
+        <w:rFonts w:eastAsia="黑体"/>
         <w:b/>
         <w:bCs/>
       </w:rPr>
@@ -14083,6 +14776,7 @@
     </w:tblStylePr>
     <w:tblStylePr w:type="lastRow">
       <w:rPr>
+        <w:rFonts w:eastAsia="黑体"/>
         <w:b/>
         <w:bCs/>
         <w:color w:themeColor="background1" w:val="FFFFFF"/>
@@ -14097,6 +14791,7 @@
     </w:tblStylePr>
     <w:tblStylePr w:type="firstCol">
       <w:rPr>
+        <w:rFonts w:eastAsia="黑体"/>
         <w:color w:themeColor="background1" w:val="FFFFFF"/>
       </w:rPr>
       <w:tblPr/>
@@ -14114,6 +14809,7 @@
     </w:tblStylePr>
     <w:tblStylePr w:type="lastCol">
       <w:rPr>
+        <w:rFonts w:eastAsia="黑体"/>
         <w:color w:themeColor="background1" w:val="FFFFFF"/>
       </w:rPr>
       <w:tblPr/>
@@ -14143,11 +14839,13 @@
     </w:tblStylePr>
     <w:tblStylePr w:type="neCell">
       <w:rPr>
+        <w:rFonts w:eastAsia="黑体"/>
         <w:color w:themeColor="text1" w:val="000000"/>
       </w:rPr>
     </w:tblStylePr>
     <w:tblStylePr w:type="nwCell">
       <w:rPr>
+        <w:rFonts w:eastAsia="黑体"/>
         <w:color w:themeColor="text1" w:val="000000"/>
       </w:rPr>
     </w:tblStylePr>
@@ -14161,6 +14859,7 @@
       <w:spacing w:after="0" w:line="240" w:lineRule="auto"/>
     </w:pPr>
     <w:rPr>
+      <w:rFonts w:eastAsia="黑体"/>
       <w:color w:themeColor="text1" w:val="000000"/>
     </w:rPr>
     <w:tblPr>
@@ -14179,6 +14878,7 @@
     </w:tcPr>
     <w:tblStylePr w:type="firstRow">
       <w:rPr>
+        <w:rFonts w:eastAsia="黑体"/>
         <w:b/>
         <w:bCs/>
         <w:color w:themeColor="background1" w:val="FFFFFF"/>
@@ -14193,6 +14893,7 @@
     </w:tblStylePr>
     <w:tblStylePr w:type="lastRow">
       <w:rPr>
+        <w:rFonts w:eastAsia="黑体"/>
         <w:b/>
         <w:bCs/>
         <w:color w:themeColor="accent2" w:themeShade="CC" w:val="9E3A38"/>
@@ -14207,12 +14908,14 @@
     </w:tblStylePr>
     <w:tblStylePr w:type="firstCol">
       <w:rPr>
+        <w:rFonts w:eastAsia="黑体"/>
         <w:b/>
         <w:bCs/>
       </w:rPr>
     </w:tblStylePr>
     <w:tblStylePr w:type="lastCol">
       <w:rPr>
+        <w:rFonts w:eastAsia="黑体"/>
         <w:b/>
         <w:bCs/>
       </w:rPr>
@@ -14247,6 +14950,7 @@
       <w:spacing w:after="0" w:line="240" w:lineRule="auto"/>
     </w:pPr>
     <w:rPr>
+      <w:rFonts w:eastAsia="黑体"/>
       <w:color w:themeColor="text1" w:val="000000"/>
     </w:rPr>
     <w:tblPr>
@@ -14265,6 +14969,7 @@
     </w:tcPr>
     <w:tblStylePr w:type="firstRow">
       <w:rPr>
+        <w:rFonts w:eastAsia="黑体"/>
         <w:b/>
         <w:bCs/>
         <w:color w:themeColor="background1" w:val="FFFFFF"/>
@@ -14279,6 +14984,7 @@
     </w:tblStylePr>
     <w:tblStylePr w:type="lastRow">
       <w:rPr>
+        <w:rFonts w:eastAsia="黑体"/>
         <w:b/>
         <w:bCs/>
         <w:color w:themeColor="accent2" w:themeShade="CC" w:val="9E3A38"/>
@@ -14293,12 +14999,14 @@
     </w:tblStylePr>
     <w:tblStylePr w:type="firstCol">
       <w:rPr>
+        <w:rFonts w:eastAsia="黑体"/>
         <w:b/>
         <w:bCs/>
       </w:rPr>
     </w:tblStylePr>
     <w:tblStylePr w:type="lastCol">
       <w:rPr>
+        <w:rFonts w:eastAsia="黑体"/>
         <w:b/>
         <w:bCs/>
       </w:rPr>
@@ -14333,6 +15041,7 @@
       <w:spacing w:after="0" w:line="240" w:lineRule="auto"/>
     </w:pPr>
     <w:rPr>
+      <w:rFonts w:eastAsia="黑体"/>
       <w:color w:themeColor="text1" w:val="000000"/>
     </w:rPr>
     <w:tblPr>
@@ -14351,6 +15060,7 @@
     </w:tcPr>
     <w:tblStylePr w:type="firstRow">
       <w:rPr>
+        <w:rFonts w:eastAsia="黑体"/>
         <w:b/>
         <w:bCs/>
         <w:color w:themeColor="background1" w:val="FFFFFF"/>
@@ -14365,6 +15075,7 @@
     </w:tblStylePr>
     <w:tblStylePr w:type="lastRow">
       <w:rPr>
+        <w:rFonts w:eastAsia="黑体"/>
         <w:b/>
         <w:bCs/>
         <w:color w:themeColor="accent2" w:themeShade="CC" w:val="9E3A38"/>
@@ -14379,12 +15090,14 @@
     </w:tblStylePr>
     <w:tblStylePr w:type="firstCol">
       <w:rPr>
+        <w:rFonts w:eastAsia="黑体"/>
         <w:b/>
         <w:bCs/>
       </w:rPr>
     </w:tblStylePr>
     <w:tblStylePr w:type="lastCol">
       <w:rPr>
+        <w:rFonts w:eastAsia="黑体"/>
         <w:b/>
         <w:bCs/>
       </w:rPr>
@@ -14419,6 +15132,7 @@
       <w:spacing w:after="0" w:line="240" w:lineRule="auto"/>
     </w:pPr>
     <w:rPr>
+      <w:rFonts w:eastAsia="黑体"/>
       <w:color w:themeColor="text1" w:val="000000"/>
     </w:rPr>
     <w:tblPr>
@@ -14437,6 +15151,7 @@
     </w:tcPr>
     <w:tblStylePr w:type="firstRow">
       <w:rPr>
+        <w:rFonts w:eastAsia="黑体"/>
         <w:b/>
         <w:bCs/>
         <w:color w:themeColor="background1" w:val="FFFFFF"/>
@@ -14451,6 +15166,7 @@
     </w:tblStylePr>
     <w:tblStylePr w:type="lastRow">
       <w:rPr>
+        <w:rFonts w:eastAsia="黑体"/>
         <w:b/>
         <w:bCs/>
         <w:color w:themeColor="accent4" w:themeShade="CC" w:val="664E82"/>
@@ -14465,12 +15181,14 @@
     </w:tblStylePr>
     <w:tblStylePr w:type="firstCol">
       <w:rPr>
+        <w:rFonts w:eastAsia="黑体"/>
         <w:b/>
         <w:bCs/>
       </w:rPr>
     </w:tblStylePr>
     <w:tblStylePr w:type="lastCol">
       <w:rPr>
+        <w:rFonts w:eastAsia="黑体"/>
         <w:b/>
         <w:bCs/>
       </w:rPr>
@@ -14505,6 +15223,7 @@
       <w:spacing w:after="0" w:line="240" w:lineRule="auto"/>
     </w:pPr>
     <w:rPr>
+      <w:rFonts w:eastAsia="黑体"/>
       <w:color w:themeColor="text1" w:val="000000"/>
     </w:rPr>
     <w:tblPr>
@@ -14523,6 +15242,7 @@
     </w:tcPr>
     <w:tblStylePr w:type="firstRow">
       <w:rPr>
+        <w:rFonts w:eastAsia="黑体"/>
         <w:b/>
         <w:bCs/>
         <w:color w:themeColor="background1" w:val="FFFFFF"/>
@@ -14537,6 +15257,7 @@
     </w:tblStylePr>
     <w:tblStylePr w:type="lastRow">
       <w:rPr>
+        <w:rFonts w:eastAsia="黑体"/>
         <w:b/>
         <w:bCs/>
         <w:color w:themeColor="accent3" w:themeShade="CC" w:val="7E9C40"/>
@@ -14551,12 +15272,14 @@
     </w:tblStylePr>
     <w:tblStylePr w:type="firstCol">
       <w:rPr>
+        <w:rFonts w:eastAsia="黑体"/>
         <w:b/>
         <w:bCs/>
       </w:rPr>
     </w:tblStylePr>
     <w:tblStylePr w:type="lastCol">
       <w:rPr>
+        <w:rFonts w:eastAsia="黑体"/>
         <w:b/>
         <w:bCs/>
       </w:rPr>
@@ -14591,6 +15314,7 @@
       <w:spacing w:after="0" w:line="240" w:lineRule="auto"/>
     </w:pPr>
     <w:rPr>
+      <w:rFonts w:eastAsia="黑体"/>
       <w:color w:themeColor="text1" w:val="000000"/>
     </w:rPr>
     <w:tblPr>
@@ -14609,6 +15333,7 @@
     </w:tcPr>
     <w:tblStylePr w:type="firstRow">
       <w:rPr>
+        <w:rFonts w:eastAsia="黑体"/>
         <w:b/>
         <w:bCs/>
         <w:color w:themeColor="background1" w:val="FFFFFF"/>
@@ -14623,6 +15348,7 @@
     </w:tblStylePr>
     <w:tblStylePr w:type="lastRow">
       <w:rPr>
+        <w:rFonts w:eastAsia="黑体"/>
         <w:b/>
         <w:bCs/>
         <w:color w:themeColor="accent6" w:themeShade="CC" w:val="F2730A"/>
@@ -14637,12 +15363,14 @@
     </w:tblStylePr>
     <w:tblStylePr w:type="firstCol">
       <w:rPr>
+        <w:rFonts w:eastAsia="黑体"/>
         <w:b/>
         <w:bCs/>
       </w:rPr>
     </w:tblStylePr>
     <w:tblStylePr w:type="lastCol">
       <w:rPr>
+        <w:rFonts w:eastAsia="黑体"/>
         <w:b/>
         <w:bCs/>
       </w:rPr>
@@ -14677,6 +15405,7 @@
       <w:spacing w:after="0" w:line="240" w:lineRule="auto"/>
     </w:pPr>
     <w:rPr>
+      <w:rFonts w:eastAsia="黑体"/>
       <w:color w:themeColor="text1" w:val="000000"/>
     </w:rPr>
     <w:tblPr>
@@ -14695,6 +15424,7 @@
     </w:tcPr>
     <w:tblStylePr w:type="firstRow">
       <w:rPr>
+        <w:rFonts w:eastAsia="黑体"/>
         <w:b/>
         <w:bCs/>
         <w:color w:themeColor="background1" w:val="FFFFFF"/>
@@ -14709,6 +15439,7 @@
     </w:tblStylePr>
     <w:tblStylePr w:type="lastRow">
       <w:rPr>
+        <w:rFonts w:eastAsia="黑体"/>
         <w:b/>
         <w:bCs/>
         <w:color w:themeColor="accent5" w:themeShade="CC" w:val="348DA5"/>
@@ -14723,12 +15454,14 @@
     </w:tblStylePr>
     <w:tblStylePr w:type="firstCol">
       <w:rPr>
+        <w:rFonts w:eastAsia="黑体"/>
         <w:b/>
         <w:bCs/>
       </w:rPr>
     </w:tblStylePr>
     <w:tblStylePr w:type="lastCol">
       <w:rPr>
+        <w:rFonts w:eastAsia="黑体"/>
         <w:b/>
         <w:bCs/>
       </w:rPr>
@@ -14763,6 +15496,7 @@
       <w:spacing w:after="0" w:line="240" w:lineRule="auto"/>
     </w:pPr>
     <w:rPr>
+      <w:rFonts w:eastAsia="黑体"/>
       <w:color w:themeColor="text1" w:val="000000"/>
     </w:rPr>
     <w:tblPr>
@@ -14784,6 +15518,7 @@
     </w:tcPr>
     <w:tblStylePr w:type="firstRow">
       <w:rPr>
+        <w:rFonts w:eastAsia="黑体"/>
         <w:b/>
         <w:bCs/>
       </w:rPr>
@@ -14794,6 +15529,7 @@
     </w:tblStylePr>
     <w:tblStylePr w:type="lastRow">
       <w:rPr>
+        <w:rFonts w:eastAsia="黑体"/>
         <w:b/>
         <w:bCs/>
         <w:color w:themeColor="text1" w:val="000000"/>
@@ -14805,6 +15541,7 @@
     </w:tblStylePr>
     <w:tblStylePr w:type="firstCol">
       <w:rPr>
+        <w:rFonts w:eastAsia="黑体"/>
         <w:color w:themeColor="background1" w:val="FFFFFF"/>
       </w:rPr>
       <w:tblPr/>
@@ -14814,6 +15551,7 @@
     </w:tblStylePr>
     <w:tblStylePr w:type="lastCol">
       <w:rPr>
+        <w:rFonts w:eastAsia="黑体"/>
         <w:color w:themeColor="background1" w:val="FFFFFF"/>
       </w:rPr>
       <w:tblPr/>
@@ -14843,6 +15581,7 @@
       <w:spacing w:after="0" w:line="240" w:lineRule="auto"/>
     </w:pPr>
     <w:rPr>
+      <w:rFonts w:eastAsia="黑体"/>
       <w:color w:themeColor="text1" w:val="000000"/>
     </w:rPr>
     <w:tblPr>
@@ -14864,6 +15603,7 @@
     </w:tcPr>
     <w:tblStylePr w:type="firstRow">
       <w:rPr>
+        <w:rFonts w:eastAsia="黑体"/>
         <w:b/>
         <w:bCs/>
       </w:rPr>
@@ -14874,6 +15614,7 @@
     </w:tblStylePr>
     <w:tblStylePr w:type="lastRow">
       <w:rPr>
+        <w:rFonts w:eastAsia="黑体"/>
         <w:b/>
         <w:bCs/>
         <w:color w:themeColor="text1" w:val="000000"/>
@@ -14885,6 +15626,7 @@
     </w:tblStylePr>
     <w:tblStylePr w:type="firstCol">
       <w:rPr>
+        <w:rFonts w:eastAsia="黑体"/>
         <w:color w:themeColor="background1" w:val="FFFFFF"/>
       </w:rPr>
       <w:tblPr/>
@@ -14894,6 +15636,7 @@
     </w:tblStylePr>
     <w:tblStylePr w:type="lastCol">
       <w:rPr>
+        <w:rFonts w:eastAsia="黑体"/>
         <w:color w:themeColor="background1" w:val="FFFFFF"/>
       </w:rPr>
       <w:tblPr/>
@@ -14923,6 +15666,7 @@
       <w:spacing w:after="0" w:line="240" w:lineRule="auto"/>
     </w:pPr>
     <w:rPr>
+      <w:rFonts w:eastAsia="黑体"/>
       <w:color w:themeColor="text1" w:val="000000"/>
     </w:rPr>
     <w:tblPr>
@@ -14944,6 +15688,7 @@
     </w:tcPr>
     <w:tblStylePr w:type="firstRow">
       <w:rPr>
+        <w:rFonts w:eastAsia="黑体"/>
         <w:b/>
         <w:bCs/>
       </w:rPr>
@@ -14954,6 +15699,7 @@
     </w:tblStylePr>
     <w:tblStylePr w:type="lastRow">
       <w:rPr>
+        <w:rFonts w:eastAsia="黑体"/>
         <w:b/>
         <w:bCs/>
         <w:color w:themeColor="text1" w:val="000000"/>
@@ -14965,6 +15711,7 @@
     </w:tblStylePr>
     <w:tblStylePr w:type="firstCol">
       <w:rPr>
+        <w:rFonts w:eastAsia="黑体"/>
         <w:color w:themeColor="background1" w:val="FFFFFF"/>
       </w:rPr>
       <w:tblPr/>
@@ -14974,6 +15721,7 @@
     </w:tblStylePr>
     <w:tblStylePr w:type="lastCol">
       <w:rPr>
+        <w:rFonts w:eastAsia="黑体"/>
         <w:color w:themeColor="background1" w:val="FFFFFF"/>
       </w:rPr>
       <w:tblPr/>
@@ -15003,6 +15751,7 @@
       <w:spacing w:after="0" w:line="240" w:lineRule="auto"/>
     </w:pPr>
     <w:rPr>
+      <w:rFonts w:eastAsia="黑体"/>
       <w:color w:themeColor="text1" w:val="000000"/>
     </w:rPr>
     <w:tblPr>
@@ -15024,6 +15773,7 @@
     </w:tcPr>
     <w:tblStylePr w:type="firstRow">
       <w:rPr>
+        <w:rFonts w:eastAsia="黑体"/>
         <w:b/>
         <w:bCs/>
       </w:rPr>
@@ -15034,6 +15784,7 @@
     </w:tblStylePr>
     <w:tblStylePr w:type="lastRow">
       <w:rPr>
+        <w:rFonts w:eastAsia="黑体"/>
         <w:b/>
         <w:bCs/>
         <w:color w:themeColor="text1" w:val="000000"/>
@@ -15045,6 +15796,7 @@
     </w:tblStylePr>
     <w:tblStylePr w:type="firstCol">
       <w:rPr>
+        <w:rFonts w:eastAsia="黑体"/>
         <w:color w:themeColor="background1" w:val="FFFFFF"/>
       </w:rPr>
       <w:tblPr/>
@@ -15054,6 +15806,7 @@
     </w:tblStylePr>
     <w:tblStylePr w:type="lastCol">
       <w:rPr>
+        <w:rFonts w:eastAsia="黑体"/>
         <w:color w:themeColor="background1" w:val="FFFFFF"/>
       </w:rPr>
       <w:tblPr/>
@@ -15083,6 +15836,7 @@
       <w:spacing w:after="0" w:line="240" w:lineRule="auto"/>
     </w:pPr>
     <w:rPr>
+      <w:rFonts w:eastAsia="黑体"/>
       <w:color w:themeColor="text1" w:val="000000"/>
     </w:rPr>
     <w:tblPr>
@@ -15104,6 +15858,7 @@
     </w:tcPr>
     <w:tblStylePr w:type="firstRow">
       <w:rPr>
+        <w:rFonts w:eastAsia="黑体"/>
         <w:b/>
         <w:bCs/>
       </w:rPr>
@@ -15114,6 +15869,7 @@
     </w:tblStylePr>
     <w:tblStylePr w:type="lastRow">
       <w:rPr>
+        <w:rFonts w:eastAsia="黑体"/>
         <w:b/>
         <w:bCs/>
         <w:color w:themeColor="text1" w:val="000000"/>
@@ -15125,6 +15881,7 @@
     </w:tblStylePr>
     <w:tblStylePr w:type="firstCol">
       <w:rPr>
+        <w:rFonts w:eastAsia="黑体"/>
         <w:color w:themeColor="background1" w:val="FFFFFF"/>
       </w:rPr>
       <w:tblPr/>
@@ -15134,6 +15891,7 @@
     </w:tblStylePr>
     <w:tblStylePr w:type="lastCol">
       <w:rPr>
+        <w:rFonts w:eastAsia="黑体"/>
         <w:color w:themeColor="background1" w:val="FFFFFF"/>
       </w:rPr>
       <w:tblPr/>
@@ -15163,6 +15921,7 @@
       <w:spacing w:after="0" w:line="240" w:lineRule="auto"/>
     </w:pPr>
     <w:rPr>
+      <w:rFonts w:eastAsia="黑体"/>
       <w:color w:themeColor="text1" w:val="000000"/>
     </w:rPr>
     <w:tblPr>
@@ -15184,6 +15943,7 @@
     </w:tcPr>
     <w:tblStylePr w:type="firstRow">
       <w:rPr>
+        <w:rFonts w:eastAsia="黑体"/>
         <w:b/>
         <w:bCs/>
       </w:rPr>
@@ -15194,6 +15954,7 @@
     </w:tblStylePr>
     <w:tblStylePr w:type="lastRow">
       <w:rPr>
+        <w:rFonts w:eastAsia="黑体"/>
         <w:b/>
         <w:bCs/>
         <w:color w:themeColor="text1" w:val="000000"/>
@@ -15205,6 +15966,7 @@
     </w:tblStylePr>
     <w:tblStylePr w:type="firstCol">
       <w:rPr>
+        <w:rFonts w:eastAsia="黑体"/>
         <w:color w:themeColor="background1" w:val="FFFFFF"/>
       </w:rPr>
       <w:tblPr/>
@@ -15214,6 +15976,7 @@
     </w:tblStylePr>
     <w:tblStylePr w:type="lastCol">
       <w:rPr>
+        <w:rFonts w:eastAsia="黑体"/>
         <w:color w:themeColor="background1" w:val="FFFFFF"/>
       </w:rPr>
       <w:tblPr/>
@@ -15243,6 +16006,7 @@
       <w:spacing w:after="0" w:line="240" w:lineRule="auto"/>
     </w:pPr>
     <w:rPr>
+      <w:rFonts w:eastAsia="黑体"/>
       <w:color w:themeColor="text1" w:val="000000"/>
     </w:rPr>
     <w:tblPr>
@@ -15264,6 +16028,7 @@
     </w:tcPr>
     <w:tblStylePr w:type="firstRow">
       <w:rPr>
+        <w:rFonts w:eastAsia="黑体"/>
         <w:b/>
         <w:bCs/>
       </w:rPr>
@@ -15274,6 +16039,7 @@
     </w:tblStylePr>
     <w:tblStylePr w:type="lastRow">
       <w:rPr>
+        <w:rFonts w:eastAsia="黑体"/>
         <w:b/>
         <w:bCs/>
         <w:color w:themeColor="text1" w:val="000000"/>
@@ -15285,6 +16051,7 @@
     </w:tblStylePr>
     <w:tblStylePr w:type="firstCol">
       <w:rPr>
+        <w:rFonts w:eastAsia="黑体"/>
         <w:color w:themeColor="background1" w:val="FFFFFF"/>
       </w:rPr>
       <w:tblPr/>
@@ -15294,6 +16061,7 @@
     </w:tblStylePr>
     <w:tblStylePr w:type="lastCol">
       <w:rPr>
+        <w:rFonts w:eastAsia="黑体"/>
         <w:color w:themeColor="background1" w:val="FFFFFF"/>
       </w:rPr>
       <w:tblPr/>
@@ -15326,6 +16094,7 @@
     <w:name w:val="KeywordTok"/>
     <w:basedOn w:val="VerbatimChar"/>
     <w:rPr>
+      <w:rFonts w:eastAsia="黑体"/>
       <w:b/>
       <w:color w:val="007020"/>
     </w:rPr>
@@ -15334,6 +16103,7 @@
     <w:name w:val="DataTypeTok"/>
     <w:basedOn w:val="VerbatimChar"/>
     <w:rPr>
+      <w:rFonts w:eastAsia="黑体"/>
       <w:color w:val="902000"/>
     </w:rPr>
   </w:style>
@@ -15341,6 +16111,7 @@
     <w:name w:val="DecValTok"/>
     <w:basedOn w:val="VerbatimChar"/>
     <w:rPr>
+      <w:rFonts w:eastAsia="黑体"/>
       <w:color w:val="40a070"/>
     </w:rPr>
   </w:style>
@@ -15348,6 +16119,7 @@
     <w:name w:val="BaseNTok"/>
     <w:basedOn w:val="VerbatimChar"/>
     <w:rPr>
+      <w:rFonts w:eastAsia="黑体"/>
       <w:color w:val="40a070"/>
     </w:rPr>
   </w:style>
@@ -15355,6 +16127,7 @@
     <w:name w:val="FloatTok"/>
     <w:basedOn w:val="VerbatimChar"/>
     <w:rPr>
+      <w:rFonts w:eastAsia="黑体"/>
       <w:color w:val="40a070"/>
     </w:rPr>
   </w:style>
@@ -15362,6 +16135,7 @@
     <w:name w:val="ConstantTok"/>
     <w:basedOn w:val="VerbatimChar"/>
     <w:rPr>
+      <w:rFonts w:eastAsia="黑体"/>
       <w:color w:val="880000"/>
     </w:rPr>
   </w:style>
@@ -15369,6 +16143,7 @@
     <w:name w:val="CharTok"/>
     <w:basedOn w:val="VerbatimChar"/>
     <w:rPr>
+      <w:rFonts w:eastAsia="黑体"/>
       <w:color w:val="4070a0"/>
     </w:rPr>
   </w:style>
@@ -15376,6 +16151,7 @@
     <w:name w:val="SpecialCharTok"/>
     <w:basedOn w:val="VerbatimChar"/>
     <w:rPr>
+      <w:rFonts w:eastAsia="黑体"/>
       <w:color w:val="4070a0"/>
     </w:rPr>
   </w:style>
@@ -15383,6 +16159,7 @@
     <w:name w:val="StringTok"/>
     <w:basedOn w:val="VerbatimChar"/>
     <w:rPr>
+      <w:rFonts w:eastAsia="黑体"/>
       <w:color w:val="4070a0"/>
     </w:rPr>
   </w:style>
@@ -15390,6 +16167,7 @@
     <w:name w:val="VerbatimStringTok"/>
     <w:basedOn w:val="VerbatimChar"/>
     <w:rPr>
+      <w:rFonts w:eastAsia="黑体"/>
       <w:color w:val="4070a0"/>
     </w:rPr>
   </w:style>
@@ -15397,6 +16175,7 @@
     <w:name w:val="SpecialStringTok"/>
     <w:basedOn w:val="VerbatimChar"/>
     <w:rPr>
+      <w:rFonts w:eastAsia="黑体"/>
       <w:color w:val="bb6688"/>
     </w:rPr>
   </w:style>
@@ -15404,6 +16183,7 @@
     <w:name w:val="ImportTok"/>
     <w:basedOn w:val="VerbatimChar"/>
     <w:rPr>
+      <w:rFonts w:eastAsia="黑体"/>
       <w:b/>
       <w:color w:val="008000"/>
     </w:rPr>
@@ -15412,6 +16192,7 @@
     <w:name w:val="CommentTok"/>
     <w:basedOn w:val="VerbatimChar"/>
     <w:rPr>
+      <w:rFonts w:eastAsia="黑体"/>
       <w:i/>
       <w:color w:val="60a0b0"/>
     </w:rPr>
@@ -15420,6 +16201,7 @@
     <w:name w:val="DocumentationTok"/>
     <w:basedOn w:val="VerbatimChar"/>
     <w:rPr>
+      <w:rFonts w:eastAsia="黑体"/>
       <w:i/>
       <w:color w:val="ba2121"/>
     </w:rPr>
@@ -15428,6 +16210,7 @@
     <w:name w:val="AnnotationTok"/>
     <w:basedOn w:val="VerbatimChar"/>
     <w:rPr>
+      <w:rFonts w:eastAsia="黑体"/>
       <w:b/>
       <w:i/>
       <w:color w:val="60a0b0"/>
@@ -15437,6 +16220,7 @@
     <w:name w:val="CommentVarTok"/>
     <w:basedOn w:val="VerbatimChar"/>
     <w:rPr>
+      <w:rFonts w:eastAsia="黑体"/>
       <w:b/>
       <w:i/>
       <w:color w:val="60a0b0"/>
@@ -15446,6 +16230,7 @@
     <w:name w:val="OtherTok"/>
     <w:basedOn w:val="VerbatimChar"/>
     <w:rPr>
+      <w:rFonts w:eastAsia="黑体"/>
       <w:color w:val="007020"/>
     </w:rPr>
   </w:style>
@@ -15453,6 +16238,7 @@
     <w:name w:val="FunctionTok"/>
     <w:basedOn w:val="VerbatimChar"/>
     <w:rPr>
+      <w:rFonts w:eastAsia="黑体"/>
       <w:color w:val="06287e"/>
     </w:rPr>
   </w:style>
@@ -15460,6 +16246,7 @@
     <w:name w:val="VariableTok"/>
     <w:basedOn w:val="VerbatimChar"/>
     <w:rPr>
+      <w:rFonts w:eastAsia="黑体"/>
       <w:color w:val="19177c"/>
     </w:rPr>
   </w:style>
@@ -15467,6 +16254,7 @@
     <w:name w:val="ControlFlowTok"/>
     <w:basedOn w:val="VerbatimChar"/>
     <w:rPr>
+      <w:rFonts w:eastAsia="黑体"/>
       <w:b/>
       <w:color w:val="007020"/>
     </w:rPr>
@@ -15475,6 +16263,7 @@
     <w:name w:val="OperatorTok"/>
     <w:basedOn w:val="VerbatimChar"/>
     <w:rPr>
+      <w:rFonts w:eastAsia="黑体"/>
       <w:color w:val="666666"/>
     </w:rPr>
   </w:style>
@@ -15482,18 +16271,22 @@
     <w:name w:val="BuiltInTok"/>
     <w:basedOn w:val="VerbatimChar"/>
     <w:rPr>
+      <w:rFonts w:eastAsia="黑体"/>
       <w:color w:val="008000"/>
     </w:rPr>
   </w:style>
   <w:style w:type="character" w:customStyle="1" w:styleId="ExtensionTok">
     <w:name w:val="ExtensionTok"/>
     <w:basedOn w:val="VerbatimChar"/>
-    <w:rPr/>
+    <w:rPr>
+      <w:rFonts w:eastAsia="黑体"/>
+    </w:rPr>
   </w:style>
   <w:style w:type="character" w:customStyle="1" w:styleId="PreprocessorTok">
     <w:name w:val="PreprocessorTok"/>
     <w:basedOn w:val="VerbatimChar"/>
     <w:rPr>
+      <w:rFonts w:eastAsia="黑体"/>
       <w:color w:val="bc7a00"/>
     </w:rPr>
   </w:style>
@@ -15501,18 +16294,22 @@
     <w:name w:val="AttributeTok"/>
     <w:basedOn w:val="VerbatimChar"/>
     <w:rPr>
+      <w:rFonts w:eastAsia="黑体"/>
       <w:color w:val="7d9029"/>
     </w:rPr>
   </w:style>
   <w:style w:type="character" w:customStyle="1" w:styleId="RegionMarkerTok">
     <w:name w:val="RegionMarkerTok"/>
     <w:basedOn w:val="VerbatimChar"/>
-    <w:rPr/>
+    <w:rPr>
+      <w:rFonts w:eastAsia="黑体"/>
+    </w:rPr>
   </w:style>
   <w:style w:type="character" w:customStyle="1" w:styleId="InformationTok">
     <w:name w:val="InformationTok"/>
     <w:basedOn w:val="VerbatimChar"/>
     <w:rPr>
+      <w:rFonts w:eastAsia="黑体"/>
       <w:b/>
       <w:i/>
       <w:color w:val="60a0b0"/>
@@ -15522,6 +16319,7 @@
     <w:name w:val="WarningTok"/>
     <w:basedOn w:val="VerbatimChar"/>
     <w:rPr>
+      <w:rFonts w:eastAsia="黑体"/>
       <w:b/>
       <w:i/>
       <w:color w:val="60a0b0"/>
@@ -15531,6 +16329,7 @@
     <w:name w:val="AlertTok"/>
     <w:basedOn w:val="VerbatimChar"/>
     <w:rPr>
+      <w:rFonts w:eastAsia="黑体"/>
       <w:b/>
       <w:color w:val="ff0000"/>
     </w:rPr>
@@ -15539,6 +16338,7 @@
     <w:name w:val="ErrorTok"/>
     <w:basedOn w:val="VerbatimChar"/>
     <w:rPr>
+      <w:rFonts w:eastAsia="黑体"/>
       <w:b/>
       <w:color w:val="ff0000"/>
     </w:rPr>
@@ -15546,7 +16346,9 @@
   <w:style w:type="character" w:customStyle="1" w:styleId="NormalTok">
     <w:name w:val="NormalTok"/>
     <w:basedOn w:val="VerbatimChar"/>
-    <w:rPr/>
+    <w:rPr>
+      <w:rFonts w:eastAsia="黑体"/>
+    </w:rPr>
   </w:style>
 </w:styles>
 </file>
@@ -15595,12 +16397,12 @@
     <a:fontScheme name="Office">
       <a:majorFont>
         <a:latin typeface="Calibri"/>
-        <a:ea typeface=""/>
+        <a:ea typeface="黑体"/>
         <a:cs typeface=""/>
         <a:font script="Jpan" typeface="ＭＳ ゴシック"/>
         <a:font script="Hang" typeface="맑은 고딕"/>
-        <a:font script="Hans" typeface="宋体"/>
-        <a:font script="Hant" typeface="新細明體"/>
+        <a:font script="Hans" typeface="黑体"/>
+        <a:font script="Hant" typeface="黑体"/>
         <a:font script="Arab" typeface="Times New Roman"/>
         <a:font script="Hebr" typeface="Times New Roman"/>
         <a:font script="Thai" typeface="Angsana New"/>
@@ -15630,12 +16432,12 @@
       </a:majorFont>
       <a:minorFont>
         <a:latin typeface="Cambria"/>
-        <a:ea typeface=""/>
+        <a:ea typeface="黑体"/>
         <a:cs typeface=""/>
         <a:font script="Jpan" typeface="ＭＳ 明朝"/>
         <a:font script="Hang" typeface="맑은 고딕"/>
-        <a:font script="Hans" typeface="宋体"/>
-        <a:font script="Hant" typeface="新細明體"/>
+        <a:font script="Hans" typeface="黑体"/>
+        <a:font script="Hant" typeface="黑体"/>
         <a:font script="Arab" typeface="Arial"/>
         <a:font script="Hebr" typeface="Arial"/>
         <a:font script="Thai" typeface="Cordia New"/>

--- a/02-放大电路/03-音频放大电路/参数均衡电路/参数均衡电路.docx
+++ b/02-放大电路/03-音频放大电路/参数均衡电路/参数均衡电路.docx
@@ -3323,7 +3323,7 @@
           <w:color w:val="555555"/>
           <w:sz w:val="21"/>
         </w:rPr>
-        <w:t>材料收集者：杜文杰，WX手机：19519196569，QQ:3478827729</w:t>
+        <w:t>材料收集者：杜文杰，微信/手机：19519196569，QQ:3478827729</w:t>
       </w:r>
     </w:p>
     <w:sectPr>
